--- a/engine/swdy_study/SWDY_Valuation_Study_10-09-2026_public.docx
+++ b/engine/swdy_study/SWDY_Valuation_Study_10-09-2026_public.docx
@@ -296,7 +296,7 @@
           <w:color w:val="1C3A36"/>
           <w:sz w:val="21"/>
         </w:rPr>
-        <w:t>On our primary construction the four lenses centre at EGP 56.25 per share against a market price of 130.00 — the price sits about +131% above the central estimate. That gap is not mainly an argument about the business; it is an argument about the discount rate. Discounted at an Egyptian cost of capital gliding 26.7% to 17.9%, the cash flows support roughly EGP 56.25. Discount the hard-currency share of those same cash flows at a hard-currency cost of capital of about 11.3% and the same model produces EGP 66.19 — still -49% against today's price, but +18% above the primary reading. The market appears to be applying something at least as generous as the second view. Both are shown, and neither is hidden inside an average.</w:t>
+        <w:t>On our primary construction the four lenses centre at EGP 59.28 per share against a market price of 130.00 — the price sits about +119% above the central estimate. That gap is not mainly an argument about the business; it is an argument about the discount rate. Discounted at an Egyptian cost of capital gliding 26.7% to 17.9%, the cash flows support roughly EGP 59.28. Discount the hard-currency share of those same cash flows at a hard-currency cost of capital of about 11.3% and the same model produces EGP 67.84 — still -48% against today's price, but +14% above the primary reading. The market appears to be applying something at least as generous as the second view. Both are shown, and neither is hidden inside an average.</w:t>
       </w:r>
     </w:p>
     <w:p>
@@ -471,7 +471,7 @@
                 <w:color w:val="1C3A36"/>
                 <w:sz w:val="17"/>
               </w:rPr>
-              <w:t>5-year FCFF, cost of capital gliding 26.7% → 17.9%, terminal growth 9%; 82% of enterprise value comes from the terminal value</w:t>
+              <w:t>5-year FCFF, cost of capital gliding 26.7% → 17.9%, terminal growth 9%; 85% of enterprise value comes from the terminal value</w:t>
             </w:r>
           </w:p>
         </w:tc>
@@ -489,7 +489,7 @@
                 <w:color w:val="1C3A36"/>
                 <w:sz w:val="17"/>
               </w:rPr>
-              <w:t>21.11 – 92.41</w:t>
+              <w:t>21.61 – 96.99</w:t>
             </w:r>
           </w:p>
         </w:tc>
@@ -507,7 +507,7 @@
                 <w:color w:val="1C3A36"/>
                 <w:sz w:val="17"/>
               </w:rPr>
-              <w:t>56.25</w:t>
+              <w:t>59.28</w:t>
             </w:r>
           </w:p>
         </w:tc>
@@ -525,7 +525,7 @@
                 <w:color w:val="1C3A36"/>
                 <w:sz w:val="17"/>
               </w:rPr>
-              <w:t>-57%</w:t>
+              <w:t>-54%</w:t>
             </w:r>
           </w:p>
         </w:tc>
@@ -580,7 +580,7 @@
                 <w:color w:val="1C3A36"/>
                 <w:sz w:val="17"/>
               </w:rPr>
-              <w:t>66.26 – 99.09</w:t>
+              <w:t>65.14 – 97.63</w:t>
             </w:r>
           </w:p>
         </w:tc>
@@ -598,7 +598,7 @@
                 <w:color w:val="1C3A36"/>
                 <w:sz w:val="17"/>
               </w:rPr>
-              <w:t>79.39</w:t>
+              <w:t>78.13</w:t>
             </w:r>
           </w:p>
         </w:tc>
@@ -616,7 +616,7 @@
                 <w:color w:val="1C3A36"/>
                 <w:sz w:val="17"/>
               </w:rPr>
-              <w:t>-39%</w:t>
+              <w:t>-40%</w:t>
             </w:r>
           </w:p>
         </w:tc>
@@ -653,7 +653,7 @@
                 <w:color w:val="1C3A36"/>
                 <w:sz w:val="17"/>
               </w:rPr>
-              <w:t>mid-cycle EBITDA margin 10.9% at a justified 9.0× P/E</w:t>
+              <w:t>mid-cycle EBITDA margin 10.7% at a justified 9.0× P/E</w:t>
             </w:r>
           </w:p>
         </w:tc>
@@ -671,7 +671,7 @@
                 <w:color w:val="1C3A36"/>
                 <w:sz w:val="17"/>
               </w:rPr>
-              <w:t>80.39 – 133.26</w:t>
+              <w:t>80.07 – 132.81</w:t>
             </w:r>
           </w:p>
         </w:tc>
@@ -689,7 +689,7 @@
                 <w:color w:val="1C3A36"/>
                 <w:sz w:val="17"/>
               </w:rPr>
-              <w:t>103.89</w:t>
+              <w:t>103.51</w:t>
             </w:r>
           </w:p>
         </w:tc>
@@ -762,7 +762,7 @@
                 <w:color w:val="1C3A36"/>
                 <w:sz w:val="17"/>
               </w:rPr>
-              <w:t>34.26 – 54.68</w:t>
+              <w:t>34.14 – 54.56</w:t>
             </w:r>
           </w:p>
         </w:tc>
@@ -780,7 +780,7 @@
                 <w:color w:val="1C3A36"/>
                 <w:sz w:val="17"/>
               </w:rPr>
-              <w:t>47.77</w:t>
+              <w:t>47.65</w:t>
             </w:r>
           </w:p>
         </w:tc>
@@ -859,7 +859,7 @@
                 <w:color w:val="1C3A36"/>
                 <w:sz w:val="17"/>
               </w:rPr>
-              <w:t>21.11 – 92.41</w:t>
+              <w:t>21.61 – 96.99</w:t>
             </w:r>
           </w:p>
         </w:tc>
@@ -879,7 +879,7 @@
                 <w:color w:val="1C3A36"/>
                 <w:sz w:val="17"/>
               </w:rPr>
-              <w:t>56.25</w:t>
+              <w:t>59.28</w:t>
             </w:r>
           </w:p>
         </w:tc>
@@ -899,7 +899,7 @@
                 <w:color w:val="1C3A36"/>
                 <w:sz w:val="17"/>
               </w:rPr>
-              <w:t>-57%</w:t>
+              <w:t>-54%</w:t>
             </w:r>
           </w:p>
         </w:tc>
@@ -972,7 +972,7 @@
                 <w:color w:val="1C3A36"/>
                 <w:sz w:val="17"/>
               </w:rPr>
-              <w:t>69.13</w:t>
+              <w:t>70.15</w:t>
             </w:r>
           </w:p>
         </w:tc>
@@ -990,7 +990,7 @@
                 <w:color w:val="1C3A36"/>
                 <w:sz w:val="17"/>
               </w:rPr>
-              <w:t>-47%</w:t>
+              <w:t>-46%</w:t>
             </w:r>
           </w:p>
         </w:tc>
@@ -1251,7 +1251,7 @@
                 <w:color w:val="1C3A36"/>
                 <w:sz w:val="17"/>
               </w:rPr>
-              <w:t>66.19</w:t>
+              <w:t>67.84</w:t>
             </w:r>
           </w:p>
         </w:tc>
@@ -1269,7 +1269,7 @@
                 <w:color w:val="1C3A36"/>
                 <w:sz w:val="17"/>
               </w:rPr>
-              <w:t>-49%</w:t>
+              <w:t>-48%</w:t>
             </w:r>
           </w:p>
         </w:tc>
@@ -1342,7 +1342,7 @@
                 <w:color w:val="1C3A36"/>
                 <w:sz w:val="17"/>
               </w:rPr>
-              <w:t>27.66</w:t>
+              <w:t>28.50</w:t>
             </w:r>
           </w:p>
         </w:tc>
@@ -1360,7 +1360,7 @@
                 <w:color w:val="1C3A36"/>
                 <w:sz w:val="17"/>
               </w:rPr>
-              <w:t>-79%</w:t>
+              <w:t>-78%</w:t>
             </w:r>
           </w:p>
         </w:tc>
@@ -1433,7 +1433,7 @@
                 <w:color w:val="1C3A36"/>
                 <w:sz w:val="17"/>
               </w:rPr>
-              <w:t>63.22</w:t>
+              <w:t>66.69</w:t>
             </w:r>
           </w:p>
         </w:tc>
@@ -1451,7 +1451,7 @@
                 <w:color w:val="1C3A36"/>
                 <w:sz w:val="17"/>
               </w:rPr>
-              <w:t>-51%</w:t>
+              <w:t>-49%</w:t>
             </w:r>
           </w:p>
         </w:tc>
@@ -1473,7 +1473,7 @@
           <w:color w:val="6E7B77"/>
           <w:sz w:val="17"/>
         </w:rPr>
-        <w:t>The alternative readings are shown so that each genuinely contested choice carries a number the reader can see, rather than being averaged silently into the headline. They are deliberately excluded from the central because each answers a different question — which currency's cost of capital applies, which column of a risk table to use, how to sequence one line of the bridge — and blending them would hide the disagreement instead of showing it. Ranges are bear-to-bull within each lens; THE CENTRAL IS THE CASH-FLOW LENS ITSELF and its range is that same lens under its own two scenarios on one clock, not a spread across four methods. Terminal value is 82% of the discounted-cash-flow enterprise value — a high share, disclosed here and again in the bridge, and the reason the terminal assumptions are stress-tested in section 1.9.</w:t>
+        <w:t>The alternative readings are shown so that each genuinely contested choice carries a number the reader can see, rather than being averaged silently into the headline. They are deliberately excluded from the central because each answers a different question — which currency's cost of capital applies, which column of a risk table to use, how to sequence one line of the bridge — and blending them would hide the disagreement instead of showing it. Ranges are bear-to-bull within each lens; THE CENTRAL IS THE CASH-FLOW LENS ITSELF and its range is that same lens under its own two scenarios on one clock, not a spread across four methods. Terminal value is 85% of the discounted-cash-flow enterprise value — a high share, disclosed here and again in the bridge, and the reason the terminal assumptions are stress-tested in section 1.9.</w:t>
       </w:r>
     </w:p>
     <w:p>
@@ -1714,7 +1714,7 @@
                 <w:color w:val="1C3A36"/>
                 <w:sz w:val="17"/>
               </w:rPr>
-              <w:t>Order book</w:t>
+              <w:t>Order book and volumes</w:t>
             </w:r>
           </w:p>
         </w:tc>
@@ -1731,7 +1731,7 @@
                 <w:color w:val="1C3A36"/>
                 <w:sz w:val="17"/>
               </w:rPr>
-              <w:t>Not disclosed in any of the audited FY2023-25 statements or the Q1-2026 interim, which are the primary sources this build is confined to. The company's quarterly earnings releases have historically disclosed order-book and volume data (the FY2024 release, for example, disclosed 167,665 tons of cable sold); those releases were not reachable from this research environment, so the forecast is built on segment revenue growth rather than a backlog figure — a cross-check against the released backlog is the first refinement to make when they become obtainable</w:t>
+              <w:t>Not disclosed in any of the audited FY2023-25 statements or the Q1-2026 interim. THE COMPANY DISCLOSES BOTH IN ITS OWN QUARTERLY EARNINGS RELEASES, and those releases are read. Engineering and construction backlog runs EGP 293bn at December 2025 and 346bn at 30 June 2026, with wires and cables 43.5bn and meters 8.8bn beside it; cable volumes run 144,997 / 156,748 / 167,665 / 185,449 tonnes over FY2022-25 and 99,239 in the reviewed half against 89,636. The volume series sets the Cables segment growth driver directly. The backlog is read and NOT burnt down: it corroborates the Constructions growth rate without producing it</w:t>
             </w:r>
           </w:p>
         </w:tc>
@@ -2210,7 +2210,7 @@
                 <w:color w:val="1C3A36"/>
                 <w:sz w:val="17"/>
               </w:rPr>
-              <w:t>438,521</w:t>
+              <w:t>441,712</w:t>
             </w:r>
           </w:p>
         </w:tc>
@@ -2228,7 +2228,7 @@
                 <w:color w:val="1C3A36"/>
                 <w:sz w:val="17"/>
               </w:rPr>
-              <w:t>497,370</w:t>
+              <w:t>506,834</w:t>
             </w:r>
           </w:p>
         </w:tc>
@@ -2246,7 +2246,7 @@
                 <w:color w:val="1C3A36"/>
                 <w:sz w:val="17"/>
               </w:rPr>
-              <w:t>552,642</w:t>
+              <w:t>573,563</w:t>
             </w:r>
           </w:p>
         </w:tc>
@@ -2264,7 +2264,7 @@
                 <w:color w:val="1C3A36"/>
                 <w:sz w:val="17"/>
               </w:rPr>
-              <w:t>604,060</w:t>
+              <w:t>643,070</w:t>
             </w:r>
           </w:p>
         </w:tc>
@@ -2319,7 +2319,7 @@
                 <w:color w:val="1C3A36"/>
                 <w:sz w:val="17"/>
               </w:rPr>
-              <w:t>215,697</w:t>
+              <w:t>216,814</w:t>
             </w:r>
           </w:p>
         </w:tc>
@@ -2337,7 +2337,7 @@
                 <w:color w:val="1C3A36"/>
                 <w:sz w:val="17"/>
               </w:rPr>
-              <w:t>246,709</w:t>
+              <w:t>250,021</w:t>
             </w:r>
           </w:p>
         </w:tc>
@@ -2355,7 +2355,7 @@
                 <w:color w:val="1C3A36"/>
                 <w:sz w:val="17"/>
               </w:rPr>
-              <w:t>275,155</w:t>
+              <w:t>282,477</w:t>
             </w:r>
           </w:p>
         </w:tc>
@@ -2373,7 +2373,7 @@
                 <w:color w:val="1C3A36"/>
                 <w:sz w:val="17"/>
               </w:rPr>
-              <w:t>300,893</w:t>
+              <w:t>314,547</w:t>
             </w:r>
           </w:p>
         </w:tc>
@@ -2428,7 +2428,7 @@
                 <w:color w:val="1C3A36"/>
                 <w:sz w:val="17"/>
               </w:rPr>
-              <w:t>222,824</w:t>
+              <w:t>224,898</w:t>
             </w:r>
           </w:p>
         </w:tc>
@@ -2446,7 +2446,7 @@
                 <w:color w:val="1C3A36"/>
                 <w:sz w:val="17"/>
               </w:rPr>
-              <w:t>250,662</w:t>
+              <w:t>256,813</w:t>
             </w:r>
           </w:p>
         </w:tc>
@@ -2464,7 +2464,7 @@
                 <w:color w:val="1C3A36"/>
                 <w:sz w:val="17"/>
               </w:rPr>
-              <w:t>277,487</w:t>
+              <w:t>291,086</w:t>
             </w:r>
           </w:p>
         </w:tc>
@@ -2482,7 +2482,7 @@
                 <w:color w:val="1C3A36"/>
                 <w:sz w:val="17"/>
               </w:rPr>
-              <w:t>303,167</w:t>
+              <w:t>328,524</w:t>
             </w:r>
           </w:p>
         </w:tc>
@@ -2519,7 +2519,7 @@
                 <w:color w:val="1C3A36"/>
                 <w:sz w:val="17"/>
               </w:rPr>
-              <w:t>38,953</w:t>
+              <w:t>38,286</w:t>
             </w:r>
           </w:p>
         </w:tc>
@@ -2537,7 +2537,7 @@
                 <w:color w:val="1C3A36"/>
                 <w:sz w:val="17"/>
               </w:rPr>
-              <w:t>47,000</w:t>
+              <w:t>46,512</w:t>
             </w:r>
           </w:p>
         </w:tc>
@@ -2555,7 +2555,7 @@
                 <w:color w:val="1C3A36"/>
                 <w:sz w:val="17"/>
               </w:rPr>
-              <w:t>54,043</w:t>
+              <w:t>54,041</w:t>
             </w:r>
           </w:p>
         </w:tc>
@@ -2573,7 +2573,7 @@
                 <w:color w:val="1C3A36"/>
                 <w:sz w:val="17"/>
               </w:rPr>
-              <w:t>60,529</w:t>
+              <w:t>61,508</w:t>
             </w:r>
           </w:p>
         </w:tc>
@@ -2591,7 +2591,7 @@
                 <w:color w:val="1C3A36"/>
                 <w:sz w:val="17"/>
               </w:rPr>
-              <w:t>66,374</w:t>
+              <w:t>68,967</w:t>
             </w:r>
           </w:p>
         </w:tc>
@@ -2628,6 +2628,24 @@
                 <w:color w:val="1C3A36"/>
                 <w:sz w:val="17"/>
               </w:rPr>
+              <w:t>10.3%</w:t>
+            </w:r>
+          </w:p>
+        </w:tc>
+        <w:tc>
+          <w:tcPr>
+            <w:tcW w:type="dxa" w:w="1426"/>
+          </w:tcPr>
+          <w:p>
+            <w:pPr>
+              <w:spacing w:after="20"/>
+              <w:jc w:val="right"/>
+            </w:pPr>
+            <w:r>
+              <w:rPr>
+                <w:color w:val="1C3A36"/>
+                <w:sz w:val="17"/>
+              </w:rPr>
               <w:t>10.5%</w:t>
             </w:r>
           </w:p>
@@ -2664,7 +2682,7 @@
                 <w:color w:val="1C3A36"/>
                 <w:sz w:val="17"/>
               </w:rPr>
-              <w:t>10.9%</w:t>
+              <w:t>10.7%</w:t>
             </w:r>
           </w:p>
         </w:tc>
@@ -2682,25 +2700,7 @@
                 <w:color w:val="1C3A36"/>
                 <w:sz w:val="17"/>
               </w:rPr>
-              <w:t>11.0%</w:t>
-            </w:r>
-          </w:p>
-        </w:tc>
-        <w:tc>
-          <w:tcPr>
-            <w:tcW w:type="dxa" w:w="1426"/>
-          </w:tcPr>
-          <w:p>
-            <w:pPr>
-              <w:spacing w:after="20"/>
-              <w:jc w:val="right"/>
-            </w:pPr>
-            <w:r>
-              <w:rPr>
-                <w:color w:val="1C3A36"/>
-                <w:sz w:val="17"/>
-              </w:rPr>
-              <w:t>11.0%</w:t>
+              <w:t>10.7%</w:t>
             </w:r>
           </w:p>
         </w:tc>
@@ -2737,7 +2737,7 @@
                 <w:color w:val="1C3A36"/>
                 <w:sz w:val="17"/>
               </w:rPr>
-              <w:t>(4,627)</w:t>
+              <w:t>(3,961)</w:t>
             </w:r>
           </w:p>
         </w:tc>
@@ -2755,7 +2755,7 @@
                 <w:color w:val="1C3A36"/>
                 <w:sz w:val="17"/>
               </w:rPr>
-              <w:t>(5,482)</w:t>
+              <w:t>(4,726)</w:t>
             </w:r>
           </w:p>
         </w:tc>
@@ -2773,7 +2773,7 @@
                 <w:color w:val="1C3A36"/>
                 <w:sz w:val="17"/>
               </w:rPr>
-              <w:t>(6,217)</w:t>
+              <w:t>(5,423)</w:t>
             </w:r>
           </w:p>
         </w:tc>
@@ -2791,7 +2791,7 @@
                 <w:color w:val="1C3A36"/>
                 <w:sz w:val="17"/>
               </w:rPr>
-              <w:t>(6,908)</w:t>
+              <w:t>(6,137)</w:t>
             </w:r>
           </w:p>
         </w:tc>
@@ -2809,7 +2809,7 @@
                 <w:color w:val="1C3A36"/>
                 <w:sz w:val="17"/>
               </w:rPr>
-              <w:t>(7,551)</w:t>
+              <w:t>(6,881)</w:t>
             </w:r>
           </w:p>
         </w:tc>
@@ -2864,7 +2864,7 @@
                 <w:color w:val="1C3A36"/>
                 <w:sz w:val="17"/>
               </w:rPr>
-              <w:t>41,518</w:t>
+              <w:t>41,785</w:t>
             </w:r>
           </w:p>
         </w:tc>
@@ -2882,7 +2882,7 @@
                 <w:color w:val="1C3A36"/>
                 <w:sz w:val="17"/>
               </w:rPr>
-              <w:t>47,826</w:t>
+              <w:t>48,618</w:t>
             </w:r>
           </w:p>
         </w:tc>
@@ -2900,7 +2900,7 @@
                 <w:color w:val="1C3A36"/>
                 <w:sz w:val="17"/>
               </w:rPr>
-              <w:t>53,621</w:t>
+              <w:t>55,371</w:t>
             </w:r>
           </w:p>
         </w:tc>
@@ -2918,7 +2918,7 @@
                 <w:color w:val="1C3A36"/>
                 <w:sz w:val="17"/>
               </w:rPr>
-              <w:t>58,823</w:t>
+              <w:t>62,086</w:t>
             </w:r>
           </w:p>
         </w:tc>
@@ -2973,7 +2973,7 @@
                 <w:color w:val="1C3A36"/>
                 <w:sz w:val="17"/>
               </w:rPr>
-              <w:t>31,346</w:t>
+              <w:t>31,548</w:t>
             </w:r>
           </w:p>
         </w:tc>
@@ -2991,7 +2991,7 @@
                 <w:color w:val="1C3A36"/>
                 <w:sz w:val="17"/>
               </w:rPr>
-              <w:t>36,109</w:t>
+              <w:t>36,706</w:t>
             </w:r>
           </w:p>
         </w:tc>
@@ -3009,7 +3009,7 @@
                 <w:color w:val="1C3A36"/>
                 <w:sz w:val="17"/>
               </w:rPr>
-              <w:t>40,484</w:t>
+              <w:t>41,805</w:t>
             </w:r>
           </w:p>
         </w:tc>
@@ -3027,7 +3027,7 @@
                 <w:color w:val="1C3A36"/>
                 <w:sz w:val="17"/>
               </w:rPr>
-              <w:t>44,411</w:t>
+              <w:t>46,875</w:t>
             </w:r>
           </w:p>
         </w:tc>
@@ -3064,7 +3064,7 @@
                 <w:color w:val="1C3A36"/>
                 <w:sz w:val="17"/>
               </w:rPr>
-              <w:t>4,627</w:t>
+              <w:t>3,961</w:t>
             </w:r>
           </w:p>
         </w:tc>
@@ -3082,7 +3082,7 @@
                 <w:color w:val="1C3A36"/>
                 <w:sz w:val="17"/>
               </w:rPr>
-              <w:t>5,482</w:t>
+              <w:t>4,726</w:t>
             </w:r>
           </w:p>
         </w:tc>
@@ -3100,7 +3100,7 @@
                 <w:color w:val="1C3A36"/>
                 <w:sz w:val="17"/>
               </w:rPr>
-              <w:t>6,217</w:t>
+              <w:t>5,423</w:t>
             </w:r>
           </w:p>
         </w:tc>
@@ -3118,7 +3118,7 @@
                 <w:color w:val="1C3A36"/>
                 <w:sz w:val="17"/>
               </w:rPr>
-              <w:t>6,908</w:t>
+              <w:t>6,137</w:t>
             </w:r>
           </w:p>
         </w:tc>
@@ -3136,7 +3136,7 @@
                 <w:color w:val="1C3A36"/>
                 <w:sz w:val="17"/>
               </w:rPr>
-              <w:t>7,551</w:t>
+              <w:t>6,881</w:t>
             </w:r>
           </w:p>
         </w:tc>
@@ -3191,7 +3191,7 @@
                 <w:color w:val="1C3A36"/>
                 <w:sz w:val="17"/>
               </w:rPr>
-              <w:t>(15,674)</w:t>
+              <w:t>(15,788)</w:t>
             </w:r>
           </w:p>
         </w:tc>
@@ -3209,7 +3209,7 @@
                 <w:color w:val="1C3A36"/>
                 <w:sz w:val="17"/>
               </w:rPr>
-              <w:t>(17,777)</w:t>
+              <w:t>(18,115)</w:t>
             </w:r>
           </w:p>
         </w:tc>
@@ -3227,7 +3227,7 @@
                 <w:color w:val="1C3A36"/>
                 <w:sz w:val="17"/>
               </w:rPr>
-              <w:t>(19,753)</w:t>
+              <w:t>(20,500)</w:t>
             </w:r>
           </w:p>
         </w:tc>
@@ -3245,7 +3245,7 @@
                 <w:color w:val="1C3A36"/>
                 <w:sz w:val="17"/>
               </w:rPr>
-              <w:t>(21,590)</w:t>
+              <w:t>(22,985)</w:t>
             </w:r>
           </w:p>
         </w:tc>
@@ -3282,7 +3282,7 @@
                 <w:color w:val="1C3A36"/>
                 <w:sz w:val="17"/>
               </w:rPr>
-              <w:t>(17,816)</w:t>
+              <w:t>(16,965)</w:t>
             </w:r>
           </w:p>
         </w:tc>
@@ -3300,7 +3300,7 @@
                 <w:color w:val="1C3A36"/>
                 <w:sz w:val="17"/>
               </w:rPr>
-              <w:t>(13,597)</w:t>
+              <w:t>(14,068)</w:t>
             </w:r>
           </w:p>
         </w:tc>
@@ -3318,7 +3318,7 @@
                 <w:color w:val="1C3A36"/>
                 <w:sz w:val="17"/>
               </w:rPr>
-              <w:t>(11,711)</w:t>
+              <w:t>(12,809)</w:t>
             </w:r>
           </w:p>
         </w:tc>
@@ -3336,7 +3336,7 @@
                 <w:color w:val="1C3A36"/>
                 <w:sz w:val="17"/>
               </w:rPr>
-              <w:t>(10,999)</w:t>
+              <w:t>(13,126)</w:t>
             </w:r>
           </w:p>
         </w:tc>
@@ -3354,7 +3354,7 @@
                 <w:color w:val="1C3A36"/>
                 <w:sz w:val="17"/>
               </w:rPr>
-              <w:t>(10,232)</w:t>
+              <w:t>(13,672)</w:t>
             </w:r>
           </w:p>
         </w:tc>
@@ -3395,7 +3395,7 @@
                 <w:color w:val="1C3A36"/>
                 <w:sz w:val="17"/>
               </w:rPr>
-              <w:t>-505</w:t>
+              <w:t>-319</w:t>
             </w:r>
           </w:p>
         </w:tc>
@@ -3415,7 +3415,7 @@
                 <w:color w:val="1C3A36"/>
                 <w:sz w:val="17"/>
               </w:rPr>
-              <w:t>7,557</w:t>
+              <w:t>6,419</w:t>
             </w:r>
           </w:p>
         </w:tc>
@@ -3435,7 +3435,7 @@
                 <w:color w:val="1C3A36"/>
                 <w:sz w:val="17"/>
               </w:rPr>
-              <w:t>12,838</w:t>
+              <w:t>11,205</w:t>
             </w:r>
           </w:p>
         </w:tc>
@@ -3455,7 +3455,7 @@
                 <w:color w:val="1C3A36"/>
                 <w:sz w:val="17"/>
               </w:rPr>
-              <w:t>16,640</w:t>
+              <w:t>14,316</w:t>
             </w:r>
           </w:p>
         </w:tc>
@@ -3475,7 +3475,7 @@
                 <w:color w:val="1C3A36"/>
                 <w:sz w:val="17"/>
               </w:rPr>
-              <w:t>20,140</w:t>
+              <w:t>17,099</w:t>
             </w:r>
           </w:p>
         </w:tc>
@@ -3734,7 +3734,7 @@
                 <w:color w:val="1C3A36"/>
                 <w:sz w:val="17"/>
               </w:rPr>
-              <w:t>-398</w:t>
+              <w:t>-252</w:t>
             </w:r>
           </w:p>
         </w:tc>
@@ -3754,7 +3754,7 @@
                 <w:color w:val="1C3A36"/>
                 <w:sz w:val="17"/>
               </w:rPr>
-              <w:t>4,823</w:t>
+              <w:t>4,096</w:t>
             </w:r>
           </w:p>
         </w:tc>
@@ -3774,7 +3774,7 @@
                 <w:color w:val="1C3A36"/>
                 <w:sz w:val="17"/>
               </w:rPr>
-              <w:t>6,756</w:t>
+              <w:t>5,896</w:t>
             </w:r>
           </w:p>
         </w:tc>
@@ -3794,7 +3794,7 @@
                 <w:color w:val="1C3A36"/>
                 <w:sz w:val="17"/>
               </w:rPr>
-              <w:t>7,339</w:t>
+              <w:t>6,314</w:t>
             </w:r>
           </w:p>
         </w:tc>
@@ -3814,7 +3814,7 @@
                 <w:color w:val="1C3A36"/>
                 <w:sz w:val="17"/>
               </w:rPr>
-              <w:t>7,537</w:t>
+              <w:t>6,399</w:t>
             </w:r>
           </w:p>
         </w:tc>
@@ -3836,7 +3836,7 @@
           <w:color w:val="6E7B77"/>
           <w:sz w:val="17"/>
         </w:rPr>
-        <w:t>Every line is computed, not typed: the waterfall runs EBITDA → depreciation and amortisation → EBIT → NOPAT → add back depreciation → less capital expenditure → less the change in working capital → free cash flow to the firm → discount factor → present value. Working-capital change is the difference in net working capital held at a constant 19.9% of revenue, the level the audited balance sheets actually show.</w:t>
+        <w:t>Every line is computed, not typed: the waterfall runs EBITDA → depreciation and amortisation → EBIT → NOPAT → add back depreciation → less capital expenditure → less the change in working capital → free cash flow to the firm → discount factor → present value. Working-capital change is the difference in net working capital held at a constant 19.7% of revenue, the level the audited balance sheets actually show.</w:t>
       </w:r>
     </w:p>
     <w:p>
@@ -4049,7 +4049,7 @@
                 <w:color w:val="1C3A36"/>
                 <w:sz w:val="15"/>
               </w:rPr>
-              <w:t>438,521</w:t>
+              <w:t>441,712</w:t>
             </w:r>
           </w:p>
         </w:tc>
@@ -4067,7 +4067,7 @@
                 <w:color w:val="1C3A36"/>
                 <w:sz w:val="15"/>
               </w:rPr>
-              <w:t>497,370</w:t>
+              <w:t>506,834</w:t>
             </w:r>
           </w:p>
         </w:tc>
@@ -4085,7 +4085,7 @@
                 <w:color w:val="1C3A36"/>
                 <w:sz w:val="15"/>
               </w:rPr>
-              <w:t>552,642</w:t>
+              <w:t>573,563</w:t>
             </w:r>
           </w:p>
         </w:tc>
@@ -4103,7 +4103,7 @@
                 <w:color w:val="1C3A36"/>
                 <w:sz w:val="15"/>
               </w:rPr>
-              <w:t>604,060</w:t>
+              <w:t>643,070</w:t>
             </w:r>
           </w:p>
         </w:tc>
@@ -4140,7 +4140,7 @@
                 <w:color w:val="1C3A36"/>
                 <w:sz w:val="15"/>
               </w:rPr>
-              <w:t>38,953</w:t>
+              <w:t>38,286</w:t>
             </w:r>
           </w:p>
         </w:tc>
@@ -4158,7 +4158,7 @@
                 <w:color w:val="1C3A36"/>
                 <w:sz w:val="15"/>
               </w:rPr>
-              <w:t>47,000</w:t>
+              <w:t>46,512</w:t>
             </w:r>
           </w:p>
         </w:tc>
@@ -4176,7 +4176,7 @@
                 <w:color w:val="1C3A36"/>
                 <w:sz w:val="15"/>
               </w:rPr>
-              <w:t>54,043</w:t>
+              <w:t>54,041</w:t>
             </w:r>
           </w:p>
         </w:tc>
@@ -4194,7 +4194,7 @@
                 <w:color w:val="1C3A36"/>
                 <w:sz w:val="15"/>
               </w:rPr>
-              <w:t>60,529</w:t>
+              <w:t>61,508</w:t>
             </w:r>
           </w:p>
         </w:tc>
@@ -4212,7 +4212,7 @@
                 <w:color w:val="1C3A36"/>
                 <w:sz w:val="15"/>
               </w:rPr>
-              <w:t>66,374</w:t>
+              <w:t>68,967</w:t>
             </w:r>
           </w:p>
         </w:tc>
@@ -4267,7 +4267,7 @@
                 <w:color w:val="1C3A36"/>
                 <w:sz w:val="15"/>
               </w:rPr>
-              <w:t>-10,172</w:t>
+              <w:t>-10,237</w:t>
             </w:r>
           </w:p>
         </w:tc>
@@ -4285,7 +4285,7 @@
                 <w:color w:val="1C3A36"/>
                 <w:sz w:val="15"/>
               </w:rPr>
-              <w:t>-11,717</w:t>
+              <w:t>-11,911</w:t>
             </w:r>
           </w:p>
         </w:tc>
@@ -4303,7 +4303,7 @@
                 <w:color w:val="1C3A36"/>
                 <w:sz w:val="15"/>
               </w:rPr>
-              <w:t>-13,137</w:t>
+              <w:t>-13,566</w:t>
             </w:r>
           </w:p>
         </w:tc>
@@ -4321,7 +4321,7 @@
                 <w:color w:val="1C3A36"/>
                 <w:sz w:val="15"/>
               </w:rPr>
-              <w:t>-14,412</w:t>
+              <w:t>-15,211</w:t>
             </w:r>
           </w:p>
         </w:tc>
@@ -4376,7 +4376,7 @@
                 <w:color w:val="1C3A36"/>
                 <w:sz w:val="15"/>
               </w:rPr>
-              <w:t>-15,674</w:t>
+              <w:t>-15,788</w:t>
             </w:r>
           </w:p>
         </w:tc>
@@ -4394,7 +4394,7 @@
                 <w:color w:val="1C3A36"/>
                 <w:sz w:val="15"/>
               </w:rPr>
-              <w:t>-17,777</w:t>
+              <w:t>-18,115</w:t>
             </w:r>
           </w:p>
         </w:tc>
@@ -4412,7 +4412,7 @@
                 <w:color w:val="1C3A36"/>
                 <w:sz w:val="15"/>
               </w:rPr>
-              <w:t>-19,753</w:t>
+              <w:t>-20,500</w:t>
             </w:r>
           </w:p>
         </w:tc>
@@ -4430,7 +4430,7 @@
                 <w:color w:val="1C3A36"/>
                 <w:sz w:val="15"/>
               </w:rPr>
-              <w:t>-21,590</w:t>
+              <w:t>-22,985</w:t>
             </w:r>
           </w:p>
         </w:tc>
@@ -4467,7 +4467,7 @@
                 <w:color w:val="1C3A36"/>
                 <w:sz w:val="15"/>
               </w:rPr>
-              <w:t>-17,816</w:t>
+              <w:t>-16,965</w:t>
             </w:r>
           </w:p>
         </w:tc>
@@ -4485,7 +4485,7 @@
                 <w:color w:val="1C3A36"/>
                 <w:sz w:val="15"/>
               </w:rPr>
-              <w:t>-13,597</w:t>
+              <w:t>-14,068</w:t>
             </w:r>
           </w:p>
         </w:tc>
@@ -4503,7 +4503,7 @@
                 <w:color w:val="1C3A36"/>
                 <w:sz w:val="15"/>
               </w:rPr>
-              <w:t>-11,711</w:t>
+              <w:t>-12,809</w:t>
             </w:r>
           </w:p>
         </w:tc>
@@ -4521,7 +4521,7 @@
                 <w:color w:val="1C3A36"/>
                 <w:sz w:val="15"/>
               </w:rPr>
-              <w:t>-10,999</w:t>
+              <w:t>-13,126</w:t>
             </w:r>
           </w:p>
         </w:tc>
@@ -4539,7 +4539,7 @@
                 <w:color w:val="1C3A36"/>
                 <w:sz w:val="15"/>
               </w:rPr>
-              <w:t>-10,232</w:t>
+              <w:t>-13,672</w:t>
             </w:r>
           </w:p>
         </w:tc>
@@ -4576,7 +4576,7 @@
                 <w:color w:val="1C3A36"/>
                 <w:sz w:val="15"/>
               </w:rPr>
-              <w:t>4,627</w:t>
+              <w:t>3,961</w:t>
             </w:r>
           </w:p>
         </w:tc>
@@ -4594,7 +4594,7 @@
                 <w:color w:val="1C3A36"/>
                 <w:sz w:val="15"/>
               </w:rPr>
-              <w:t>5,482</w:t>
+              <w:t>4,726</w:t>
             </w:r>
           </w:p>
         </w:tc>
@@ -4612,7 +4612,7 @@
                 <w:color w:val="1C3A36"/>
                 <w:sz w:val="15"/>
               </w:rPr>
-              <w:t>6,217</w:t>
+              <w:t>5,423</w:t>
             </w:r>
           </w:p>
         </w:tc>
@@ -4630,7 +4630,7 @@
                 <w:color w:val="1C3A36"/>
                 <w:sz w:val="15"/>
               </w:rPr>
-              <w:t>6,908</w:t>
+              <w:t>6,137</w:t>
             </w:r>
           </w:p>
         </w:tc>
@@ -4648,7 +4648,7 @@
                 <w:color w:val="1C3A36"/>
                 <w:sz w:val="15"/>
               </w:rPr>
-              <w:t>7,551</w:t>
+              <w:t>6,881</w:t>
             </w:r>
           </w:p>
         </w:tc>
@@ -4689,7 +4689,7 @@
                 <w:color w:val="1C3A36"/>
                 <w:sz w:val="15"/>
               </w:rPr>
-              <w:t>-505</w:t>
+              <w:t>-319</w:t>
             </w:r>
           </w:p>
         </w:tc>
@@ -4709,7 +4709,7 @@
                 <w:color w:val="1C3A36"/>
                 <w:sz w:val="15"/>
               </w:rPr>
-              <w:t>7,557</w:t>
+              <w:t>6,419</w:t>
             </w:r>
           </w:p>
         </w:tc>
@@ -4729,7 +4729,7 @@
                 <w:color w:val="1C3A36"/>
                 <w:sz w:val="15"/>
               </w:rPr>
-              <w:t>12,838</w:t>
+              <w:t>11,205</w:t>
             </w:r>
           </w:p>
         </w:tc>
@@ -4749,7 +4749,7 @@
                 <w:color w:val="1C3A36"/>
                 <w:sz w:val="15"/>
               </w:rPr>
-              <w:t>16,640</w:t>
+              <w:t>14,316</w:t>
             </w:r>
           </w:p>
         </w:tc>
@@ -4769,7 +4769,7 @@
                 <w:color w:val="1C3A36"/>
                 <w:sz w:val="15"/>
               </w:rPr>
-              <w:t>20,140</w:t>
+              <w:t>17,099</w:t>
             </w:r>
           </w:p>
         </w:tc>
@@ -5024,7 +5024,7 @@
                 <w:color w:val="1C3A36"/>
                 <w:sz w:val="15"/>
               </w:rPr>
-              <w:t>-398</w:t>
+              <w:t>-252</w:t>
             </w:r>
           </w:p>
         </w:tc>
@@ -5042,7 +5042,7 @@
                 <w:color w:val="1C3A36"/>
                 <w:sz w:val="15"/>
               </w:rPr>
-              <w:t>4,823</w:t>
+              <w:t>4,096</w:t>
             </w:r>
           </w:p>
         </w:tc>
@@ -5060,7 +5060,7 @@
                 <w:color w:val="1C3A36"/>
                 <w:sz w:val="15"/>
               </w:rPr>
-              <w:t>6,756</w:t>
+              <w:t>5,896</w:t>
             </w:r>
           </w:p>
         </w:tc>
@@ -5078,7 +5078,7 @@
                 <w:color w:val="1C3A36"/>
                 <w:sz w:val="15"/>
               </w:rPr>
-              <w:t>7,339</w:t>
+              <w:t>6,314</w:t>
             </w:r>
           </w:p>
         </w:tc>
@@ -5096,7 +5096,7 @@
                 <w:color w:val="1C3A36"/>
                 <w:sz w:val="15"/>
               </w:rPr>
-              <w:t>7,537</w:t>
+              <w:t>6,399</w:t>
             </w:r>
           </w:p>
         </w:tc>
@@ -5201,7 +5201,7 @@
                 <w:color w:val="1C3A36"/>
                 <w:sz w:val="15"/>
               </w:rPr>
-              <w:t>26,056</w:t>
+              <w:t>22,453</w:t>
             </w:r>
           </w:p>
         </w:tc>
@@ -5306,7 +5306,7 @@
                 <w:color w:val="1C3A36"/>
                 <w:sz w:val="15"/>
               </w:rPr>
-              <w:t>321,925</w:t>
+              <w:t>350,784</w:t>
             </w:r>
           </w:p>
         </w:tc>
@@ -5411,7 +5411,7 @@
                 <w:color w:val="1C3A36"/>
                 <w:sz w:val="15"/>
               </w:rPr>
-              <w:t>120,470</w:t>
+              <w:t>131,269</w:t>
             </w:r>
           </w:p>
         </w:tc>
@@ -5516,7 +5516,7 @@
                 <w:color w:val="1C3A36"/>
                 <w:sz w:val="15"/>
               </w:rPr>
-              <w:t>82.22%</w:t>
+              <w:t>85.39%</w:t>
             </w:r>
           </w:p>
         </w:tc>
@@ -5948,7 +5948,7 @@
                 <w:color w:val="1C3A36"/>
                 <w:sz w:val="15"/>
               </w:rPr>
-              <w:t>146,525</w:t>
+              <w:t>153,722</w:t>
             </w:r>
           </w:p>
         </w:tc>
@@ -6263,7 +6263,7 @@
                 <w:color w:val="1C3A36"/>
                 <w:sz w:val="15"/>
               </w:rPr>
-              <w:t>-12,841</w:t>
+              <w:t>-13,537</w:t>
             </w:r>
           </w:p>
         </w:tc>
@@ -6380,7 +6380,7 @@
                 <w:color w:val="1C3A36"/>
                 <w:sz w:val="15"/>
               </w:rPr>
-              <w:t>105,265</w:t>
+              <w:t>110,973</w:t>
             </w:r>
           </w:p>
         </w:tc>
@@ -6485,7 +6485,7 @@
                 <w:color w:val="1C3A36"/>
                 <w:sz w:val="15"/>
               </w:rPr>
-              <w:t>49.17</w:t>
+              <w:t>51.84</w:t>
             </w:r>
           </w:p>
         </w:tc>
@@ -6602,7 +6602,7 @@
                 <w:color w:val="1C3A36"/>
                 <w:sz w:val="15"/>
               </w:rPr>
-              <w:t>56.25</w:t>
+              <w:t>59.28</w:t>
             </w:r>
           </w:p>
         </w:tc>
@@ -6624,7 +6624,7 @@
           <w:color w:val="6E7B77"/>
           <w:sz w:val="17"/>
         </w:rPr>
-        <w:t>Every line is read from this study's own committed numbers, not recomputed for the table: the present values sum to the enterprise value above them, and the bridge runs to the value per share the rest of this document carries. Free cash flow is NEGATIVE in the first forecast year — revenue grows by more than a third and working capital absorbs 17,816 against capital expenditure of 13,232 — which is what growth costs a working-capital-heavy industrial and is not a distress signal. The terminal value is 82.2% of enterprise value, so the two lines under it deserve the sensitivity that follows.</w:t>
+        <w:t>Every line is read from this study's own committed numbers, not recomputed for the table: the present values sum to the enterprise value above them, and the bridge runs to the value per share the rest of this document carries. Free cash flow is NEGATIVE in the first forecast year — revenue grows by more than a third and working capital absorbs 16,965 against capital expenditure of 13,232 — which is what growth costs a working-capital-heavy industrial and is not a distress signal. The terminal value is 85.4% of enterprise value, so the two lines under it deserve the sensitivity that follows.</w:t>
       </w:r>
     </w:p>
     <w:p>
@@ -6825,7 +6825,7 @@
                 <w:color w:val="1C3A36"/>
                 <w:sz w:val="15"/>
               </w:rPr>
-              <w:t>66.56</w:t>
+              <w:t>70.18</w:t>
             </w:r>
           </w:p>
         </w:tc>
@@ -6843,7 +6843,7 @@
                 <w:color w:val="1C3A36"/>
                 <w:sz w:val="15"/>
               </w:rPr>
-              <w:t>70.51</w:t>
+              <w:t>74.60</w:t>
             </w:r>
           </w:p>
         </w:tc>
@@ -6861,7 +6861,7 @@
                 <w:color w:val="1C3A36"/>
                 <w:sz w:val="15"/>
               </w:rPr>
-              <w:t>75.54</w:t>
+              <w:t>80.23</w:t>
             </w:r>
           </w:p>
         </w:tc>
@@ -6879,7 +6879,7 @@
                 <w:color w:val="1C3A36"/>
                 <w:sz w:val="15"/>
               </w:rPr>
-              <w:t>82.21</w:t>
+              <w:t>87.71</w:t>
             </w:r>
           </w:p>
         </w:tc>
@@ -6897,7 +6897,7 @@
                 <w:color w:val="1C3A36"/>
                 <w:sz w:val="15"/>
               </w:rPr>
-              <w:t>91.57</w:t>
+              <w:t>98.20</w:t>
             </w:r>
           </w:p>
         </w:tc>
@@ -6934,7 +6934,7 @@
                 <w:color w:val="1C3A36"/>
                 <w:sz w:val="15"/>
               </w:rPr>
-              <w:t>58.64</w:t>
+              <w:t>61.62</w:t>
             </w:r>
           </w:p>
         </w:tc>
@@ -6952,7 +6952,7 @@
                 <w:color w:val="1C3A36"/>
                 <w:sz w:val="15"/>
               </w:rPr>
-              <w:t>61.34</w:t>
+              <w:t>64.66</w:t>
             </w:r>
           </w:p>
         </w:tc>
@@ -6970,7 +6970,7 @@
                 <w:color w:val="1C3A36"/>
                 <w:sz w:val="15"/>
               </w:rPr>
-              <w:t>64.64</w:t>
+              <w:t>68.39</w:t>
             </w:r>
           </w:p>
         </w:tc>
@@ -6988,7 +6988,7 @@
                 <w:color w:val="1C3A36"/>
                 <w:sz w:val="15"/>
               </w:rPr>
-              <w:t>68.84</w:t>
+              <w:t>73.13</w:t>
             </w:r>
           </w:p>
         </w:tc>
@@ -7006,7 +7006,7 @@
                 <w:color w:val="1C3A36"/>
                 <w:sz w:val="15"/>
               </w:rPr>
-              <w:t>74.38</w:t>
+              <w:t>79.41</w:t>
             </w:r>
           </w:p>
         </w:tc>
@@ -7047,7 +7047,7 @@
                 <w:color w:val="1C3A36"/>
                 <w:sz w:val="15"/>
               </w:rPr>
-              <w:t>52.21</w:t>
+              <w:t>54.67</w:t>
             </w:r>
           </w:p>
         </w:tc>
@@ -7067,7 +7067,7 @@
                 <w:color w:val="1C3A36"/>
                 <w:sz w:val="15"/>
               </w:rPr>
-              <w:t>54.05</w:t>
+              <w:t>56.78</w:t>
             </w:r>
           </w:p>
         </w:tc>
@@ -7087,7 +7087,7 @@
                 <w:color w:val="1C3A36"/>
                 <w:sz w:val="15"/>
               </w:rPr>
-              <w:t>56.25</w:t>
+              <w:t>59.28</w:t>
             </w:r>
           </w:p>
         </w:tc>
@@ -7107,7 +7107,7 @@
                 <w:color w:val="1C3A36"/>
                 <w:sz w:val="15"/>
               </w:rPr>
-              <w:t>58.93</w:t>
+              <w:t>62.35</w:t>
             </w:r>
           </w:p>
         </w:tc>
@@ -7127,7 +7127,7 @@
                 <w:color w:val="1C3A36"/>
                 <w:sz w:val="15"/>
               </w:rPr>
-              <w:t>62.31</w:t>
+              <w:t>66.23</w:t>
             </w:r>
           </w:p>
         </w:tc>
@@ -7164,7 +7164,7 @@
                 <w:color w:val="1C3A36"/>
                 <w:sz w:val="15"/>
               </w:rPr>
-              <w:t>46.88</w:t>
+              <w:t>48.93</w:t>
             </w:r>
           </w:p>
         </w:tc>
@@ -7182,7 +7182,7 @@
                 <w:color w:val="1C3A36"/>
                 <w:sz w:val="15"/>
               </w:rPr>
-              <w:t>48.14</w:t>
+              <w:t>50.38</w:t>
             </w:r>
           </w:p>
         </w:tc>
@@ -7200,7 +7200,7 @@
                 <w:color w:val="1C3A36"/>
                 <w:sz w:val="15"/>
               </w:rPr>
-              <w:t>49.59</w:t>
+              <w:t>52.06</w:t>
             </w:r>
           </w:p>
         </w:tc>
@@ -7218,7 +7218,7 @@
                 <w:color w:val="1C3A36"/>
                 <w:sz w:val="15"/>
               </w:rPr>
-              <w:t>51.30</w:t>
+              <w:t>54.05</w:t>
             </w:r>
           </w:p>
         </w:tc>
@@ -7236,7 +7236,7 @@
                 <w:color w:val="1C3A36"/>
                 <w:sz w:val="15"/>
               </w:rPr>
-              <w:t>53.37</w:t>
+              <w:t>56.47</w:t>
             </w:r>
           </w:p>
         </w:tc>
@@ -7273,7 +7273,7 @@
                 <w:color w:val="1C3A36"/>
                 <w:sz w:val="15"/>
               </w:rPr>
-              <w:t>42.40</w:t>
+              <w:t>44.10</w:t>
             </w:r>
           </w:p>
         </w:tc>
@@ -7291,7 +7291,7 @@
                 <w:color w:val="1C3A36"/>
                 <w:sz w:val="15"/>
               </w:rPr>
-              <w:t>43.24</w:t>
+              <w:t>45.08</w:t>
             </w:r>
           </w:p>
         </w:tc>
@@ -7309,7 +7309,7 @@
                 <w:color w:val="1C3A36"/>
                 <w:sz w:val="15"/>
               </w:rPr>
-              <w:t>44.18</w:t>
+              <w:t>46.20</w:t>
             </w:r>
           </w:p>
         </w:tc>
@@ -7327,7 +7327,7 @@
                 <w:color w:val="1C3A36"/>
                 <w:sz w:val="15"/>
               </w:rPr>
-              <w:t>45.24</w:t>
+              <w:t>47.47</w:t>
             </w:r>
           </w:p>
         </w:tc>
@@ -7345,7 +7345,7 @@
                 <w:color w:val="1C3A36"/>
                 <w:sz w:val="15"/>
               </w:rPr>
-              <w:t>46.48</w:t>
+              <w:t>48.95</w:t>
             </w:r>
           </w:p>
         </w:tc>
@@ -7367,7 +7367,7 @@
           <w:color w:val="6E7B77"/>
           <w:sz w:val="17"/>
         </w:rPr>
-        <w:t>Terminal cost of capital down the side, terminal growth across the top, both stepping around the adopted case. THE CENTRE CELL IS THE STUDY'S OWN ANSWER — EGP 56.25 — so the reader can locate the struck number on the grid and read the cost of being wrong in either direction from it. A one-point move in the terminal cost of capital is worth more than a one-point move in terminal growth, which is the usual shape when the terminal carries most of the value.</w:t>
+        <w:t>Terminal cost of capital down the side, terminal growth across the top, both stepping around the adopted case. THE CENTRE CELL IS THE STUDY'S OWN ANSWER — EGP 59.28 — so the reader can locate the struck number on the grid and read the cost of being wrong in either direction from it. A one-point move in the terminal cost of capital is worth more than a one-point move in terminal growth, which is the usual shape when the terminal carries most of the value.</w:t>
       </w:r>
     </w:p>
     <w:p>
@@ -7502,7 +7502,7 @@
                 <w:color w:val="1C3A36"/>
                 <w:sz w:val="16"/>
               </w:rPr>
-              <w:t>26,056</w:t>
+              <w:t>22,453</w:t>
             </w:r>
           </w:p>
         </w:tc>
@@ -7557,7 +7557,7 @@
                 <w:color w:val="1C3A36"/>
                 <w:sz w:val="16"/>
               </w:rPr>
-              <w:t>28,805</w:t>
+              <w:t>30,348</w:t>
             </w:r>
           </w:p>
         </w:tc>
@@ -7575,7 +7575,7 @@
                 <w:color w:val="1C3A36"/>
                 <w:sz w:val="16"/>
               </w:rPr>
-              <w:t>FY2030E NOPAT grown 9% × (1 − reinvestment rate 40.6%); the reinvestment rate is forced to g ÷ terminal return on capital (22.5%) so growth is paid for — this is why the terminal cash flow sits above year-5 FCFF, disclosed here rather than left implicit</w:t>
+              <w:t>FY2030E NOPAT grown 9% × (1 − reinvestment rate 40.7%); the reinvestment rate is forced to g ÷ terminal return on capital (22.5%) so growth is paid for — this is why the terminal cash flow sits above year-5 FCFF, disclosed here rather than left implicit</w:t>
             </w:r>
           </w:p>
         </w:tc>
@@ -7612,7 +7612,7 @@
                 <w:color w:val="1C3A36"/>
                 <w:sz w:val="16"/>
               </w:rPr>
-              <w:t>120,470</w:t>
+              <w:t>131,269</w:t>
             </w:r>
           </w:p>
         </w:tc>
@@ -7630,7 +7630,7 @@
                 <w:color w:val="1C3A36"/>
                 <w:sz w:val="16"/>
               </w:rPr>
-              <w:t>the terminal cash flow capitalised at 17.9% − 9% = 321,925, discounted at the year-5 factor 0.3742</w:t>
+              <w:t>the terminal cash flow capitalised at 17.9% − 9% = 350,784, discounted at the year-5 factor 0.3742</w:t>
             </w:r>
           </w:p>
         </w:tc>
@@ -7671,7 +7671,7 @@
                 <w:color w:val="1C3A36"/>
                 <w:sz w:val="16"/>
               </w:rPr>
-              <w:t>146,525</w:t>
+              <w:t>153,722</w:t>
             </w:r>
           </w:p>
         </w:tc>
@@ -7728,7 +7728,7 @@
                 <w:color w:val="1C3A36"/>
                 <w:sz w:val="16"/>
               </w:rPr>
-              <w:t>82%</w:t>
+              <w:t>85%</w:t>
             </w:r>
           </w:p>
         </w:tc>
@@ -7893,7 +7893,7 @@
                 <w:color w:val="1C3A36"/>
                 <w:sz w:val="16"/>
               </w:rPr>
-              <w:t>(12,841)</w:t>
+              <w:t>(13,537)</w:t>
             </w:r>
           </w:p>
         </w:tc>
@@ -7948,7 +7948,7 @@
                 <w:color w:val="1C3A36"/>
                 <w:sz w:val="16"/>
               </w:rPr>
-              <w:t>(14,617)</w:t>
+              <w:t>(15,409)</w:t>
             </w:r>
           </w:p>
         </w:tc>
@@ -8003,7 +8003,7 @@
                 <w:color w:val="1C3A36"/>
                 <w:sz w:val="16"/>
               </w:rPr>
-              <w:t>105,265</w:t>
+              <w:t>110,973</w:t>
             </w:r>
           </w:p>
         </w:tc>
@@ -8021,7 +8021,7 @@
                 <w:color w:val="1C3A36"/>
                 <w:sz w:val="16"/>
               </w:rPr>
-              <w:t>EGP 49.17 per share — dated at the audited balance-sheet date the bridge subtracts net debt at</w:t>
+              <w:t>EGP 51.84 per share — dated at the audited balance-sheet date the bridge subtracts net debt at</w:t>
             </w:r>
           </w:p>
         </w:tc>
@@ -8172,7 +8172,7 @@
                 <w:color w:val="1C3A36"/>
                 <w:sz w:val="16"/>
               </w:rPr>
-              <w:t>56.25</w:t>
+              <w:t>59.28</w:t>
             </w:r>
           </w:p>
         </w:tc>
@@ -8192,7 +8192,7 @@
                 <w:color w:val="1C3A36"/>
                 <w:sz w:val="16"/>
               </w:rPr>
-              <w:t>against a spot of 130.00 (-57%)</w:t>
+              <w:t>against a spot of 130.00 (-54%)</w:t>
             </w:r>
           </w:p>
         </w:tc>
@@ -8256,7 +8256,7 @@
           <w:color w:val="1C3A36"/>
           <w:sz w:val="21"/>
         </w:rPr>
-        <w:t>A justified price-to-book multiple is (return on equity − growth) ÷ (cost of equity − growth). It is priced at the PERPETUAL (terminal) cost of equity of 19.8% — a steady-state multiple takes a steady-state rate, not a five-year transitional one. (An earlier wording called this figure an 'average' of the two windows, which it never was; the actual average, 24.0%, is the construction behind this lens's published bear bound of 34.26.) That gives 1.3× book, or EGP 47.77 per share at the anchor. This is the weakest of the four lenses for this company and carries the lowest weight, for a specific reason: three years of currency translation have moved reported book value in ways that have little to do with the earning power of the assets, and a group whose value sits in an order book and a brand is poorly described by its balance sheet. It is retained because it is the lens that disagrees most, and a lens that only ever agrees is not doing any work.</w:t>
+        <w:t>A justified price-to-book multiple is (return on equity − growth) ÷ (cost of equity − growth). It is priced at the PERPETUAL (terminal) cost of equity of 19.8% — a steady-state multiple takes a steady-state rate, not a five-year transitional one. (An earlier wording called this figure an 'average' of the two windows, which it never was; the actual average, 24.0%, is the construction behind this lens's published bear bound of 34.14.) That gives 1.3× book, or EGP 47.65 per share at the anchor. This is the weakest of the four lenses for this company and carries the lowest weight, for a specific reason: three years of currency translation have moved reported book value in ways that have little to do with the earning power of the assets, and a group whose value sits in an order book and a brand is poorly described by its balance sheet. It is retained because it is the lens that disagrees most, and a lens that only ever agrees is not doing any work.</w:t>
       </w:r>
     </w:p>
     <w:p>
@@ -8727,7 +8727,7 @@
                 <w:color w:val="1C3A36"/>
                 <w:sz w:val="17"/>
               </w:rPr>
-              <w:t>(-4,424)</w:t>
+              <w:t>(-3,844)</w:t>
             </w:r>
           </w:p>
         </w:tc>
@@ -8782,7 +8782,7 @@
                 <w:color w:val="1C3A36"/>
                 <w:sz w:val="17"/>
               </w:rPr>
-              <w:t>79.39</w:t>
+              <w:t>78.13</w:t>
             </w:r>
           </w:p>
         </w:tc>
@@ -8800,7 +8800,7 @@
                 <w:color w:val="1C3A36"/>
                 <w:sz w:val="17"/>
               </w:rPr>
-              <w:t>bear 66.26 at 5.5× / bull 99.09 at 8.0×; rolled to the anchor date on the same two lines as the cash-flow bridge</w:t>
+              <w:t>bear 65.14 at 5.5× / bull 97.63 at 8.0×; rolled to the anchor date on the same two lines as the cash-flow bridge</w:t>
             </w:r>
           </w:p>
         </w:tc>
@@ -8822,7 +8822,7 @@
           <w:color w:val="1C3A36"/>
           <w:sz w:val="21"/>
         </w:rPr>
-        <w:t>Two things about this lens should be read before its number is. First, applying a multiple to a forecast year gives an enterprise value AS AT that year; it has to be discounted back before it can be compared with today's price. Not doing so would have produced EGP 145.78 per share instead of 79.39 — a EGP 66.38 overstatement, which an earlier draft of this study contained. Second, the justified multiple is a judgement, not a peer-derived figure.</w:t>
+        <w:t>Two things about this lens should be read before its number is. First, applying a multiple to a forecast year gives an enterprise value AS AT that year; it has to be discounted back before it can be compared with today's price. Not doing so would have produced EGP 143.91 per share instead of 78.13 — a EGP 65.77 overstatement, which an earlier draft of this study contained. Second, the justified multiple is a judgement, not a peer-derived figure.</w:t>
       </w:r>
     </w:p>
     <w:p>
@@ -8864,7 +8864,7 @@
           <w:color w:val="1C3A36"/>
           <w:sz w:val="21"/>
         </w:rPr>
-        <w:t>The question this lens asks is what the group earns at its CURRENT scale in a year that is neither a currency windfall nor a margin trough. The mid-cycle EBITDA margin of 10.9% — the FY28E point of the forecast, comfortably below the FY2024 outturn of 13.6% and above the FY2025 trough of 10.1% — is applied to FY2026E revenue of EGP 370,194mn. An earlier revision applied the multiple to FY2028-SCALE earnings with no time value, injecting two years of undiscounted growth into a present-day lens; an external review flagged it correctly and the construction was restated, worth about EGP 4.9 per share on the cash-flow lens.</w:t>
+        <w:t>The question this lens asks is what the group earns at its CURRENT scale in a year that is neither a currency windfall nor a margin trough. The mid-cycle EBITDA margin of 10.7% — the FY28E point of the forecast, comfortably below the FY2024 outturn of 13.6% and above the FY2025 trough of 10.1% — is applied to FY2026E revenue of EGP 370,194mn. An earlier revision applied the multiple to FY2028-SCALE earnings with no time value, injecting two years of undiscounted growth into a present-day lens; an external review flagged it correctly and the construction was restated, worth about EGP 4.9 per share on the cash-flow lens.</w:t>
       </w:r>
     </w:p>
     <w:tbl>
@@ -8984,7 +8984,7 @@
                 <w:color w:val="1C3A36"/>
                 <w:sz w:val="17"/>
               </w:rPr>
-              <w:t>Mid-cycle EBITDA margin (FY28E) at 10.9%</w:t>
+              <w:t>Mid-cycle EBITDA margin (FY28E) at 10.7%</w:t>
             </w:r>
           </w:p>
         </w:tc>
@@ -9002,7 +9002,7 @@
                 <w:color w:val="1C3A36"/>
                 <w:sz w:val="17"/>
               </w:rPr>
-              <w:t>40,225</w:t>
+              <w:t>39,472</w:t>
             </w:r>
           </w:p>
         </w:tc>
@@ -9039,7 +9039,7 @@
                 <w:color w:val="1C3A36"/>
                 <w:sz w:val="17"/>
               </w:rPr>
-              <w:t>(4,627)</w:t>
+              <w:t>(3,961)</w:t>
             </w:r>
           </w:p>
         </w:tc>
@@ -9076,7 +9076,7 @@
                 <w:color w:val="1C3A36"/>
                 <w:sz w:val="17"/>
               </w:rPr>
-              <w:t>35,597</w:t>
+              <w:t>35,511</w:t>
             </w:r>
           </w:p>
         </w:tc>
@@ -9187,7 +9187,7 @@
                 <w:color w:val="1C3A36"/>
                 <w:sz w:val="17"/>
               </w:rPr>
-              <w:t>(14,262)</w:t>
+              <w:t>(14,227)</w:t>
             </w:r>
           </w:p>
         </w:tc>
@@ -9224,7 +9224,7 @@
                 <w:color w:val="1C3A36"/>
                 <w:sz w:val="17"/>
               </w:rPr>
-              <w:t>21,286</w:t>
+              <w:t>21,235</w:t>
             </w:r>
           </w:p>
         </w:tc>
@@ -9265,7 +9265,7 @@
                 <w:color w:val="1C3A36"/>
                 <w:sz w:val="17"/>
               </w:rPr>
-              <w:t>9.94</w:t>
+              <w:t>9.92</w:t>
             </w:r>
           </w:p>
         </w:tc>
@@ -9302,7 +9302,7 @@
                 <w:color w:val="1C3A36"/>
                 <w:sz w:val="17"/>
               </w:rPr>
-              <w:t>103.89</w:t>
+              <w:t>103.51</w:t>
             </w:r>
           </w:p>
         </w:tc>
@@ -9324,7 +9324,7 @@
           <w:color w:val="6E7B77"/>
           <w:sz w:val="17"/>
         </w:rPr>
-        <w:t>Bear 80.39 at 7.0× and bull 133.26 at 11.5×, both rolled to the anchor date like every other lens. Every input row is the figure the computation actually uses — the associate line is the FY2026E forecast, not the FY2025 actual. One disclosed conservatism: equity-method associate income is taxed at 24.5% inside this lens although it arrives already post-tax at the investee — worth about +0.4/share on the central if removed. The justified multiple is held well below what a comparable industrial franchise would attract in a developed market, because an Egyptian cost of equity near 28% mathematically compresses what any stream of earnings is worth.</w:t>
+        <w:t>Bear 80.07 at 7.0× and bull 132.81 at 11.5×, both rolled to the anchor date like every other lens. Every input row is the figure the computation actually uses — the associate line is the FY2026E forecast, not the FY2025 actual. One disclosed conservatism: equity-method associate income is taxed at 24.5% inside this lens although it arrives already post-tax at the investee — worth about +0.4/share on the central if removed. The justified multiple is held well below what a comparable industrial franchise would attract in a developed market, because an Egyptian cost of equity near 28% mathematically compresses what any stream of earnings is worth.</w:t>
       </w:r>
     </w:p>
     <w:p>
@@ -9573,7 +9573,7 @@
                 <w:color w:val="1C3A36"/>
                 <w:sz w:val="17"/>
               </w:rPr>
-              <w:t>21.11</w:t>
+              <w:t>21.61</w:t>
             </w:r>
           </w:p>
         </w:tc>
@@ -9591,7 +9591,7 @@
                 <w:color w:val="1C3A36"/>
                 <w:sz w:val="17"/>
               </w:rPr>
-              <w:t>56.25</w:t>
+              <w:t>59.28</w:t>
             </w:r>
           </w:p>
         </w:tc>
@@ -9609,7 +9609,7 @@
                 <w:color w:val="1C3A36"/>
                 <w:sz w:val="17"/>
               </w:rPr>
-              <w:t>92.41</w:t>
+              <w:t>96.99</w:t>
             </w:r>
           </w:p>
         </w:tc>
@@ -9645,7 +9645,7 @@
                 <w:color w:val="1C3A36"/>
                 <w:sz w:val="17"/>
               </w:rPr>
-              <w:t>-57%</w:t>
+              <w:t>-54%</w:t>
             </w:r>
           </w:p>
         </w:tc>
@@ -9682,7 +9682,7 @@
                 <w:color w:val="1C3A36"/>
                 <w:sz w:val="17"/>
               </w:rPr>
-              <w:t>66.26</w:t>
+              <w:t>65.14</w:t>
             </w:r>
           </w:p>
         </w:tc>
@@ -9700,7 +9700,7 @@
                 <w:color w:val="1C3A36"/>
                 <w:sz w:val="17"/>
               </w:rPr>
-              <w:t>79.39</w:t>
+              <w:t>78.13</w:t>
             </w:r>
           </w:p>
         </w:tc>
@@ -9718,7 +9718,7 @@
                 <w:color w:val="1C3A36"/>
                 <w:sz w:val="17"/>
               </w:rPr>
-              <w:t>99.09</w:t>
+              <w:t>97.63</w:t>
             </w:r>
           </w:p>
         </w:tc>
@@ -9754,7 +9754,7 @@
                 <w:color w:val="1C3A36"/>
                 <w:sz w:val="17"/>
               </w:rPr>
-              <w:t>-39%</w:t>
+              <w:t>-40%</w:t>
             </w:r>
           </w:p>
         </w:tc>
@@ -9791,7 +9791,7 @@
                 <w:color w:val="1C3A36"/>
                 <w:sz w:val="17"/>
               </w:rPr>
-              <w:t>80.39</w:t>
+              <w:t>80.07</w:t>
             </w:r>
           </w:p>
         </w:tc>
@@ -9809,7 +9809,7 @@
                 <w:color w:val="1C3A36"/>
                 <w:sz w:val="17"/>
               </w:rPr>
-              <w:t>103.89</w:t>
+              <w:t>103.51</w:t>
             </w:r>
           </w:p>
         </w:tc>
@@ -9827,7 +9827,7 @@
                 <w:color w:val="1C3A36"/>
                 <w:sz w:val="17"/>
               </w:rPr>
-              <w:t>133.26</w:t>
+              <w:t>132.81</w:t>
             </w:r>
           </w:p>
         </w:tc>
@@ -9900,7 +9900,7 @@
                 <w:color w:val="1C3A36"/>
                 <w:sz w:val="17"/>
               </w:rPr>
-              <w:t>34.26</w:t>
+              <w:t>34.14</w:t>
             </w:r>
           </w:p>
         </w:tc>
@@ -9918,7 +9918,7 @@
                 <w:color w:val="1C3A36"/>
                 <w:sz w:val="17"/>
               </w:rPr>
-              <w:t>47.77</w:t>
+              <w:t>47.65</w:t>
             </w:r>
           </w:p>
         </w:tc>
@@ -9936,7 +9936,7 @@
                 <w:color w:val="1C3A36"/>
                 <w:sz w:val="17"/>
               </w:rPr>
-              <w:t>54.68</w:t>
+              <w:t>54.56</w:t>
             </w:r>
           </w:p>
         </w:tc>
@@ -10013,7 +10013,7 @@
                 <w:color w:val="1C3A36"/>
                 <w:sz w:val="17"/>
               </w:rPr>
-              <w:t>21.11</w:t>
+              <w:t>21.61</w:t>
             </w:r>
           </w:p>
         </w:tc>
@@ -10033,7 +10033,7 @@
                 <w:color w:val="1C3A36"/>
                 <w:sz w:val="17"/>
               </w:rPr>
-              <w:t>56.25</w:t>
+              <w:t>59.28</w:t>
             </w:r>
           </w:p>
         </w:tc>
@@ -10053,7 +10053,7 @@
                 <w:color w:val="1C3A36"/>
                 <w:sz w:val="17"/>
               </w:rPr>
-              <w:t>92.41</w:t>
+              <w:t>96.99</w:t>
             </w:r>
           </w:p>
         </w:tc>
@@ -10093,7 +10093,7 @@
                 <w:color w:val="1C3A36"/>
                 <w:sz w:val="17"/>
               </w:rPr>
-              <w:t>-57%</w:t>
+              <w:t>-54%</w:t>
             </w:r>
           </w:p>
         </w:tc>
@@ -10147,7 +10147,7 @@
                 <w:color w:val="1C3A36"/>
                 <w:sz w:val="17"/>
               </w:rPr>
-              <w:t>69.13</w:t>
+              <w:t>70.15</w:t>
             </w:r>
           </w:p>
         </w:tc>
@@ -10200,7 +10200,7 @@
                 <w:color w:val="1C3A36"/>
                 <w:sz w:val="17"/>
               </w:rPr>
-              <w:t>-47%</w:t>
+              <w:t>-46%</w:t>
             </w:r>
           </w:p>
         </w:tc>
@@ -10222,7 +10222,7 @@
           <w:color w:val="1C3A36"/>
           <w:sz w:val="21"/>
         </w:rPr>
-        <w:t>The four lenses do not agree, and the disagreement is informative rather than embarrassing. The two lenses that look at earnings — relative multiples and normalised earnings power — land near or slightly above the market price. The two that discount cash or capital at an Egyptian cost of capital land well below it. This is the same disagreement in two forms: a multiple imported from a market with a low cost of capital implicitly assumes a low cost of capital, and a discounted model applied with an Egyptian one does not. THE CENTRAL DOES NOT SIT BETWEEN THEM: it is the cash-flow lens itself at EGP 56.25, and the market-anchored reads are published beside it at their own values so a reader can judge the disagreement rather than receive a number in which it has already been settled by a weight. An earlier edition did settle it that way and reported EGP 69.13, -47% against the price where this study holds -57%.</w:t>
+        <w:t>The four lenses do not agree, and the disagreement is informative rather than embarrassing. The two lenses that look at earnings — relative multiples and normalised earnings power — land near or slightly above the market price. The two that discount cash or capital at an Egyptian cost of capital land well below it. This is the same disagreement in two forms: a multiple imported from a market with a low cost of capital implicitly assumes a low cost of capital, and a discounted model applied with an Egyptian one does not. THE CENTRAL DOES NOT SIT BETWEEN THEM: it is the cash-flow lens itself at EGP 59.28, and the market-anchored reads are published beside it at their own values so a reader can judge the disagreement rather than receive a number in which it has already been settled by a weight. An earlier edition did settle it that way and reported EGP 70.15, -46% against the price where this study holds -54%.</w:t>
       </w:r>
     </w:p>
     <w:p>
@@ -11206,7 +11206,7 @@
                 <w:color w:val="1C3A36"/>
                 <w:sz w:val="16"/>
               </w:rPr>
-              <w:t>14,000</w:t>
+              <w:t>14,350</w:t>
             </w:r>
           </w:p>
         </w:tc>
@@ -11224,7 +11224,7 @@
                 <w:color w:val="1C3A36"/>
                 <w:sz w:val="16"/>
               </w:rPr>
-              <w:t>14,000</w:t>
+              <w:t>14,709</w:t>
             </w:r>
           </w:p>
         </w:tc>
@@ -11242,7 +11242,7 @@
                 <w:color w:val="1C3A36"/>
                 <w:sz w:val="16"/>
               </w:rPr>
-              <w:t>14,000</w:t>
+              <w:t>15,076</w:t>
             </w:r>
           </w:p>
         </w:tc>
@@ -11260,7 +11260,7 @@
                 <w:color w:val="1C3A36"/>
                 <w:sz w:val="16"/>
               </w:rPr>
-              <w:t>14,000</w:t>
+              <w:t>15,453</w:t>
             </w:r>
           </w:p>
         </w:tc>
@@ -12458,7 +12458,7 @@
                 <w:color w:val="1C3A36"/>
                 <w:sz w:val="16"/>
               </w:rPr>
-              <w:t>1.2%</w:t>
+              <w:t>1.1%</w:t>
             </w:r>
           </w:p>
         </w:tc>
@@ -12476,7 +12476,7 @@
                 <w:color w:val="1C3A36"/>
                 <w:sz w:val="16"/>
               </w:rPr>
-              <w:t>1.2%</w:t>
+              <w:t>1.1%</w:t>
             </w:r>
           </w:p>
         </w:tc>
@@ -12494,7 +12494,7 @@
                 <w:color w:val="1C3A36"/>
                 <w:sz w:val="16"/>
               </w:rPr>
-              <w:t>1.2%</w:t>
+              <w:t>1.1%</w:t>
             </w:r>
           </w:p>
         </w:tc>
@@ -12512,7 +12512,7 @@
                 <w:color w:val="1C3A36"/>
                 <w:sz w:val="16"/>
               </w:rPr>
-              <w:t>1.2%</w:t>
+              <w:t>1.1%</w:t>
             </w:r>
           </w:p>
         </w:tc>
@@ -12530,7 +12530,7 @@
                 <w:color w:val="1C3A36"/>
                 <w:sz w:val="16"/>
               </w:rPr>
-              <w:t>1.2%</w:t>
+              <w:t>1.1%</w:t>
             </w:r>
           </w:p>
         </w:tc>
@@ -12765,7 +12765,7 @@
                 <w:color w:val="1C3A36"/>
                 <w:sz w:val="16"/>
               </w:rPr>
-              <w:t>438,521</w:t>
+              <w:t>441,712</w:t>
             </w:r>
           </w:p>
         </w:tc>
@@ -12783,7 +12783,7 @@
                 <w:color w:val="1C3A36"/>
                 <w:sz w:val="16"/>
               </w:rPr>
-              <w:t>497,370</w:t>
+              <w:t>506,834</w:t>
             </w:r>
           </w:p>
         </w:tc>
@@ -12801,7 +12801,7 @@
                 <w:color w:val="1C3A36"/>
                 <w:sz w:val="16"/>
               </w:rPr>
-              <w:t>552,642</w:t>
+              <w:t>573,563</w:t>
             </w:r>
           </w:p>
         </w:tc>
@@ -12819,7 +12819,7 @@
                 <w:color w:val="1C3A36"/>
                 <w:sz w:val="16"/>
               </w:rPr>
-              <w:t>604,060</w:t>
+              <w:t>643,070</w:t>
             </w:r>
           </w:p>
         </w:tc>
@@ -12874,7 +12874,7 @@
                 <w:color w:val="1C3A36"/>
                 <w:sz w:val="16"/>
               </w:rPr>
-              <w:t>54,981</w:t>
+              <w:t>55,346</w:t>
             </w:r>
           </w:p>
         </w:tc>
@@ -12892,7 +12892,7 @@
                 <w:color w:val="1C3A36"/>
                 <w:sz w:val="16"/>
               </w:rPr>
-              <w:t>63,095</w:t>
+              <w:t>64,177</w:t>
             </w:r>
           </w:p>
         </w:tc>
@@ -12910,7 +12910,7 @@
                 <w:color w:val="1C3A36"/>
                 <w:sz w:val="16"/>
               </w:rPr>
-              <w:t>70,587</w:t>
+              <w:t>72,980</w:t>
             </w:r>
           </w:p>
         </w:tc>
@@ -12928,7 +12928,7 @@
                 <w:color w:val="1C3A36"/>
                 <w:sz w:val="16"/>
               </w:rPr>
-              <w:t>77,368</w:t>
+              <w:t>81,828</w:t>
             </w:r>
           </w:p>
         </w:tc>
@@ -13019,7 +13019,7 @@
                 <w:color w:val="1C3A36"/>
                 <w:sz w:val="16"/>
               </w:rPr>
-              <w:t>12.8%</w:t>
+              <w:t>12.7%</w:t>
             </w:r>
           </w:p>
         </w:tc>
@@ -13037,7 +13037,7 @@
                 <w:color w:val="1C3A36"/>
                 <w:sz w:val="16"/>
               </w:rPr>
-              <w:t>12.8%</w:t>
+              <w:t>12.7%</w:t>
             </w:r>
           </w:p>
         </w:tc>
@@ -13092,7 +13092,7 @@
                 <w:color w:val="1C3A36"/>
                 <w:sz w:val="16"/>
               </w:rPr>
-              <w:t>(13,463)</w:t>
+              <w:t>(13,561)</w:t>
             </w:r>
           </w:p>
         </w:tc>
@@ -13110,7 +13110,7 @@
                 <w:color w:val="1C3A36"/>
                 <w:sz w:val="16"/>
               </w:rPr>
-              <w:t>(15,269)</w:t>
+              <w:t>(15,560)</w:t>
             </w:r>
           </w:p>
         </w:tc>
@@ -13128,7 +13128,7 @@
                 <w:color w:val="1C3A36"/>
                 <w:sz w:val="16"/>
               </w:rPr>
-              <w:t>(16,966)</w:t>
+              <w:t>(17,608)</w:t>
             </w:r>
           </w:p>
         </w:tc>
@@ -13146,7 +13146,7 @@
                 <w:color w:val="1C3A36"/>
                 <w:sz w:val="16"/>
               </w:rPr>
-              <w:t>(18,545)</w:t>
+              <w:t>(19,742)</w:t>
             </w:r>
           </w:p>
         </w:tc>
@@ -13207,7 +13207,7 @@
                 <w:color w:val="1C3A36"/>
                 <w:sz w:val="16"/>
               </w:rPr>
-              <w:t>41,518</w:t>
+              <w:t>41,785</w:t>
             </w:r>
           </w:p>
         </w:tc>
@@ -13227,7 +13227,7 @@
                 <w:color w:val="1C3A36"/>
                 <w:sz w:val="16"/>
               </w:rPr>
-              <w:t>47,826</w:t>
+              <w:t>48,618</w:t>
             </w:r>
           </w:p>
         </w:tc>
@@ -13247,7 +13247,7 @@
                 <w:color w:val="1C3A36"/>
                 <w:sz w:val="16"/>
               </w:rPr>
-              <w:t>53,621</w:t>
+              <w:t>55,371</w:t>
             </w:r>
           </w:p>
         </w:tc>
@@ -13267,7 +13267,7 @@
                 <w:color w:val="1C3A36"/>
                 <w:sz w:val="16"/>
               </w:rPr>
-              <w:t>58,823</w:t>
+              <w:t>62,086</w:t>
             </w:r>
           </w:p>
         </w:tc>
@@ -13304,7 +13304,7 @@
                 <w:color w:val="1C3A36"/>
                 <w:sz w:val="16"/>
               </w:rPr>
-              <w:t>4,627</w:t>
+              <w:t>3,961</w:t>
             </w:r>
           </w:p>
         </w:tc>
@@ -13322,7 +13322,7 @@
                 <w:color w:val="1C3A36"/>
                 <w:sz w:val="16"/>
               </w:rPr>
-              <w:t>5,482</w:t>
+              <w:t>4,726</w:t>
             </w:r>
           </w:p>
         </w:tc>
@@ -13340,7 +13340,7 @@
                 <w:color w:val="1C3A36"/>
                 <w:sz w:val="16"/>
               </w:rPr>
-              <w:t>6,217</w:t>
+              <w:t>5,423</w:t>
             </w:r>
           </w:p>
         </w:tc>
@@ -13358,7 +13358,7 @@
                 <w:color w:val="1C3A36"/>
                 <w:sz w:val="16"/>
               </w:rPr>
-              <w:t>6,908</w:t>
+              <w:t>6,137</w:t>
             </w:r>
           </w:p>
         </w:tc>
@@ -13376,7 +13376,7 @@
                 <w:color w:val="1C3A36"/>
                 <w:sz w:val="16"/>
               </w:rPr>
-              <w:t>7,551</w:t>
+              <w:t>6,881</w:t>
             </w:r>
           </w:p>
         </w:tc>
@@ -13417,7 +13417,7 @@
                 <w:color w:val="1C3A36"/>
                 <w:sz w:val="16"/>
               </w:rPr>
-              <w:t>38,953</w:t>
+              <w:t>38,286</w:t>
             </w:r>
           </w:p>
         </w:tc>
@@ -13437,7 +13437,7 @@
                 <w:color w:val="1C3A36"/>
                 <w:sz w:val="16"/>
               </w:rPr>
-              <w:t>47,000</w:t>
+              <w:t>46,512</w:t>
             </w:r>
           </w:p>
         </w:tc>
@@ -13457,7 +13457,7 @@
                 <w:color w:val="1C3A36"/>
                 <w:sz w:val="16"/>
               </w:rPr>
-              <w:t>54,043</w:t>
+              <w:t>54,041</w:t>
             </w:r>
           </w:p>
         </w:tc>
@@ -13477,7 +13477,7 @@
                 <w:color w:val="1C3A36"/>
                 <w:sz w:val="16"/>
               </w:rPr>
-              <w:t>60,529</w:t>
+              <w:t>61,508</w:t>
             </w:r>
           </w:p>
         </w:tc>
@@ -13497,7 +13497,7 @@
                 <w:color w:val="1C3A36"/>
                 <w:sz w:val="16"/>
               </w:rPr>
-              <w:t>66,374</w:t>
+              <w:t>68,967</w:t>
             </w:r>
           </w:p>
         </w:tc>
@@ -13534,6 +13534,24 @@
                 <w:color w:val="1C3A36"/>
                 <w:sz w:val="16"/>
               </w:rPr>
+              <w:t>10.3%</w:t>
+            </w:r>
+          </w:p>
+        </w:tc>
+        <w:tc>
+          <w:tcPr>
+            <w:tcW w:type="dxa" w:w="1426"/>
+          </w:tcPr>
+          <w:p>
+            <w:pPr>
+              <w:spacing w:after="20"/>
+              <w:jc w:val="right"/>
+            </w:pPr>
+            <w:r>
+              <w:rPr>
+                <w:color w:val="1C3A36"/>
+                <w:sz w:val="16"/>
+              </w:rPr>
               <w:t>10.5%</w:t>
             </w:r>
           </w:p>
@@ -13570,7 +13588,7 @@
                 <w:color w:val="1C3A36"/>
                 <w:sz w:val="16"/>
               </w:rPr>
-              <w:t>10.9%</w:t>
+              <w:t>10.7%</w:t>
             </w:r>
           </w:p>
         </w:tc>
@@ -13588,25 +13606,7 @@
                 <w:color w:val="1C3A36"/>
                 <w:sz w:val="16"/>
               </w:rPr>
-              <w:t>11.0%</w:t>
-            </w:r>
-          </w:p>
-        </w:tc>
-        <w:tc>
-          <w:tcPr>
-            <w:tcW w:type="dxa" w:w="1426"/>
-          </w:tcPr>
-          <w:p>
-            <w:pPr>
-              <w:spacing w:after="20"/>
-              <w:jc w:val="right"/>
-            </w:pPr>
-            <w:r>
-              <w:rPr>
-                <w:color w:val="1C3A36"/>
-                <w:sz w:val="16"/>
-              </w:rPr>
-              <w:t>11.0%</w:t>
+              <w:t>10.7%</w:t>
             </w:r>
           </w:p>
         </w:tc>
@@ -13931,7 +13931,7 @@
                 <w:color w:val="1C3A36"/>
                 <w:sz w:val="16"/>
               </w:rPr>
-              <w:t>302,515</w:t>
+              <w:t>341,526</w:t>
             </w:r>
           </w:p>
         </w:tc>
@@ -13949,7 +13949,7 @@
                 <w:color w:val="1C3A36"/>
                 <w:sz w:val="16"/>
               </w:rPr>
-              <w:t>50.1%</w:t>
+              <w:t>53.1%</w:t>
             </w:r>
           </w:p>
         </w:tc>
@@ -14058,7 +14058,7 @@
                 <w:color w:val="1C3A36"/>
                 <w:sz w:val="16"/>
               </w:rPr>
-              <w:t>32.2%</w:t>
+              <w:t>30.2%</w:t>
             </w:r>
           </w:p>
         </w:tc>
@@ -14167,7 +14167,7 @@
                 <w:color w:val="1C3A36"/>
                 <w:sz w:val="16"/>
               </w:rPr>
-              <w:t>17.7%</w:t>
+              <w:t>16.7%</w:t>
             </w:r>
           </w:p>
         </w:tc>
@@ -14258,7 +14258,7 @@
                 <w:color w:val="1C3A36"/>
                 <w:sz w:val="16"/>
               </w:rPr>
-              <w:t>604,060</w:t>
+              <w:t>643,070</w:t>
             </w:r>
           </w:p>
         </w:tc>
@@ -14298,7 +14298,7 @@
           <w:color w:val="6E7B77"/>
           <w:sz w:val="17"/>
         </w:rPr>
-        <w:t>FY2025 figures are the audited Note 5-3 / Note 16 disclosures directly; nothing is apportioned or calibrated. By FY2030E Cables' share of revenue rises from 55.4% to 50.1% as it compounds on copper and FX; Constructions' share falls as its growth tapers fastest.</w:t>
+        <w:t>FY2025 figures are the audited Note 5-3 / Note 16 disclosures directly; nothing is apportioned or calibrated. By FY2030E Cables' share of revenue rises from 55.4% to 53.1% as it compounds on copper and FX; Constructions' share falls as its growth tapers fastest.</w:t>
       </w:r>
     </w:p>
     <w:p>
@@ -14979,7 +14979,7 @@
           <w:color w:val="1C3A36"/>
           <w:sz w:val="21"/>
         </w:rPr>
-        <w:t>The segment build makes a second point that a percentage-of-revenue model hides. Copper is passed through in Cables: a higher copper price raises revenue without raising the profit earned on it. But working capital scales with revenue, so a copper spike CONSUMES cash while adding almost no profit. That is visible in FY2026E, where revenue rises +32% — much of it copper and FX translation — and the resulting EGP 17,816mn working-capital build cuts free cash flow to the firm to just EGP -505mn, against EGP 7,557mn the following year once the step-up is absorbed. A rising copper price is not good news for this business in the year it happens.</w:t>
+        <w:t>The segment build makes a second point that a percentage-of-revenue model hides. Copper is passed through in Cables: a higher copper price raises revenue without raising the profit earned on it. But working capital scales with revenue, so a copper spike CONSUMES cash while adding almost no profit. That is visible in FY2026E, where revenue rises +32% — much of it copper and FX translation — and the resulting EGP 16,965mn working-capital build cuts free cash flow to the firm to just EGP -319mn, against EGP 6,419mn the following year once the step-up is absorbed. A rising copper price is not good news for this business in the year it happens.</w:t>
       </w:r>
     </w:p>
     <w:p>
@@ -14993,7 +14993,7 @@
           <w:color w:val="1C3A36"/>
           <w:sz w:val="21"/>
         </w:rPr>
-        <w:t>The model holds this ratio near 19.9% of revenue, the FY2025 disclosed level. That single assumption is worth a great deal: every percentage point of revenue added to or removed from working-capital intensity is worth roughly EGP 2.72-2.91 per share (the local slope at the base and the average across the tested 17-23% span). If the group converts working capital further — collecting faster, or pushing more of the funding onto suppliers and customers — the cash-flow model reprices sharply upward. If FY2025's improvement reverses, it reprices down just as fast.</w:t>
+        <w:t>The model holds this ratio near 19.7% of revenue, the FY2025 disclosed level. That single assumption is worth a great deal: every percentage point of revenue added to or removed from working-capital intensity is worth roughly EGP 2.86-3.06 per share (the local slope at the base and the average across the tested 17-23% span). If the group converts working capital further — collecting faster, or pushing more of the funding onto suppliers and customers — the cash-flow model reprices sharply upward. If FY2025's improvement reverses, it reprices down just as fast.</w:t>
       </w:r>
     </w:p>
     <w:p>
@@ -16294,7 +16294,7 @@
                 <w:color w:val="1C3A36"/>
                 <w:sz w:val="16"/>
               </w:rPr>
-              <w:t>EGP 27.66 (against 56.25)</w:t>
+              <w:t>EGP 28.50 (against 59.28)</w:t>
             </w:r>
           </w:p>
         </w:tc>
@@ -16312,7 +16312,7 @@
                 <w:color w:val="1C3A36"/>
                 <w:sz w:val="16"/>
               </w:rPr>
-              <w:t>Both are columns of the same published source. The market-observed basis is preferred to the agency-rating basis, which lags. This is the single largest open question in the cost of capital and the alternative is worth roughly 28.59 per share</w:t>
+              <w:t>Both are columns of the same published source. The market-observed basis is preferred to the agency-rating basis, which lags. This is the single largest open question in the cost of capital and the alternative is worth roughly 30.79 per share</w:t>
             </w:r>
           </w:p>
         </w:tc>
@@ -16367,7 +16367,7 @@
                 <w:color w:val="1C3A36"/>
                 <w:sz w:val="16"/>
               </w:rPr>
-              <w:t>EGP 63.22 (6.97)</w:t>
+              <w:t>EGP 66.69 (7.41)</w:t>
             </w:r>
           </w:p>
         </w:tc>
@@ -16513,7 +16513,7 @@
                 <w:color w:val="1C3A36"/>
                 <w:sz w:val="16"/>
               </w:rPr>
-              <w:t>EGP 55.95 (-0.30)</w:t>
+              <w:t>EGP 58.97 (-0.31)</w:t>
             </w:r>
           </w:p>
         </w:tc>
@@ -16699,7 +16699,7 @@
           <w:color w:val="6E7B77"/>
           <w:sz w:val="17"/>
         </w:rPr>
-        <w:t>The rating-basis column is the one most often raised against this study. It is not a correction to an error — both bases are published by the same source and both appear in this study's input register — but it is a material choice, and at EGP 27.66 the alternative sits well below the primary. A reader who prefers agency ratings to market spreads should use that number. (A July-2026 refresh of the same file reportedly lifts the rating-basis premium by roughly one point, making that alternative slightly more adverse still; the CDS-basis primary reproduces almost unchanged from the July parameters.)</w:t>
+        <w:t>The rating-basis column is the one most often raised against this study. It is not a correction to an error — both bases are published by the same source and both appear in this study's input register — but it is a material choice, and at EGP 28.50 the alternative sits well below the primary. A reader who prefers agency ratings to market spreads should use that number. (A July-2026 refresh of the same file reportedly lifts the rating-basis premium by roughly one point, making that alternative slightly more adverse still; the CDS-basis primary reproduces almost unchanged from the July parameters.)</w:t>
       </w:r>
     </w:p>
     <w:p>
@@ -16962,7 +16962,7 @@
                 <w:color w:val="1C3A36"/>
                 <w:sz w:val="16"/>
               </w:rPr>
-              <w:t>80.17</w:t>
+              <w:t>85.13</w:t>
             </w:r>
           </w:p>
         </w:tc>
@@ -16980,7 +16980,7 @@
                 <w:color w:val="1C3A36"/>
                 <w:sz w:val="16"/>
               </w:rPr>
-              <w:t>77.81</w:t>
+              <w:t>82.64</w:t>
             </w:r>
           </w:p>
         </w:tc>
@@ -16998,7 +16998,7 @@
                 <w:color w:val="1C3A36"/>
                 <w:sz w:val="16"/>
               </w:rPr>
-              <w:t>75.54</w:t>
+              <w:t>80.23</w:t>
             </w:r>
           </w:p>
         </w:tc>
@@ -17016,7 +17016,7 @@
                 <w:color w:val="1C3A36"/>
                 <w:sz w:val="16"/>
               </w:rPr>
-              <w:t>73.35</w:t>
+              <w:t>77.91</w:t>
             </w:r>
           </w:p>
         </w:tc>
@@ -17034,7 +17034,7 @@
                 <w:color w:val="1C3A36"/>
                 <w:sz w:val="16"/>
               </w:rPr>
-              <w:t>71.24</w:t>
+              <w:t>75.67</w:t>
             </w:r>
           </w:p>
         </w:tc>
@@ -17071,7 +17071,7 @@
                 <w:color w:val="1C3A36"/>
                 <w:sz w:val="16"/>
               </w:rPr>
-              <w:t>68.65</w:t>
+              <w:t>72.62</w:t>
             </w:r>
           </w:p>
         </w:tc>
@@ -17089,7 +17089,7 @@
                 <w:color w:val="1C3A36"/>
                 <w:sz w:val="16"/>
               </w:rPr>
-              <w:t>66.61</w:t>
+              <w:t>70.47</w:t>
             </w:r>
           </w:p>
         </w:tc>
@@ -17107,7 +17107,7 @@
                 <w:color w:val="1C3A36"/>
                 <w:sz w:val="16"/>
               </w:rPr>
-              <w:t>64.64</w:t>
+              <w:t>68.39</w:t>
             </w:r>
           </w:p>
         </w:tc>
@@ -17125,7 +17125,7 @@
                 <w:color w:val="1C3A36"/>
                 <w:sz w:val="16"/>
               </w:rPr>
-              <w:t>62.74</w:t>
+              <w:t>66.39</w:t>
             </w:r>
           </w:p>
         </w:tc>
@@ -17143,7 +17143,7 @@
                 <w:color w:val="1C3A36"/>
                 <w:sz w:val="16"/>
               </w:rPr>
-              <w:t>60.91</w:t>
+              <w:t>64.46</w:t>
             </w:r>
           </w:p>
         </w:tc>
@@ -17180,7 +17180,7 @@
                 <w:color w:val="1C3A36"/>
                 <w:sz w:val="16"/>
               </w:rPr>
-              <w:t>59.78</w:t>
+              <w:t>62.99</w:t>
             </w:r>
           </w:p>
         </w:tc>
@@ -17198,7 +17198,7 @@
                 <w:color w:val="1C3A36"/>
                 <w:sz w:val="16"/>
               </w:rPr>
-              <w:t>57.98</w:t>
+              <w:t>61.10</w:t>
             </w:r>
           </w:p>
         </w:tc>
@@ -17216,7 +17216,7 @@
                 <w:color w:val="1C3A36"/>
                 <w:sz w:val="16"/>
               </w:rPr>
-              <w:t>56.25</w:t>
+              <w:t>59.28</w:t>
             </w:r>
           </w:p>
         </w:tc>
@@ -17234,7 +17234,7 @@
                 <w:color w:val="1C3A36"/>
                 <w:sz w:val="16"/>
               </w:rPr>
-              <w:t>54.58</w:t>
+              <w:t>57.52</w:t>
             </w:r>
           </w:p>
         </w:tc>
@@ -17252,7 +17252,7 @@
                 <w:color w:val="1C3A36"/>
                 <w:sz w:val="16"/>
               </w:rPr>
-              <w:t>52.96</w:t>
+              <w:t>55.83</w:t>
             </w:r>
           </w:p>
         </w:tc>
@@ -17289,7 +17289,7 @@
                 <w:color w:val="1C3A36"/>
                 <w:sz w:val="16"/>
               </w:rPr>
-              <w:t>52.74</w:t>
+              <w:t>55.36</w:t>
             </w:r>
           </w:p>
         </w:tc>
@@ -17307,7 +17307,7 @@
                 <w:color w:val="1C3A36"/>
                 <w:sz w:val="16"/>
               </w:rPr>
-              <w:t>51.14</w:t>
+              <w:t>53.68</w:t>
             </w:r>
           </w:p>
         </w:tc>
@@ -17325,7 +17325,7 @@
                 <w:color w:val="1C3A36"/>
                 <w:sz w:val="16"/>
               </w:rPr>
-              <w:t>49.59</w:t>
+              <w:t>52.06</w:t>
             </w:r>
           </w:p>
         </w:tc>
@@ -17343,7 +17343,7 @@
                 <w:color w:val="1C3A36"/>
                 <w:sz w:val="16"/>
               </w:rPr>
-              <w:t>48.09</w:t>
+              <w:t>50.50</w:t>
             </w:r>
           </w:p>
         </w:tc>
@@ -17361,7 +17361,7 @@
                 <w:color w:val="1C3A36"/>
                 <w:sz w:val="16"/>
               </w:rPr>
-              <w:t>46.65</w:t>
+              <w:t>48.98</w:t>
             </w:r>
           </w:p>
         </w:tc>
@@ -17398,7 +17398,7 @@
                 <w:color w:val="1C3A36"/>
                 <w:sz w:val="16"/>
               </w:rPr>
-              <w:t>47.02</w:t>
+              <w:t>49.16</w:t>
             </w:r>
           </w:p>
         </w:tc>
@@ -17416,7 +17416,7 @@
                 <w:color w:val="1C3A36"/>
                 <w:sz w:val="16"/>
               </w:rPr>
-              <w:t>45.57</w:t>
+              <w:t>47.65</w:t>
             </w:r>
           </w:p>
         </w:tc>
@@ -17434,7 +17434,7 @@
                 <w:color w:val="1C3A36"/>
                 <w:sz w:val="16"/>
               </w:rPr>
-              <w:t>44.18</w:t>
+              <w:t>46.20</w:t>
             </w:r>
           </w:p>
         </w:tc>
@@ -17452,7 +17452,7 @@
                 <w:color w:val="1C3A36"/>
                 <w:sz w:val="16"/>
               </w:rPr>
-              <w:t>42.83</w:t>
+              <w:t>44.79</w:t>
             </w:r>
           </w:p>
         </w:tc>
@@ -17470,7 +17470,7 @@
                 <w:color w:val="1C3A36"/>
                 <w:sz w:val="16"/>
               </w:rPr>
-              <w:t>41.52</w:t>
+              <w:t>43.43</w:t>
             </w:r>
           </w:p>
         </w:tc>
@@ -17651,7 +17651,7 @@
                 <w:color w:val="1C3A36"/>
                 <w:sz w:val="17"/>
               </w:rPr>
-              <w:t>53.97 – 82.77</w:t>
+              <w:t>56.83 – 87.98</w:t>
             </w:r>
           </w:p>
         </w:tc>
@@ -17669,7 +17669,7 @@
                 <w:color w:val="1C3A36"/>
                 <w:sz w:val="17"/>
               </w:rPr>
-              <w:t>28.80</w:t>
+              <w:t>31.16</w:t>
             </w:r>
           </w:p>
         </w:tc>
@@ -17724,7 +17724,7 @@
                 <w:color w:val="1C3A36"/>
                 <w:sz w:val="17"/>
               </w:rPr>
-              <w:t>56.25 – 56.25</w:t>
+              <w:t>59.28 – 59.28</w:t>
             </w:r>
           </w:p>
         </w:tc>
@@ -17797,7 +17797,7 @@
                 <w:color w:val="1C3A36"/>
                 <w:sz w:val="17"/>
               </w:rPr>
-              <w:t>30.12 – 82.38</w:t>
+              <w:t>31.94 – 86.62</w:t>
             </w:r>
           </w:p>
         </w:tc>
@@ -17815,7 +17815,7 @@
                 <w:color w:val="1C3A36"/>
                 <w:sz w:val="17"/>
               </w:rPr>
-              <w:t>52.26</w:t>
+              <w:t>54.68</w:t>
             </w:r>
           </w:p>
         </w:tc>
@@ -17870,7 +17870,7 @@
                 <w:color w:val="1C3A36"/>
                 <w:sz w:val="17"/>
               </w:rPr>
-              <w:t>56.25 – 56.25</w:t>
+              <w:t>59.28 – 59.28</w:t>
             </w:r>
           </w:p>
         </w:tc>
@@ -17943,7 +17943,7 @@
                 <w:color w:val="1C3A36"/>
                 <w:sz w:val="17"/>
               </w:rPr>
-              <w:t>47.22 – 64.70</w:t>
+              <w:t>49.09 – 67.45</w:t>
             </w:r>
           </w:p>
         </w:tc>
@@ -17961,7 +17961,7 @@
                 <w:color w:val="1C3A36"/>
                 <w:sz w:val="17"/>
               </w:rPr>
-              <w:t>17.47</w:t>
+              <w:t>18.36</w:t>
             </w:r>
           </w:p>
         </w:tc>
@@ -18016,7 +18016,7 @@
                 <w:color w:val="1C3A36"/>
                 <w:sz w:val="17"/>
               </w:rPr>
-              <w:t>44.80 – 76.41</w:t>
+              <w:t>45.13 – 78.50</w:t>
             </w:r>
           </w:p>
         </w:tc>
@@ -18034,7 +18034,7 @@
                 <w:color w:val="1C3A36"/>
                 <w:sz w:val="17"/>
               </w:rPr>
-              <w:t>31.61</w:t>
+              <w:t>33.37</w:t>
             </w:r>
           </w:p>
         </w:tc>
@@ -18089,7 +18089,7 @@
                 <w:color w:val="1C3A36"/>
                 <w:sz w:val="17"/>
               </w:rPr>
-              <w:t>52.21 – 62.31</w:t>
+              <w:t>54.67 – 66.23</w:t>
             </w:r>
           </w:p>
         </w:tc>
@@ -18107,7 +18107,7 @@
                 <w:color w:val="1C3A36"/>
                 <w:sz w:val="17"/>
               </w:rPr>
-              <w:t>10.10</w:t>
+              <w:t>11.55</w:t>
             </w:r>
           </w:p>
         </w:tc>
@@ -18143,7 +18143,7 @@
           <w:color w:val="1C3A36"/>
           <w:sz w:val="21"/>
         </w:rPr>
-        <w:t>Every grid above is produced by the SAME valuation function as the headline, and it is asserted to reproduce it: at the adopted rates, growth and beta the function returns EGP 56.25 against the published central of 56.25. Until this edition the grids ran through a second function that re-implemented the terminal on a construction the study had already retired and omitted the employees' statutory share of profit that the bridge charges, so the surface was centred at EGP 49.71 rather than on the answer it was supposed to be testing. Note also where the adopted point SITS in each range rather than assuming it is the middle: terminal growth is adopted at 9%, the TOP of the 7%–11% range tested, so the terminal-growth row runs from the answer downwards and not symmetrically around it.</w:t>
+        <w:t>Every grid above is produced by the SAME valuation function as the headline, and it is asserted to reproduce it: at the adopted rates, growth and beta the function returns EGP 59.28 against the published central of 59.28. Until this edition the grids ran through a second function that re-implemented the terminal on a construction the study had already retired and omitted the employees' statutory share of profit that the bridge charges, so the surface was centred at EGP 49.71 rather than on the answer it was supposed to be testing. Note also where the adopted point SITS in each range rather than assuming it is the middle: terminal growth is adopted at 9%, the TOP of the 7%–11% range tested, so the terminal-growth row runs from the answer downwards and not symmetrically around it.</w:t>
       </w:r>
     </w:p>
     <w:p>
@@ -18950,7 +18950,7 @@
           <w:color w:val="6E7B77"/>
           <w:sz w:val="17"/>
         </w:rPr>
-        <w:t>Figure 5 — the forward price cone to three months. The dashed brass line is the fundamental central estimate of 56.25; the dotted line is the spot of 130.00.</w:t>
+        <w:t>Figure 5 — the forward price cone to three months. The dashed brass line is the fundamental central estimate of 59.28; the dotted line is the spot of 130.00.</w:t>
       </w:r>
     </w:p>
     <w:p>
@@ -19973,7 +19973,7 @@
                 <w:color w:val="1C3A36"/>
                 <w:sz w:val="17"/>
               </w:rPr>
-              <w:t>EGP 56.25 central, -57% against the market</w:t>
+              <w:t>EGP 59.28 central, -54% against the market</w:t>
             </w:r>
           </w:p>
         </w:tc>
@@ -20028,7 +20028,7 @@
                 <w:color w:val="1C3A36"/>
                 <w:sz w:val="17"/>
               </w:rPr>
-              <w:t>EGP 56.25, -57%</w:t>
+              <w:t>EGP 59.28, -54%</w:t>
             </w:r>
           </w:p>
         </w:tc>
@@ -20083,7 +20083,7 @@
                 <w:color w:val="1C3A36"/>
                 <w:sz w:val="17"/>
               </w:rPr>
-              <w:t>EGP 66.19, -49%</w:t>
+              <w:t>EGP 67.84, -48%</w:t>
             </w:r>
           </w:p>
         </w:tc>
@@ -20138,7 +20138,7 @@
                 <w:color w:val="1C3A36"/>
                 <w:sz w:val="17"/>
               </w:rPr>
-              <w:t>EGP 79.39, -39%</w:t>
+              <w:t>EGP 78.13, -40%</w:t>
             </w:r>
           </w:p>
         </w:tc>
@@ -20302,7 +20302,7 @@
           <w:color w:val="1C3A36"/>
           <w:sz w:val="21"/>
         </w:rPr>
-        <w:t>Our own weighting sits closer to the conservative end because the shares are bought and sold in Egyptian pounds on an Egyptian exchange, the dividends are paid in Egyptian pounds, and the ability of a foreign shareholder to realise value depends on Egyptian capital-account conditions. That is a real risk and it belongs in the discount rate. But a reader who believes that convertibility is not the binding constraint, and that the hard-currency earnings should be valued as hard-currency earnings, will reach a materially higher number using the same cash-flow forecasts — EGP 66.19 on the alternative shown. Neither reader is being unreasonable, and this study declines to hide that behind a single figure.</w:t>
+        <w:t>Our own weighting sits closer to the conservative end because the shares are bought and sold in Egyptian pounds on an Egyptian exchange, the dividends are paid in Egyptian pounds, and the ability of a foreign shareholder to realise value depends on Egyptian capital-account conditions. That is a real risk and it belongs in the discount rate. But a reader who believes that convertibility is not the binding constraint, and that the hard-currency earnings should be valued as hard-currency earnings, will reach a materially higher number using the same cash-flow forecasts — EGP 67.84 on the alternative shown. Neither reader is being unreasonable, and this study declines to hide that behind a single figure.</w:t>
       </w:r>
     </w:p>
     <w:p>
@@ -20506,7 +20506,7 @@
                 <w:color w:val="1C3A36"/>
                 <w:sz w:val="16"/>
               </w:rPr>
-              <w:t>the model's largest single assumption is that working capital stays near 19.9% of revenue</w:t>
+              <w:t>the model's largest single assumption is that working capital stays near 19.7% of revenue</w:t>
             </w:r>
           </w:p>
         </w:tc>
@@ -21176,7 +21176,7 @@
                 <w:color w:val="1C3A36"/>
                 <w:sz w:val="17"/>
               </w:rPr>
-              <w:t>56.25</w:t>
+              <w:t>59.28</w:t>
             </w:r>
           </w:p>
         </w:tc>
@@ -21391,7 +21391,7 @@
                 <w:color w:val="1C3A36"/>
                 <w:sz w:val="17"/>
               </w:rPr>
-              <w:t>269,558</w:t>
+              <w:t>274,686</w:t>
             </w:r>
           </w:p>
         </w:tc>
@@ -21409,7 +21409,7 @@
                 <w:color w:val="1C3A36"/>
                 <w:sz w:val="17"/>
               </w:rPr>
-              <w:t>497,370</w:t>
+              <w:t>506,834</w:t>
             </w:r>
           </w:p>
         </w:tc>
@@ -21427,7 +21427,7 @@
                 <w:color w:val="1C3A36"/>
                 <w:sz w:val="17"/>
               </w:rPr>
-              <w:t>1,291,207</w:t>
+              <w:t>1,315,774</w:t>
             </w:r>
           </w:p>
         </w:tc>
@@ -21482,7 +21482,7 @@
                 <w:color w:val="1C3A36"/>
                 <w:sz w:val="17"/>
               </w:rPr>
-              <w:t>198,239</w:t>
+              <w:t>205,743</w:t>
             </w:r>
           </w:p>
         </w:tc>
@@ -21500,7 +21500,7 @@
                 <w:color w:val="1C3A36"/>
                 <w:sz w:val="17"/>
               </w:rPr>
-              <w:t>552,642</w:t>
+              <w:t>573,563</w:t>
             </w:r>
           </w:p>
         </w:tc>
@@ -21518,7 +21518,7 @@
                 <w:color w:val="1C3A36"/>
                 <w:sz w:val="17"/>
               </w:rPr>
-              <w:t>1,874,170</w:t>
+              <w:t>1,945,120</w:t>
             </w:r>
           </w:p>
         </w:tc>
@@ -21573,7 +21573,7 @@
                 <w:color w:val="1C3A36"/>
                 <w:sz w:val="17"/>
               </w:rPr>
-              <w:t>212,267</w:t>
+              <w:t>225,975</w:t>
             </w:r>
           </w:p>
         </w:tc>
@@ -21591,7 +21591,7 @@
                 <w:color w:val="1C3A36"/>
                 <w:sz w:val="17"/>
               </w:rPr>
-              <w:t>604,060</w:t>
+              <w:t>643,070</w:t>
             </w:r>
           </w:p>
         </w:tc>
@@ -21609,7 +21609,7 @@
                 <w:color w:val="1C3A36"/>
                 <w:sz w:val="17"/>
               </w:rPr>
-              <w:t>2,201,693</w:t>
+              <w:t>2,343,880</w:t>
             </w:r>
           </w:p>
         </w:tc>
@@ -21664,7 +21664,7 @@
                 <w:color w:val="1C3A36"/>
                 <w:sz w:val="17"/>
               </w:rPr>
-              <w:t>29,183</w:t>
+              <w:t>29,684</w:t>
             </w:r>
           </w:p>
         </w:tc>
@@ -21682,7 +21682,7 @@
                 <w:color w:val="1C3A36"/>
                 <w:sz w:val="17"/>
               </w:rPr>
-              <w:t>63,095</w:t>
+              <w:t>64,177</w:t>
             </w:r>
           </w:p>
         </w:tc>
@@ -21700,7 +21700,7 @@
                 <w:color w:val="1C3A36"/>
                 <w:sz w:val="17"/>
               </w:rPr>
-              <w:t>180,729</w:t>
+              <w:t>183,828</w:t>
             </w:r>
           </w:p>
         </w:tc>
@@ -21755,7 +21755,7 @@
                 <w:color w:val="1C3A36"/>
                 <w:sz w:val="17"/>
               </w:rPr>
-              <w:t>27,332</w:t>
+              <w:t>28,258</w:t>
             </w:r>
           </w:p>
         </w:tc>
@@ -21773,7 +21773,7 @@
                 <w:color w:val="1C3A36"/>
                 <w:sz w:val="17"/>
               </w:rPr>
-              <w:t>70,587</w:t>
+              <w:t>72,980</w:t>
             </w:r>
           </w:p>
         </w:tc>
@@ -21791,7 +21791,7 @@
                 <w:color w:val="1C3A36"/>
                 <w:sz w:val="17"/>
               </w:rPr>
-              <w:t>299,006</w:t>
+              <w:t>309,139</w:t>
             </w:r>
           </w:p>
         </w:tc>
@@ -21846,7 +21846,7 @@
                 <w:color w:val="1C3A36"/>
                 <w:sz w:val="17"/>
               </w:rPr>
-              <w:t>39,653</w:t>
+              <w:t>41,940</w:t>
             </w:r>
           </w:p>
         </w:tc>
@@ -21864,7 +21864,7 @@
                 <w:color w:val="1C3A36"/>
                 <w:sz w:val="17"/>
               </w:rPr>
-              <w:t>77,368</w:t>
+              <w:t>81,828</w:t>
             </w:r>
           </w:p>
         </w:tc>
@@ -21882,7 +21882,7 @@
                 <w:color w:val="1C3A36"/>
                 <w:sz w:val="17"/>
               </w:rPr>
-              <w:t>268,065</w:t>
+              <w:t>283,520</w:t>
             </w:r>
           </w:p>
         </w:tc>
@@ -21936,14 +21936,14 @@
           <w:color w:val="1C3A36"/>
           <w:sz w:val="21"/>
         </w:rPr>
-        <w:t xml:space="preserve">No order book, backlog or unit-volume figure is disclosed in the audited statements. </w:t>
+        <w:t xml:space="preserve">The audited statements carry no volumes; the company's own releases do, and they are read. </w:t>
       </w:r>
       <w:r>
         <w:rPr>
           <w:color w:val="1C3A36"/>
           <w:sz w:val="21"/>
         </w:rPr>
-        <w:t>All three audited financial statements and the Q1-2026 interim disclose segment revenue and segment profit, but no tonnage, MVA, meter count or order-book figure for any segment. The company's quarterly EARNINGS RELEASES have historically carried backlog and volume data; they were not reachable from this research environment, so the forecast is built as a taper on each segment's own recent revenue growth and margin path rather than a backlog-burn model. An earlier wording said 'disclosed anywhere', which overclaimed — the scope of the negative result is the audited statements, and cross-checking the Constructions taper against the released backlog is the first refinement to make when those releases become obtainable.</w:t>
+        <w:t>All three audited financial statements and the Q1-2026 interim disclose segment revenue and segment profit, but no tonnage, MVA, meter count or order-book figure for any segment. THE COMPANY'S QUARTERLY EARNINGS RELEASES CARRY BOTH, and this edition reads them. Cable volumes run 144,997 / 156,748 / 167,665 / 185,449 tonnes over FY2022-25 and 99,239 in the reviewed half against 89,636, and that series now sets the Cables growth driver instead of a residual. Engineering backlog reaches EGP 346bn at 30 June 2026, read and NOT burnt down — it corroborates the Constructions taper rather than producing it. TWO EARLIER WORDINGS ARE WITHDRAWN: one said this data was 'disclosed anywhere', which overclaimed the scope of a negative result, and one said the releases 'were not reachable from this research environment', which was simply wrong — they were held here the whole time. Cross-checking the Constructions taper against the released backlog was named as the first refinement to make when those releases become obtainable.</w:t>
       </w:r>
     </w:p>
     <w:p>
@@ -21964,7 +21964,7 @@
           <w:color w:val="1C3A36"/>
           <w:sz w:val="21"/>
         </w:rPr>
-        <w:t>The cash-flow model is constructed at 31 December 2025 (the audited balance-sheet date); every lens value is rolled 246/365 of a year to the 3-Sep-2026 anchor at the 28.1% cost of equity less the EGP 1.85 dividend paid in the window — worth about +8.93 gross on the primary lens. An earlier revision omitted this roll and compared a 31-Dec-2025 value directly to the August price; an external review flagged it, correctly.</w:t>
+        <w:t>The cash-flow model is constructed at 31 December 2025 (the audited balance-sheet date); every lens value is rolled 246/365 of a year to the 3-Sep-2026 anchor at the 28.1% cost of equity less the EGP 1.85 dividend paid in the window — worth about +9.29 gross on the primary lens. An earlier revision omitted this roll and compared a 31-Dec-2025 value directly to the August price; an external review flagged it, correctly.</w:t>
       </w:r>
     </w:p>
     <w:p>
@@ -21985,7 +21985,7 @@
           <w:color w:val="1C3A36"/>
           <w:sz w:val="21"/>
         </w:rPr>
-        <w:t>82% of the enterprise value comes from the terminal value. This is disclosed in the summary table, in the bridge and here. It is a consequence of a high discount rate applied to a business still growing fast — the explicit years are heavily discounted, so the perpetuity carries the weight. The terminal assumptions are stressed across cost of capital, growth and return on invested capital in section 1.9.</w:t>
+        <w:t>85% of the enterprise value comes from the terminal value. This is disclosed in the summary table, in the bridge and here. It is a consequence of a high discount rate applied to a business still growing fast — the explicit years are heavily discounted, so the perpetuity carries the weight. The terminal assumptions are stressed across cost of capital, growth and return on invested capital in section 1.9.</w:t>
       </w:r>
     </w:p>
     <w:p>
@@ -22027,7 +22027,7 @@
           <w:color w:val="1C3A36"/>
           <w:sz w:val="21"/>
         </w:rPr>
-        <w:t>Our primary construction charges the full Egyptian equity risk premium to a company earning just over half its money on a hard-currency-linked basis. The alternative construction gives EGP 66.19. We have chosen the conservative reading and shown the other in full rather than splitting the difference silently.</w:t>
+        <w:t>Our primary construction charges the full Egyptian equity risk premium to a company earning just over half its money on a hard-currency-linked basis. The alternative construction gives EGP 67.84. We have chosen the conservative reading and shown the other in full rather than splitting the difference silently.</w:t>
       </w:r>
     </w:p>
     <w:p>
@@ -22069,7 +22069,7 @@
           <w:color w:val="1C3A36"/>
           <w:sz w:val="21"/>
         </w:rPr>
-        <w:t>Minorities take 9.7% of group profit but only 7.1% of book equity. Charging them the profit share removes EGP 12,841mn (6.00 per share) from the equity value — EGP 3.61 per share MORE than deducting the audited book value of 5,119mn would (an earlier wording conflated the total charge with the excess; this states both). It is also the internally consistent choice: this study values the group's equity at 1.3× book, so valuing the minorities' stake at 1.0× book while valuing everyone else's above it would apply two different standards to the same subsidiaries.</w:t>
+        <w:t>Minorities take 9.7% of group profit but only 7.1% of book equity. Charging them the profit share removes EGP 13,537mn (6.32 per share) from the equity value — EGP 3.93 per share MORE than deducting the audited book value of 5,119mn would (an earlier wording conflated the total charge with the excess; this states both). It is also the internally consistent choice: this study values the group's equity at 1.3× book, so valuing the minorities' stake at 1.0× book while valuing everyone else's above it would apply two different standards to the same subsidiaries.</w:t>
       </w:r>
     </w:p>
     <w:p>
@@ -22486,7 +22486,7 @@
                 <w:color w:val="1C3A36"/>
                 <w:sz w:val="15"/>
               </w:rPr>
-              <w:t>438,521</w:t>
+              <w:t>441,712</w:t>
             </w:r>
           </w:p>
         </w:tc>
@@ -22504,7 +22504,7 @@
                 <w:color w:val="1C3A36"/>
                 <w:sz w:val="15"/>
               </w:rPr>
-              <w:t>497,370</w:t>
+              <w:t>506,834</w:t>
             </w:r>
           </w:p>
         </w:tc>
@@ -22522,7 +22522,7 @@
                 <w:color w:val="1C3A36"/>
                 <w:sz w:val="15"/>
               </w:rPr>
-              <w:t>552,642</w:t>
+              <w:t>573,563</w:t>
             </w:r>
           </w:p>
         </w:tc>
@@ -22540,7 +22540,7 @@
                 <w:color w:val="1C3A36"/>
                 <w:sz w:val="15"/>
               </w:rPr>
-              <w:t>604,060</w:t>
+              <w:t>643,070</w:t>
             </w:r>
           </w:p>
         </w:tc>
@@ -22649,7 +22649,7 @@
                 <w:color w:val="1C3A36"/>
                 <w:sz w:val="15"/>
               </w:rPr>
-              <w:t>54,981</w:t>
+              <w:t>55,346</w:t>
             </w:r>
           </w:p>
         </w:tc>
@@ -22667,7 +22667,7 @@
                 <w:color w:val="1C3A36"/>
                 <w:sz w:val="15"/>
               </w:rPr>
-              <w:t>63,095</w:t>
+              <w:t>64,177</w:t>
             </w:r>
           </w:p>
         </w:tc>
@@ -22685,7 +22685,7 @@
                 <w:color w:val="1C3A36"/>
                 <w:sz w:val="15"/>
               </w:rPr>
-              <w:t>70,587</w:t>
+              <w:t>72,980</w:t>
             </w:r>
           </w:p>
         </w:tc>
@@ -22703,7 +22703,7 @@
                 <w:color w:val="1C3A36"/>
                 <w:sz w:val="15"/>
               </w:rPr>
-              <w:t>77,368</w:t>
+              <w:t>81,828</w:t>
             </w:r>
           </w:p>
         </w:tc>
@@ -22804,7 +22804,7 @@
                 <w:color w:val="1C3A36"/>
                 <w:sz w:val="15"/>
               </w:rPr>
-              <w:t>38,953</w:t>
+              <w:t>38,286</w:t>
             </w:r>
           </w:p>
         </w:tc>
@@ -22824,7 +22824,7 @@
                 <w:color w:val="1C3A36"/>
                 <w:sz w:val="15"/>
               </w:rPr>
-              <w:t>47,000</w:t>
+              <w:t>46,512</w:t>
             </w:r>
           </w:p>
         </w:tc>
@@ -22844,7 +22844,7 @@
                 <w:color w:val="1C3A36"/>
                 <w:sz w:val="15"/>
               </w:rPr>
-              <w:t>54,043</w:t>
+              <w:t>54,041</w:t>
             </w:r>
           </w:p>
         </w:tc>
@@ -22864,7 +22864,7 @@
                 <w:color w:val="1C3A36"/>
                 <w:sz w:val="15"/>
               </w:rPr>
-              <w:t>60,529</w:t>
+              <w:t>61,508</w:t>
             </w:r>
           </w:p>
         </w:tc>
@@ -22884,7 +22884,7 @@
                 <w:color w:val="1C3A36"/>
                 <w:sz w:val="15"/>
               </w:rPr>
-              <w:t>66,374</w:t>
+              <w:t>68,967</w:t>
             </w:r>
           </w:p>
         </w:tc>
@@ -22975,6 +22975,24 @@
                 <w:color w:val="1C3A36"/>
                 <w:sz w:val="15"/>
               </w:rPr>
+              <w:t>10.3%</w:t>
+            </w:r>
+          </w:p>
+        </w:tc>
+        <w:tc>
+          <w:tcPr>
+            <w:tcW w:type="dxa" w:w="950"/>
+          </w:tcPr>
+          <w:p>
+            <w:pPr>
+              <w:spacing w:after="20"/>
+              <w:jc w:val="right"/>
+            </w:pPr>
+            <w:r>
+              <w:rPr>
+                <w:color w:val="1C3A36"/>
+                <w:sz w:val="15"/>
+              </w:rPr>
               <w:t>10.5%</w:t>
             </w:r>
           </w:p>
@@ -23011,7 +23029,7 @@
                 <w:color w:val="1C3A36"/>
                 <w:sz w:val="15"/>
               </w:rPr>
-              <w:t>10.9%</w:t>
+              <w:t>10.7%</w:t>
             </w:r>
           </w:p>
         </w:tc>
@@ -23029,25 +23047,7 @@
                 <w:color w:val="1C3A36"/>
                 <w:sz w:val="15"/>
               </w:rPr>
-              <w:t>11.0%</w:t>
-            </w:r>
-          </w:p>
-        </w:tc>
-        <w:tc>
-          <w:tcPr>
-            <w:tcW w:type="dxa" w:w="950"/>
-          </w:tcPr>
-          <w:p>
-            <w:pPr>
-              <w:spacing w:after="20"/>
-              <w:jc w:val="right"/>
-            </w:pPr>
-            <w:r>
-              <w:rPr>
-                <w:color w:val="1C3A36"/>
-                <w:sz w:val="15"/>
-              </w:rPr>
-              <w:t>11.0%</w:t>
+              <w:t>10.7%</w:t>
             </w:r>
           </w:p>
         </w:tc>
@@ -23138,7 +23138,7 @@
                 <w:color w:val="1C3A36"/>
                 <w:sz w:val="15"/>
               </w:rPr>
-              <w:t>(4,627)</w:t>
+              <w:t>(3,961)</w:t>
             </w:r>
           </w:p>
         </w:tc>
@@ -23156,7 +23156,7 @@
                 <w:color w:val="1C3A36"/>
                 <w:sz w:val="15"/>
               </w:rPr>
-              <w:t>(5,482)</w:t>
+              <w:t>(4,726)</w:t>
             </w:r>
           </w:p>
         </w:tc>
@@ -23174,7 +23174,7 @@
                 <w:color w:val="1C3A36"/>
                 <w:sz w:val="15"/>
               </w:rPr>
-              <w:t>(6,217)</w:t>
+              <w:t>(5,423)</w:t>
             </w:r>
           </w:p>
         </w:tc>
@@ -23192,7 +23192,7 @@
                 <w:color w:val="1C3A36"/>
                 <w:sz w:val="15"/>
               </w:rPr>
-              <w:t>(6,908)</w:t>
+              <w:t>(6,137)</w:t>
             </w:r>
           </w:p>
         </w:tc>
@@ -23210,7 +23210,7 @@
                 <w:color w:val="1C3A36"/>
                 <w:sz w:val="15"/>
               </w:rPr>
-              <w:t>(7,551)</w:t>
+              <w:t>(6,881)</w:t>
             </w:r>
           </w:p>
         </w:tc>
@@ -23331,7 +23331,7 @@
                 <w:color w:val="1C3A36"/>
                 <w:sz w:val="15"/>
               </w:rPr>
-              <w:t>41,518</w:t>
+              <w:t>41,785</w:t>
             </w:r>
           </w:p>
         </w:tc>
@@ -23351,7 +23351,7 @@
                 <w:color w:val="1C3A36"/>
                 <w:sz w:val="15"/>
               </w:rPr>
-              <w:t>47,826</w:t>
+              <w:t>48,618</w:t>
             </w:r>
           </w:p>
         </w:tc>
@@ -23371,7 +23371,7 @@
                 <w:color w:val="1C3A36"/>
                 <w:sz w:val="15"/>
               </w:rPr>
-              <w:t>53,621</w:t>
+              <w:t>55,371</w:t>
             </w:r>
           </w:p>
         </w:tc>
@@ -23391,7 +23391,7 @@
                 <w:color w:val="1C3A36"/>
                 <w:sz w:val="15"/>
               </w:rPr>
-              <w:t>58,823</w:t>
+              <w:t>62,086</w:t>
             </w:r>
           </w:p>
         </w:tc>
@@ -23500,7 +23500,7 @@
                 <w:color w:val="1C3A36"/>
                 <w:sz w:val="15"/>
               </w:rPr>
-              <w:t>(2,135)</w:t>
+              <w:t>(2,116)</w:t>
             </w:r>
           </w:p>
         </w:tc>
@@ -23518,7 +23518,7 @@
                 <w:color w:val="1C3A36"/>
                 <w:sz w:val="15"/>
               </w:rPr>
-              <w:t>(1,930)</w:t>
+              <w:t>(2,029)</w:t>
             </w:r>
           </w:p>
         </w:tc>
@@ -23536,7 +23536,7 @@
                 <w:color w:val="1C3A36"/>
                 <w:sz w:val="15"/>
               </w:rPr>
-              <w:t>(1,359)</w:t>
+              <w:t>(1,640)</w:t>
             </w:r>
           </w:p>
         </w:tc>
@@ -23554,7 +23554,7 @@
                 <w:color w:val="1C3A36"/>
                 <w:sz w:val="15"/>
               </w:rPr>
-              <w:t>(537)</w:t>
+              <w:t>(1,097)</w:t>
             </w:r>
           </w:p>
         </w:tc>
@@ -23826,7 +23826,7 @@
                 <w:color w:val="1C3A36"/>
                 <w:sz w:val="15"/>
               </w:rPr>
-              <w:t>41,214</w:t>
+              <w:t>41,499</w:t>
             </w:r>
           </w:p>
         </w:tc>
@@ -23844,7 +23844,7 @@
                 <w:color w:val="1C3A36"/>
                 <w:sz w:val="15"/>
               </w:rPr>
-              <w:t>47,872</w:t>
+              <w:t>48,565</w:t>
             </w:r>
           </w:p>
         </w:tc>
@@ -23862,7 +23862,7 @@
                 <w:color w:val="1C3A36"/>
                 <w:sz w:val="15"/>
               </w:rPr>
-              <w:t>54,397</w:t>
+              <w:t>55,866</w:t>
             </w:r>
           </w:p>
         </w:tc>
@@ -23880,7 +23880,7 @@
                 <w:color w:val="1C3A36"/>
                 <w:sz w:val="15"/>
               </w:rPr>
-              <w:t>60,591</w:t>
+              <w:t>63,294</w:t>
             </w:r>
           </w:p>
         </w:tc>
@@ -23989,7 +23989,7 @@
                 <w:color w:val="1C3A36"/>
                 <w:sz w:val="15"/>
               </w:rPr>
-              <w:t>(10,097)</w:t>
+              <w:t>(10,167)</w:t>
             </w:r>
           </w:p>
         </w:tc>
@@ -24007,7 +24007,7 @@
                 <w:color w:val="1C3A36"/>
                 <w:sz w:val="15"/>
               </w:rPr>
-              <w:t>(11,729)</w:t>
+              <w:t>(11,898)</w:t>
             </w:r>
           </w:p>
         </w:tc>
@@ -24025,7 +24025,7 @@
                 <w:color w:val="1C3A36"/>
                 <w:sz w:val="15"/>
               </w:rPr>
-              <w:t>(13,327)</w:t>
+              <w:t>(13,687)</w:t>
             </w:r>
           </w:p>
         </w:tc>
@@ -24043,7 +24043,7 @@
                 <w:color w:val="1C3A36"/>
                 <w:sz w:val="15"/>
               </w:rPr>
-              <w:t>(14,845)</w:t>
+              <w:t>(15,507)</w:t>
             </w:r>
           </w:p>
         </w:tc>
@@ -24152,7 +24152,7 @@
                 <w:color w:val="1C3A36"/>
                 <w:sz w:val="15"/>
               </w:rPr>
-              <w:t>31,116</w:t>
+              <w:t>31,332</w:t>
             </w:r>
           </w:p>
         </w:tc>
@@ -24170,7 +24170,7 @@
                 <w:color w:val="1C3A36"/>
                 <w:sz w:val="15"/>
               </w:rPr>
-              <w:t>36,143</w:t>
+              <w:t>36,666</w:t>
             </w:r>
           </w:p>
         </w:tc>
@@ -24188,7 +24188,7 @@
                 <w:color w:val="1C3A36"/>
                 <w:sz w:val="15"/>
               </w:rPr>
-              <w:t>41,070</w:t>
+              <w:t>42,179</w:t>
             </w:r>
           </w:p>
         </w:tc>
@@ -24206,7 +24206,7 @@
                 <w:color w:val="1C3A36"/>
                 <w:sz w:val="15"/>
               </w:rPr>
-              <w:t>45,746</w:t>
+              <w:t>47,787</w:t>
             </w:r>
           </w:p>
         </w:tc>
@@ -24315,7 +24315,7 @@
                 <w:color w:val="1C3A36"/>
                 <w:sz w:val="15"/>
               </w:rPr>
-              <w:t>(3,011)</w:t>
+              <w:t>(3,031)</w:t>
             </w:r>
           </w:p>
         </w:tc>
@@ -24333,7 +24333,7 @@
                 <w:color w:val="1C3A36"/>
                 <w:sz w:val="15"/>
               </w:rPr>
-              <w:t>(3,497)</w:t>
+              <w:t>(3,547)</w:t>
             </w:r>
           </w:p>
         </w:tc>
@@ -24351,7 +24351,7 @@
                 <w:color w:val="1C3A36"/>
                 <w:sz w:val="15"/>
               </w:rPr>
-              <w:t>(3,974)</w:t>
+              <w:t>(4,081)</w:t>
             </w:r>
           </w:p>
         </w:tc>
@@ -24369,7 +24369,7 @@
                 <w:color w:val="1C3A36"/>
                 <w:sz w:val="15"/>
               </w:rPr>
-              <w:t>(4,426)</w:t>
+              <w:t>(4,623)</w:t>
             </w:r>
           </w:p>
         </w:tc>
@@ -24490,7 +24490,7 @@
                 <w:color w:val="1C3A36"/>
                 <w:sz w:val="15"/>
               </w:rPr>
-              <w:t>28,106</w:t>
+              <w:t>28,300</w:t>
             </w:r>
           </w:p>
         </w:tc>
@@ -24510,7 +24510,7 @@
                 <w:color w:val="1C3A36"/>
                 <w:sz w:val="15"/>
               </w:rPr>
-              <w:t>32,647</w:t>
+              <w:t>33,119</w:t>
             </w:r>
           </w:p>
         </w:tc>
@@ -24530,7 +24530,7 @@
                 <w:color w:val="1C3A36"/>
                 <w:sz w:val="15"/>
               </w:rPr>
-              <w:t>37,096</w:t>
+              <w:t>38,098</w:t>
             </w:r>
           </w:p>
         </w:tc>
@@ -24550,7 +24550,7 @@
                 <w:color w:val="1C3A36"/>
                 <w:sz w:val="15"/>
               </w:rPr>
-              <w:t>41,320</w:t>
+              <w:t>43,164</w:t>
             </w:r>
           </w:p>
         </w:tc>
@@ -24659,7 +24659,7 @@
                 <w:color w:val="1C3A36"/>
                 <w:sz w:val="15"/>
               </w:rPr>
-              <w:t>13.13</w:t>
+              <w:t>13.22</w:t>
             </w:r>
           </w:p>
         </w:tc>
@@ -24677,7 +24677,7 @@
                 <w:color w:val="1C3A36"/>
                 <w:sz w:val="15"/>
               </w:rPr>
-              <w:t>15.25</w:t>
+              <w:t>15.47</w:t>
             </w:r>
           </w:p>
         </w:tc>
@@ -24695,7 +24695,7 @@
                 <w:color w:val="1C3A36"/>
                 <w:sz w:val="15"/>
               </w:rPr>
-              <w:t>17.33</w:t>
+              <w:t>17.80</w:t>
             </w:r>
           </w:p>
         </w:tc>
@@ -24713,7 +24713,7 @@
                 <w:color w:val="1C3A36"/>
                 <w:sz w:val="15"/>
               </w:rPr>
-              <w:t>19.30</w:t>
+              <w:t>20.16</w:t>
             </w:r>
           </w:p>
         </w:tc>
@@ -26189,7 +26189,7 @@
                 <w:color w:val="1C3A36"/>
                 <w:sz w:val="16"/>
               </w:rPr>
-              <w:t>73,669</w:t>
+              <w:t>72,817</w:t>
             </w:r>
           </w:p>
         </w:tc>
@@ -26207,7 +26207,7 @@
                 <w:color w:val="1C3A36"/>
                 <w:sz w:val="16"/>
               </w:rPr>
-              <w:t>87,266</w:t>
+              <w:t>86,885</w:t>
             </w:r>
           </w:p>
         </w:tc>
@@ -26225,7 +26225,7 @@
                 <w:color w:val="1C3A36"/>
                 <w:sz w:val="16"/>
               </w:rPr>
-              <w:t>98,977</w:t>
+              <w:t>99,694</w:t>
             </w:r>
           </w:p>
         </w:tc>
@@ -26243,7 +26243,7 @@
                 <w:color w:val="1C3A36"/>
                 <w:sz w:val="16"/>
               </w:rPr>
-              <w:t>109,976</w:t>
+              <w:t>112,820</w:t>
             </w:r>
           </w:p>
         </w:tc>
@@ -26261,7 +26261,7 @@
                 <w:color w:val="1C3A36"/>
                 <w:sz w:val="16"/>
               </w:rPr>
-              <w:t>120,208</w:t>
+              <w:t>126,492</w:t>
             </w:r>
           </w:p>
         </w:tc>
@@ -26298,7 +26298,7 @@
                 <w:color w:val="1C3A36"/>
                 <w:sz w:val="16"/>
               </w:rPr>
-              <w:t>44,565</w:t>
+              <w:t>45,232</w:t>
             </w:r>
           </w:p>
         </w:tc>
@@ -26316,7 +26316,7 @@
                 <w:color w:val="1C3A36"/>
                 <w:sz w:val="16"/>
               </w:rPr>
-              <w:t>54,757</w:t>
+              <w:t>56,293</w:t>
             </w:r>
           </w:p>
         </w:tc>
@@ -26334,7 +26334,7 @@
                 <w:color w:val="1C3A36"/>
                 <w:sz w:val="16"/>
               </w:rPr>
-              <w:t>66,317</w:t>
+              <w:t>68,985</w:t>
             </w:r>
           </w:p>
         </w:tc>
@@ -26352,7 +26352,7 @@
                 <w:color w:val="1C3A36"/>
                 <w:sz w:val="16"/>
               </w:rPr>
-              <w:t>79,162</w:t>
+              <w:t>83,349</w:t>
             </w:r>
           </w:p>
         </w:tc>
@@ -26370,7 +26370,7 @@
                 <w:color w:val="1C3A36"/>
                 <w:sz w:val="16"/>
               </w:rPr>
-              <w:t>93,202</w:t>
+              <w:t>99,453</w:t>
             </w:r>
           </w:p>
         </w:tc>
@@ -26516,7 +26516,7 @@
                 <w:color w:val="1C3A36"/>
                 <w:sz w:val="16"/>
               </w:rPr>
-              <w:t>119,983</w:t>
+              <w:t>119,797</w:t>
             </w:r>
           </w:p>
         </w:tc>
@@ -26534,7 +26534,7 @@
                 <w:color w:val="1C3A36"/>
                 <w:sz w:val="16"/>
               </w:rPr>
-              <w:t>143,772</w:t>
+              <w:t>144,927</w:t>
             </w:r>
           </w:p>
         </w:tc>
@@ -26552,7 +26552,7 @@
                 <w:color w:val="1C3A36"/>
                 <w:sz w:val="16"/>
               </w:rPr>
-              <w:t>167,043</w:t>
+              <w:t>170,428</w:t>
             </w:r>
           </w:p>
         </w:tc>
@@ -26570,7 +26570,7 @@
                 <w:color w:val="1C3A36"/>
                 <w:sz w:val="16"/>
               </w:rPr>
-              <w:t>190,887</w:t>
+              <w:t>197,917</w:t>
             </w:r>
           </w:p>
         </w:tc>
@@ -26588,7 +26588,7 @@
                 <w:color w:val="1C3A36"/>
                 <w:sz w:val="16"/>
               </w:rPr>
-              <w:t>215,159</w:t>
+              <w:t>227,693</w:t>
             </w:r>
           </w:p>
         </w:tc>
@@ -26661,7 +26661,7 @@
                 <w:color w:val="1C3A36"/>
                 <w:sz w:val="16"/>
               </w:rPr>
-              <w:t>21.6%</w:t>
+              <w:t>21.5%</w:t>
             </w:r>
           </w:p>
         </w:tc>
@@ -26679,7 +26679,7 @@
                 <w:color w:val="1C3A36"/>
                 <w:sz w:val="16"/>
               </w:rPr>
-              <w:t>21.2%</w:t>
+              <w:t>21.1%</w:t>
             </w:r>
           </w:p>
         </w:tc>
@@ -26752,7 +26752,7 @@
                 <w:color w:val="1C3A36"/>
                 <w:sz w:val="16"/>
               </w:rPr>
-              <w:t>(15,674)</w:t>
+              <w:t>(15,788)</w:t>
             </w:r>
           </w:p>
         </w:tc>
@@ -26770,7 +26770,7 @@
                 <w:color w:val="1C3A36"/>
                 <w:sz w:val="16"/>
               </w:rPr>
-              <w:t>(17,777)</w:t>
+              <w:t>(18,115)</w:t>
             </w:r>
           </w:p>
         </w:tc>
@@ -26788,7 +26788,7 @@
                 <w:color w:val="1C3A36"/>
                 <w:sz w:val="16"/>
               </w:rPr>
-              <w:t>(19,753)</w:t>
+              <w:t>(20,500)</w:t>
             </w:r>
           </w:p>
         </w:tc>
@@ -26806,7 +26806,7 @@
                 <w:color w:val="1C3A36"/>
                 <w:sz w:val="16"/>
               </w:rPr>
-              <w:t>(21,590)</w:t>
+              <w:t>(22,985)</w:t>
             </w:r>
           </w:p>
         </w:tc>
@@ -26847,7 +26847,7 @@
                 <w:color w:val="1C3A36"/>
                 <w:sz w:val="16"/>
               </w:rPr>
-              <w:t>(17,816)</w:t>
+              <w:t>(16,965)</w:t>
             </w:r>
           </w:p>
         </w:tc>
@@ -26867,7 +26867,7 @@
                 <w:color w:val="1C3A36"/>
                 <w:sz w:val="16"/>
               </w:rPr>
-              <w:t>(13,597)</w:t>
+              <w:t>(14,068)</w:t>
             </w:r>
           </w:p>
         </w:tc>
@@ -26887,7 +26887,7 @@
                 <w:color w:val="1C3A36"/>
                 <w:sz w:val="16"/>
               </w:rPr>
-              <w:t>(11,711)</w:t>
+              <w:t>(12,809)</w:t>
             </w:r>
           </w:p>
         </w:tc>
@@ -26907,7 +26907,7 @@
                 <w:color w:val="1C3A36"/>
                 <w:sz w:val="16"/>
               </w:rPr>
-              <w:t>(10,999)</w:t>
+              <w:t>(13,126)</w:t>
             </w:r>
           </w:p>
         </w:tc>
@@ -26927,7 +26927,7 @@
                 <w:color w:val="1C3A36"/>
                 <w:sz w:val="16"/>
               </w:rPr>
-              <w:t>(10,232)</w:t>
+              <w:t>(13,672)</w:t>
             </w:r>
           </w:p>
         </w:tc>
@@ -26964,7 +26964,7 @@
                 <w:color w:val="1C3A36"/>
                 <w:sz w:val="16"/>
               </w:rPr>
-              <w:t>-505</w:t>
+              <w:t>-319</w:t>
             </w:r>
           </w:p>
         </w:tc>
@@ -26982,7 +26982,7 @@
                 <w:color w:val="1C3A36"/>
                 <w:sz w:val="16"/>
               </w:rPr>
-              <w:t>7,557</w:t>
+              <w:t>6,419</w:t>
             </w:r>
           </w:p>
         </w:tc>
@@ -27000,7 +27000,7 @@
                 <w:color w:val="1C3A36"/>
                 <w:sz w:val="16"/>
               </w:rPr>
-              <w:t>12,838</w:t>
+              <w:t>11,205</w:t>
             </w:r>
           </w:p>
         </w:tc>
@@ -27018,7 +27018,7 @@
                 <w:color w:val="1C3A36"/>
                 <w:sz w:val="16"/>
               </w:rPr>
-              <w:t>16,640</w:t>
+              <w:t>14,316</w:t>
             </w:r>
           </w:p>
         </w:tc>
@@ -27036,7 +27036,7 @@
                 <w:color w:val="1C3A36"/>
                 <w:sz w:val="16"/>
               </w:rPr>
-              <w:t>20,140</w:t>
+              <w:t>17,099</w:t>
             </w:r>
           </w:p>
         </w:tc>
@@ -27091,7 +27091,7 @@
                 <w:color w:val="1C3A36"/>
                 <w:sz w:val="16"/>
               </w:rPr>
-              <w:t>105,481</w:t>
+              <w:t>105,627</w:t>
             </w:r>
           </w:p>
         </w:tc>
@@ -27109,7 +27109,7 @@
                 <w:color w:val="1C3A36"/>
                 <w:sz w:val="16"/>
               </w:rPr>
-              <w:t>129,966</w:t>
+              <w:t>130,466</w:t>
             </w:r>
           </w:p>
         </w:tc>
@@ -27127,7 +27127,7 @@
                 <w:color w:val="1C3A36"/>
                 <w:sz w:val="16"/>
               </w:rPr>
-              <w:t>157,788</w:t>
+              <w:t>159,040</w:t>
             </w:r>
           </w:p>
         </w:tc>
@@ -27145,7 +27145,7 @@
                 <w:color w:val="1C3A36"/>
                 <w:sz w:val="16"/>
               </w:rPr>
-              <w:t>188,779</w:t>
+              <w:t>191,413</w:t>
             </w:r>
           </w:p>
         </w:tc>
@@ -27182,7 +27182,7 @@
                 <w:color w:val="1C3A36"/>
                 <w:sz w:val="16"/>
               </w:rPr>
-              <w:t>28,225</w:t>
+              <w:t>28,039</w:t>
             </w:r>
           </w:p>
         </w:tc>
@@ -27200,7 +27200,7 @@
                 <w:color w:val="1C3A36"/>
                 <w:sz w:val="16"/>
               </w:rPr>
-              <w:t>29,306</w:t>
+              <w:t>30,294</w:t>
             </w:r>
           </w:p>
         </w:tc>
@@ -27218,7 +27218,7 @@
                 <w:color w:val="1C3A36"/>
                 <w:sz w:val="16"/>
               </w:rPr>
-              <w:t>26,087</w:t>
+              <w:t>28,901</w:t>
             </w:r>
           </w:p>
         </w:tc>
@@ -27236,7 +27236,7 @@
                 <w:color w:val="1C3A36"/>
                 <w:sz w:val="16"/>
               </w:rPr>
-              <w:t>19,747</w:t>
+              <w:t>25,347</w:t>
             </w:r>
           </w:p>
         </w:tc>
@@ -27254,7 +27254,7 @@
                 <w:color w:val="1C3A36"/>
                 <w:sz w:val="16"/>
               </w:rPr>
-              <w:t>10,343</w:t>
+              <w:t>19,867</w:t>
             </w:r>
           </w:p>
         </w:tc>
@@ -27930,7 +27930,7 @@
                 <w:color w:val="1C3A36"/>
                 <w:sz w:val="16"/>
               </w:rPr>
-              <w:t>the explicit-against-terminal grid spans 38.64 per share</w:t>
+              <w:t>the explicit-against-terminal grid spans 41.70 per share</w:t>
             </w:r>
           </w:p>
         </w:tc>
@@ -27985,7 +27985,7 @@
                 <w:color w:val="1C3A36"/>
                 <w:sz w:val="16"/>
               </w:rPr>
-              <w:t>17.47 per share across the tested range</w:t>
+              <w:t>18.36 per share across the tested range</w:t>
             </w:r>
           </w:p>
         </w:tc>
@@ -28040,7 +28040,7 @@
                 <w:color w:val="1C3A36"/>
                 <w:sz w:val="16"/>
               </w:rPr>
-              <w:t>52.26 per share across ±2 percentage points</w:t>
+              <w:t>54.68 per share across ±2 percentage points</w:t>
             </w:r>
           </w:p>
         </w:tc>
@@ -28095,7 +28095,7 @@
                 <w:color w:val="1C3A36"/>
                 <w:sz w:val="16"/>
               </w:rPr>
-              <w:t>31.61 per share across the tested range</w:t>
+              <w:t>33.37 per share across the tested range</w:t>
             </w:r>
           </w:p>
         </w:tc>
@@ -28379,7 +28379,7 @@
           <w:color w:val="1C3A36"/>
           <w:sz w:val="21"/>
         </w:rPr>
-        <w:t>Three valuation approaches are run against the same disclosed facts by three notional experts, each committed to a different method and each required to state what would prove them wrong. They are not asked to agree, and they do not. Two dating and independence notes, stated up front: every panel figure is rolled to the 5-Aug-2026 anchor exactly as the four lenses are; and Expert 1 deliberately runs the SAME kind of earnings-power question as section 1.4 with different persona choices — FY2028-scale earnings at 9.5× against the lens's current-scale earnings at 9.0× — which is why the two land 171.00 and 103.89 respectively. The divergence is the persona doing what it says (no time-value discipline), it is disclosed, and only the section-1.4 construction enters the central.</w:t>
+        <w:t>Three valuation approaches are run against the same disclosed facts by three notional experts, each committed to a different method and each required to state what would prove them wrong. They are not asked to agree, and they do not. Two dating and independence notes, stated up front: every panel figure is rolled to the 5-Aug-2026 anchor exactly as the four lenses are; and Expert 1 deliberately runs the SAME kind of earnings-power question as section 1.4 with different persona choices — FY2028-scale earnings at 9.5× against the lens's current-scale earnings at 9.0× — which is why the two land 173.71 and 103.51 respectively. The divergence is the persona doing what it says (no time-value discipline), it is disclosed, and only the section-1.4 construction enters the central.</w:t>
       </w:r>
     </w:p>
     <w:p>
@@ -28522,7 +28522,7 @@
                 <w:color w:val="1C3A36"/>
                 <w:sz w:val="17"/>
               </w:rPr>
-              <w:t>497,370</w:t>
+              <w:t>506,834</w:t>
             </w:r>
           </w:p>
         </w:tc>
@@ -28559,7 +28559,7 @@
                 <w:color w:val="1C3A36"/>
                 <w:sz w:val="17"/>
               </w:rPr>
-              <w:t>10.9%</w:t>
+              <w:t>10.7%</w:t>
             </w:r>
           </w:p>
         </w:tc>
@@ -28596,7 +28596,7 @@
                 <w:color w:val="1C3A36"/>
                 <w:sz w:val="17"/>
               </w:rPr>
-              <w:t>47,826</w:t>
+              <w:t>48,618</w:t>
             </w:r>
           </w:p>
         </w:tc>
@@ -28670,7 +28670,7 @@
                 <w:color w:val="1C3A36"/>
                 <w:sz w:val="17"/>
               </w:rPr>
-              <w:t>15.40</w:t>
+              <w:t>15.65</w:t>
             </w:r>
           </w:p>
         </w:tc>
@@ -28744,7 +28744,7 @@
                 <w:color w:val="1C3A36"/>
                 <w:sz w:val="17"/>
               </w:rPr>
-              <w:t>171.00</w:t>
+              <w:t>173.71</w:t>
             </w:r>
           </w:p>
         </w:tc>
@@ -28785,7 +28785,7 @@
                 <w:color w:val="1C3A36"/>
                 <w:sz w:val="17"/>
               </w:rPr>
-              <w:t>125.51 – 216.49</w:t>
+              <w:t>127.48 – 219.94</w:t>
             </w:r>
           </w:p>
         </w:tc>
@@ -28807,7 +28807,7 @@
           <w:color w:val="1C3A36"/>
           <w:sz w:val="21"/>
         </w:rPr>
-        <w:t>Named sensitivity: each one-turn change in the multiple is worth EGP 15.40 per share, and each percentage point of mid-cycle EBITDA margin is worth roughly EGP 1.42 per share.</w:t>
+        <w:t>Named sensitivity: each one-turn change in the multiple is worth EGP 15.65 per share, and each percentage point of mid-cycle EBITDA margin is worth roughly EGP 1.47 per share.</w:t>
       </w:r>
     </w:p>
     <w:p>
@@ -28964,7 +28964,7 @@
                 <w:color w:val="1C3A36"/>
                 <w:sz w:val="17"/>
               </w:rPr>
-              <w:t>16,539</w:t>
+              <w:t>14,207</w:t>
             </w:r>
           </w:p>
         </w:tc>
@@ -29038,7 +29038,7 @@
                 <w:color w:val="1C3A36"/>
                 <w:sz w:val="17"/>
               </w:rPr>
-              <w:t>(1,541)</w:t>
+              <w:t>(1,316)</w:t>
             </w:r>
           </w:p>
         </w:tc>
@@ -29075,7 +29075,7 @@
                 <w:color w:val="1C3A36"/>
                 <w:sz w:val="17"/>
               </w:rPr>
-              <w:t>14,390</w:t>
+              <w:t>12,283</w:t>
             </w:r>
           </w:p>
         </w:tc>
@@ -29149,7 +29149,7 @@
                 <w:color w:val="1C3A36"/>
                 <w:sz w:val="17"/>
               </w:rPr>
-              <w:t>79.30</w:t>
+              <w:t>67.30</w:t>
             </w:r>
           </w:p>
         </w:tc>
@@ -29190,7 +29190,7 @@
                 <w:color w:val="1C3A36"/>
                 <w:sz w:val="17"/>
               </w:rPr>
-              <w:t>37.19 – 59.06</w:t>
+              <w:t>31.35 – 50.02</w:t>
             </w:r>
           </w:p>
         </w:tc>
@@ -29212,7 +29212,7 @@
           <w:color w:val="1C3A36"/>
           <w:sz w:val="21"/>
         </w:rPr>
-        <w:t>This is the harshest of the three readings, at EGP 79.30, and the reason is specific and defensible: it takes the FY2025 evidence — EGP 28,363mn of EBITDA converting to EGP 12,766mn of operating cash — as a statement about the business model rather than about one unusual year.</w:t>
+        <w:t>This is the harshest of the three readings, at EGP 67.30, and the reason is specific and defensible: it takes the FY2025 evidence — EGP 28,363mn of EBITDA converting to EGP 12,766mn of operating cash — as a statement about the business model rather than about one unusual year.</w:t>
       </w:r>
     </w:p>
     <w:p>
@@ -29420,7 +29420,7 @@
                 <w:color w:val="1C3A36"/>
                 <w:sz w:val="17"/>
               </w:rPr>
-              <w:t>13,009</w:t>
+              <w:t>14,097</w:t>
             </w:r>
           </w:p>
         </w:tc>
@@ -29457,7 +29457,7 @@
                 <w:color w:val="1C3A36"/>
                 <w:sz w:val="17"/>
               </w:rPr>
-              <w:t>28,101</w:t>
+              <w:t>29,158</w:t>
             </w:r>
           </w:p>
         </w:tc>
@@ -29494,7 +29494,7 @@
                 <w:color w:val="1C3A36"/>
                 <w:sz w:val="17"/>
               </w:rPr>
-              <w:t>134,673</w:t>
+              <w:t>136,818</w:t>
             </w:r>
           </w:p>
         </w:tc>
@@ -29531,7 +29531,7 @@
                 <w:color w:val="1C3A36"/>
                 <w:sz w:val="17"/>
               </w:rPr>
-              <w:t>58.41</w:t>
+              <w:t>59.36</w:t>
             </w:r>
           </w:p>
         </w:tc>
@@ -29572,7 +29572,7 @@
                 <w:color w:val="1C3A36"/>
                 <w:sz w:val="17"/>
               </w:rPr>
-              <w:t>49.51 – 66.19</w:t>
+              <w:t>50.01 – 67.84</w:t>
             </w:r>
           </w:p>
         </w:tc>
@@ -29797,7 +29797,7 @@
                 <w:color w:val="1C3A36"/>
                 <w:sz w:val="16"/>
               </w:rPr>
-              <w:t>21.6%</w:t>
+              <w:t>21.5%</w:t>
             </w:r>
           </w:p>
         </w:tc>
@@ -29815,7 +29815,7 @@
                 <w:color w:val="1C3A36"/>
                 <w:sz w:val="16"/>
               </w:rPr>
-              <w:t>21.2%</w:t>
+              <w:t>21.1%</w:t>
             </w:r>
           </w:p>
         </w:tc>
@@ -29979,7 +29979,7 @@
                 <w:color w:val="1C3A36"/>
                 <w:sz w:val="16"/>
               </w:rPr>
-              <w:t>-5.1pp</w:t>
+              <w:t>-5.0pp</w:t>
             </w:r>
           </w:p>
         </w:tc>
@@ -29997,7 +29997,7 @@
                 <w:color w:val="1C3A36"/>
                 <w:sz w:val="16"/>
               </w:rPr>
-              <w:t>-1.9pp</w:t>
+              <w:t>-2.0pp</w:t>
             </w:r>
           </w:p>
         </w:tc>
@@ -30033,7 +30033,7 @@
                 <w:color w:val="1C3A36"/>
                 <w:sz w:val="16"/>
               </w:rPr>
-              <w:t>+1.9pp</w:t>
+              <w:t>+1.8pp</w:t>
             </w:r>
           </w:p>
         </w:tc>
@@ -30051,7 +30051,7 @@
                 <w:color w:val="1C3A36"/>
                 <w:sz w:val="16"/>
               </w:rPr>
-              <w:t>+2.8pp</w:t>
+              <w:t>+2.7pp</w:t>
             </w:r>
           </w:p>
         </w:tc>
@@ -30112,7 +30112,7 @@
                 <w:color w:val="1C3A36"/>
                 <w:sz w:val="16"/>
               </w:rPr>
-              <w:t>2,888</w:t>
+              <w:t>3,133</w:t>
             </w:r>
           </w:p>
         </w:tc>
@@ -30132,7 +30132,7 @@
                 <w:color w:val="1C3A36"/>
                 <w:sz w:val="16"/>
               </w:rPr>
-              <w:t>5,521</w:t>
+              <w:t>5,873</w:t>
             </w:r>
           </w:p>
         </w:tc>
@@ -30152,7 +30152,7 @@
                 <w:color w:val="1C3A36"/>
                 <w:sz w:val="16"/>
               </w:rPr>
-              <w:t>8,211</w:t>
+              <w:t>8,878</w:t>
             </w:r>
           </w:p>
         </w:tc>
@@ -30172,7 +30172,7 @@
                 <w:color w:val="1C3A36"/>
                 <w:sz w:val="16"/>
               </w:rPr>
-              <w:t>10,330</w:t>
+              <w:t>11,538</w:t>
             </w:r>
           </w:p>
         </w:tc>
@@ -30194,7 +30194,7 @@
           <w:color w:val="6E7B77"/>
           <w:sz w:val="17"/>
         </w:rPr>
-        <w:t>Two conventions sit in this table and are named so they cannot be confused: the ROIC row divides by CLOSING capital (matching Appendix A.3), while economic profit charges the cost of capital on OPENING capital — the capital actually employed through the year. So spread × closing capital will not reproduce the economic-profit row; the identity holds on opening capital. Note also that this leg's enterprise value (134,673) and the DCF's (146,525) differ by 11,852: economic-profit and FCFF valuations are algebraically identical on identical assumptions, and the gap here is exactly the different terminal treatment (a fading economic-profit perpetuity versus the reinvestment-rate terminal value). Expert 3 is therefore a RESTATEMENT of the DCF under a different terminal discipline, not an independent confirmation, and is read as such.</w:t>
+        <w:t>Two conventions sit in this table and are named so they cannot be confused: the ROIC row divides by CLOSING capital (matching Appendix A.3), while economic profit charges the cost of capital on OPENING capital — the capital actually employed through the year. So spread × closing capital will not reproduce the economic-profit row; the identity holds on opening capital. Note also that this leg's enterprise value (136,818) and the DCF's (153,722) differ by 16,904: economic-profit and FCFF valuations are algebraically identical on identical assumptions, and the gap here is exactly the different terminal treatment (a fading economic-profit perpetuity versus the reinvestment-rate terminal value). Expert 3 is therefore a RESTATEMENT of the DCF under a different terminal discipline, not an independent confirmation, and is read as such.</w:t>
       </w:r>
     </w:p>
     <w:p>
@@ -30630,7 +30630,7 @@
           <w:color w:val="6E7B77"/>
           <w:sz w:val="17"/>
         </w:rPr>
-        <w:t>Figure 8 — the three experts' ranges. The gold band is the panel centre of 79.30; the vertical line is the market price of 130.00.</w:t>
+        <w:t>Figure 8 — the three experts' ranges. The gold band is the panel centre of 67.30; the vertical line is the market price of 130.00.</w:t>
       </w:r>
     </w:p>
     <w:p>
@@ -30644,7 +30644,7 @@
           <w:color w:val="1C3A36"/>
           <w:sz w:val="21"/>
         </w:rPr>
-        <w:t>The panel spans EGP 58.41 to 171.00 — a factor of 2.9 between the most and least generous reading. That is a wide disagreement and it is not noise. Expert 1 values earnings and lands near the market price. Expert 2 values cash and lands well below it. Expert 3 values the spread between returns and the cost of capital and finds that the answer depends entirely on which cost of capital applies. The panel median of 79.30 sits -39% against the market price and +41% against the study's own central of 56.25 — a real gap, stated at its size rather than smoothed, and driven by the panel's harsher cash and returns legs outvoting its generous earnings leg.</w:t>
+        <w:t>The panel spans EGP 59.36 to 173.71 — a factor of 2.9 between the most and least generous reading. That is a wide disagreement and it is not noise. Expert 1 values earnings and lands near the market price. Expert 2 values cash and lands well below it. Expert 3 values the spread between returns and the cost of capital and finds that the answer depends entirely on which cost of capital applies. The panel median of 67.30 sits -48% against the market price and +14% against the study's own central of 59.28 — a real gap, stated at its size rather than smoothed, and driven by the panel's harsher cash and returns legs outvoting its generous earnings leg.</w:t>
       </w:r>
     </w:p>
     <w:p>
@@ -31219,7 +31219,7 @@
                 <w:color w:val="1C3A36"/>
                 <w:sz w:val="16"/>
               </w:rPr>
-              <w:t>82% of the value in the study's main model</w:t>
+              <w:t>85% of the value in the study's main model</w:t>
             </w:r>
           </w:p>
         </w:tc>

--- a/engine/swdy_study/SWDY_Valuation_Study_10-09-2026_public.docx
+++ b/engine/swdy_study/SWDY_Valuation_Study_10-09-2026_public.docx
@@ -5101,107 +5101,74 @@
           </w:p>
         </w:tc>
       </w:tr>
+    </w:tbl>
+    <w:p>
+      <w:pPr>
+        <w:spacing w:after="40"/>
+      </w:pPr>
+    </w:p>
+    <w:tbl>
+      <w:tblPr>
+        <w:tblW w:type="auto" w:w="0"/>
+        <w:jc w:val="center"/>
+        <w:tblLook w:firstColumn="1" w:firstRow="1" w:lastColumn="0" w:lastRow="0" w:noHBand="0" w:noVBand="1" w:val="04A0"/>
+        <w:tblLayout w:type="fixed"/>
+        <w:tblCellMar>
+          <w:top w:w="40" w:type="dxa"/>
+          <w:left w:w="90" w:type="dxa"/>
+          <w:bottom w:w="40" w:type="dxa"/>
+          <w:right w:w="90" w:type="dxa"/>
+        </w:tblCellMar>
+        <w:tblBorders>
+          <w:top w:val="single" w:sz="4" w:space="0" w:color="C9D4D1"/>
+          <w:left w:val="single" w:sz="4" w:space="0" w:color="C9D4D1"/>
+          <w:bottom w:val="single" w:sz="4" w:space="0" w:color="C9D4D1"/>
+          <w:right w:val="single" w:sz="4" w:space="0" w:color="C9D4D1"/>
+          <w:insideH w:val="single" w:sz="4" w:space="0" w:color="C9D4D1"/>
+          <w:insideV w:val="single" w:sz="4" w:space="0" w:color="C9D4D1"/>
+        </w:tblBorders>
+        <w:tblLayout w:type="fixed"/>
+      </w:tblPr>
+      <w:tblGrid>
+        <w:gridCol w:w="5184"/>
+        <w:gridCol w:w="1584"/>
+      </w:tblGrid>
       <w:tr>
         <w:tc>
           <w:tcPr>
-            <w:tcW w:type="dxa" w:w="3024"/>
-          </w:tcPr>
-          <w:p>
-            <w:pPr>
-              <w:spacing w:after="20"/>
-            </w:pPr>
-            <w:r>
-              <w:rPr>
+            <w:tcW w:type="dxa" w:w="5184"/>
+            <w:shd w:val="clear" w:color="auto" w:fill="EAF0EE"/>
+          </w:tcPr>
+          <w:p>
+            <w:pPr>
+              <w:spacing w:after="20"/>
+            </w:pPr>
+            <w:r>
+              <w:rPr>
+                <w:b/>
                 <w:color w:val="1C3A36"/>
                 <w:sz w:val="15"/>
               </w:rPr>
-              <w:t>Sum of present values, explicit window</w:t>
-            </w:r>
-          </w:p>
-        </w:tc>
-        <w:tc>
-          <w:tcPr>
-            <w:tcW w:type="dxa" w:w="893"/>
-          </w:tcPr>
-          <w:p>
-            <w:pPr>
-              <w:spacing w:after="20"/>
-              <w:jc w:val="right"/>
-            </w:pPr>
-            <w:r>
-              <w:rPr>
+              <w:t>The bridge to value per share</w:t>
+            </w:r>
+          </w:p>
+        </w:tc>
+        <w:tc>
+          <w:tcPr>
+            <w:tcW w:type="dxa" w:w="1584"/>
+            <w:shd w:val="clear" w:color="auto" w:fill="EAF0EE"/>
+          </w:tcPr>
+          <w:p>
+            <w:pPr>
+              <w:spacing w:after="20"/>
+            </w:pPr>
+            <w:r>
+              <w:rPr>
+                <w:b/>
                 <w:color w:val="1C3A36"/>
                 <w:sz w:val="15"/>
               </w:rPr>
-            </w:r>
-          </w:p>
-        </w:tc>
-        <w:tc>
-          <w:tcPr>
-            <w:tcW w:type="dxa" w:w="893"/>
-          </w:tcPr>
-          <w:p>
-            <w:pPr>
-              <w:spacing w:after="20"/>
-              <w:jc w:val="right"/>
-            </w:pPr>
-            <w:r>
-              <w:rPr>
-                <w:color w:val="1C3A36"/>
-                <w:sz w:val="15"/>
-              </w:rPr>
-            </w:r>
-          </w:p>
-        </w:tc>
-        <w:tc>
-          <w:tcPr>
-            <w:tcW w:type="dxa" w:w="893"/>
-          </w:tcPr>
-          <w:p>
-            <w:pPr>
-              <w:spacing w:after="20"/>
-              <w:jc w:val="right"/>
-            </w:pPr>
-            <w:r>
-              <w:rPr>
-                <w:color w:val="1C3A36"/>
-                <w:sz w:val="15"/>
-              </w:rPr>
-            </w:r>
-          </w:p>
-        </w:tc>
-        <w:tc>
-          <w:tcPr>
-            <w:tcW w:type="dxa" w:w="893"/>
-          </w:tcPr>
-          <w:p>
-            <w:pPr>
-              <w:spacing w:after="20"/>
-              <w:jc w:val="right"/>
-            </w:pPr>
-            <w:r>
-              <w:rPr>
-                <w:color w:val="1C3A36"/>
-                <w:sz w:val="15"/>
-              </w:rPr>
-            </w:r>
-          </w:p>
-        </w:tc>
-        <w:tc>
-          <w:tcPr>
-            <w:tcW w:type="dxa" w:w="893"/>
-          </w:tcPr>
-          <w:p>
-            <w:pPr>
-              <w:spacing w:after="20"/>
-              <w:jc w:val="right"/>
-            </w:pPr>
-            <w:r>
-              <w:rPr>
-                <w:color w:val="1C3A36"/>
-                <w:sz w:val="15"/>
-              </w:rPr>
-              <w:t>22,453</w:t>
+              <w:t>EGP mn</w:t>
             </w:r>
           </w:p>
         </w:tc>
@@ -5209,7 +5176,7 @@
       <w:tr>
         <w:tc>
           <w:tcPr>
-            <w:tcW w:type="dxa" w:w="3024"/>
+            <w:tcW w:type="dxa" w:w="5184"/>
           </w:tcPr>
           <w:p>
             <w:pPr>
@@ -5220,13 +5187,13 @@
                 <w:color w:val="1C3A36"/>
                 <w:sz w:val="15"/>
               </w:rPr>
-              <w:t>Terminal value, undiscounted</w:t>
-            </w:r>
-          </w:p>
-        </w:tc>
-        <w:tc>
-          <w:tcPr>
-            <w:tcW w:type="dxa" w:w="893"/>
+              <w:t>Sum of present values, explicit window</w:t>
+            </w:r>
+          </w:p>
+        </w:tc>
+        <w:tc>
+          <w:tcPr>
+            <w:tcW w:type="dxa" w:w="1584"/>
           </w:tcPr>
           <w:p>
             <w:pPr>
@@ -5238,75 +5205,7 @@
                 <w:color w:val="1C3A36"/>
                 <w:sz w:val="15"/>
               </w:rPr>
-            </w:r>
-          </w:p>
-        </w:tc>
-        <w:tc>
-          <w:tcPr>
-            <w:tcW w:type="dxa" w:w="893"/>
-          </w:tcPr>
-          <w:p>
-            <w:pPr>
-              <w:spacing w:after="20"/>
-              <w:jc w:val="right"/>
-            </w:pPr>
-            <w:r>
-              <w:rPr>
-                <w:color w:val="1C3A36"/>
-                <w:sz w:val="15"/>
-              </w:rPr>
-            </w:r>
-          </w:p>
-        </w:tc>
-        <w:tc>
-          <w:tcPr>
-            <w:tcW w:type="dxa" w:w="893"/>
-          </w:tcPr>
-          <w:p>
-            <w:pPr>
-              <w:spacing w:after="20"/>
-              <w:jc w:val="right"/>
-            </w:pPr>
-            <w:r>
-              <w:rPr>
-                <w:color w:val="1C3A36"/>
-                <w:sz w:val="15"/>
-              </w:rPr>
-            </w:r>
-          </w:p>
-        </w:tc>
-        <w:tc>
-          <w:tcPr>
-            <w:tcW w:type="dxa" w:w="893"/>
-          </w:tcPr>
-          <w:p>
-            <w:pPr>
-              <w:spacing w:after="20"/>
-              <w:jc w:val="right"/>
-            </w:pPr>
-            <w:r>
-              <w:rPr>
-                <w:color w:val="1C3A36"/>
-                <w:sz w:val="15"/>
-              </w:rPr>
-            </w:r>
-          </w:p>
-        </w:tc>
-        <w:tc>
-          <w:tcPr>
-            <w:tcW w:type="dxa" w:w="893"/>
-          </w:tcPr>
-          <w:p>
-            <w:pPr>
-              <w:spacing w:after="20"/>
-              <w:jc w:val="right"/>
-            </w:pPr>
-            <w:r>
-              <w:rPr>
-                <w:color w:val="1C3A36"/>
-                <w:sz w:val="15"/>
-              </w:rPr>
-              <w:t>350,784</w:t>
+              <w:t>22,453</w:t>
             </w:r>
           </w:p>
         </w:tc>
@@ -5314,7 +5213,7 @@
       <w:tr>
         <w:tc>
           <w:tcPr>
-            <w:tcW w:type="dxa" w:w="3024"/>
+            <w:tcW w:type="dxa" w:w="5184"/>
           </w:tcPr>
           <w:p>
             <w:pPr>
@@ -5325,13 +5224,13 @@
                 <w:color w:val="1C3A36"/>
                 <w:sz w:val="15"/>
               </w:rPr>
-              <w:t>Present value of the terminal value</w:t>
-            </w:r>
-          </w:p>
-        </w:tc>
-        <w:tc>
-          <w:tcPr>
-            <w:tcW w:type="dxa" w:w="893"/>
+              <w:t>Terminal value, undiscounted</w:t>
+            </w:r>
+          </w:p>
+        </w:tc>
+        <w:tc>
+          <w:tcPr>
+            <w:tcW w:type="dxa" w:w="1584"/>
           </w:tcPr>
           <w:p>
             <w:pPr>
@@ -5343,75 +5242,7 @@
                 <w:color w:val="1C3A36"/>
                 <w:sz w:val="15"/>
               </w:rPr>
-            </w:r>
-          </w:p>
-        </w:tc>
-        <w:tc>
-          <w:tcPr>
-            <w:tcW w:type="dxa" w:w="893"/>
-          </w:tcPr>
-          <w:p>
-            <w:pPr>
-              <w:spacing w:after="20"/>
-              <w:jc w:val="right"/>
-            </w:pPr>
-            <w:r>
-              <w:rPr>
-                <w:color w:val="1C3A36"/>
-                <w:sz w:val="15"/>
-              </w:rPr>
-            </w:r>
-          </w:p>
-        </w:tc>
-        <w:tc>
-          <w:tcPr>
-            <w:tcW w:type="dxa" w:w="893"/>
-          </w:tcPr>
-          <w:p>
-            <w:pPr>
-              <w:spacing w:after="20"/>
-              <w:jc w:val="right"/>
-            </w:pPr>
-            <w:r>
-              <w:rPr>
-                <w:color w:val="1C3A36"/>
-                <w:sz w:val="15"/>
-              </w:rPr>
-            </w:r>
-          </w:p>
-        </w:tc>
-        <w:tc>
-          <w:tcPr>
-            <w:tcW w:type="dxa" w:w="893"/>
-          </w:tcPr>
-          <w:p>
-            <w:pPr>
-              <w:spacing w:after="20"/>
-              <w:jc w:val="right"/>
-            </w:pPr>
-            <w:r>
-              <w:rPr>
-                <w:color w:val="1C3A36"/>
-                <w:sz w:val="15"/>
-              </w:rPr>
-            </w:r>
-          </w:p>
-        </w:tc>
-        <w:tc>
-          <w:tcPr>
-            <w:tcW w:type="dxa" w:w="893"/>
-          </w:tcPr>
-          <w:p>
-            <w:pPr>
-              <w:spacing w:after="20"/>
-              <w:jc w:val="right"/>
-            </w:pPr>
-            <w:r>
-              <w:rPr>
-                <w:color w:val="1C3A36"/>
-                <w:sz w:val="15"/>
-              </w:rPr>
-              <w:t>131,269</w:t>
+              <w:t>350,784</w:t>
             </w:r>
           </w:p>
         </w:tc>
@@ -5419,7 +5250,7 @@
       <w:tr>
         <w:tc>
           <w:tcPr>
-            <w:tcW w:type="dxa" w:w="3024"/>
+            <w:tcW w:type="dxa" w:w="5184"/>
           </w:tcPr>
           <w:p>
             <w:pPr>
@@ -5430,13 +5261,13 @@
                 <w:color w:val="1C3A36"/>
                 <w:sz w:val="15"/>
               </w:rPr>
-              <w:t>Terminal value as a share of enterprise value</w:t>
-            </w:r>
-          </w:p>
-        </w:tc>
-        <w:tc>
-          <w:tcPr>
-            <w:tcW w:type="dxa" w:w="893"/>
+              <w:t>Present value of the terminal value</w:t>
+            </w:r>
+          </w:p>
+        </w:tc>
+        <w:tc>
+          <w:tcPr>
+            <w:tcW w:type="dxa" w:w="1584"/>
           </w:tcPr>
           <w:p>
             <w:pPr>
@@ -5448,75 +5279,7 @@
                 <w:color w:val="1C3A36"/>
                 <w:sz w:val="15"/>
               </w:rPr>
-            </w:r>
-          </w:p>
-        </w:tc>
-        <w:tc>
-          <w:tcPr>
-            <w:tcW w:type="dxa" w:w="893"/>
-          </w:tcPr>
-          <w:p>
-            <w:pPr>
-              <w:spacing w:after="20"/>
-              <w:jc w:val="right"/>
-            </w:pPr>
-            <w:r>
-              <w:rPr>
-                <w:color w:val="1C3A36"/>
-                <w:sz w:val="15"/>
-              </w:rPr>
-            </w:r>
-          </w:p>
-        </w:tc>
-        <w:tc>
-          <w:tcPr>
-            <w:tcW w:type="dxa" w:w="893"/>
-          </w:tcPr>
-          <w:p>
-            <w:pPr>
-              <w:spacing w:after="20"/>
-              <w:jc w:val="right"/>
-            </w:pPr>
-            <w:r>
-              <w:rPr>
-                <w:color w:val="1C3A36"/>
-                <w:sz w:val="15"/>
-              </w:rPr>
-            </w:r>
-          </w:p>
-        </w:tc>
-        <w:tc>
-          <w:tcPr>
-            <w:tcW w:type="dxa" w:w="893"/>
-          </w:tcPr>
-          <w:p>
-            <w:pPr>
-              <w:spacing w:after="20"/>
-              <w:jc w:val="right"/>
-            </w:pPr>
-            <w:r>
-              <w:rPr>
-                <w:color w:val="1C3A36"/>
-                <w:sz w:val="15"/>
-              </w:rPr>
-            </w:r>
-          </w:p>
-        </w:tc>
-        <w:tc>
-          <w:tcPr>
-            <w:tcW w:type="dxa" w:w="893"/>
-          </w:tcPr>
-          <w:p>
-            <w:pPr>
-              <w:spacing w:after="20"/>
-              <w:jc w:val="right"/>
-            </w:pPr>
-            <w:r>
-              <w:rPr>
-                <w:color w:val="1C3A36"/>
-                <w:sz w:val="15"/>
-              </w:rPr>
-              <w:t>85.39%</w:t>
+              <w:t>131,269</w:t>
             </w:r>
           </w:p>
         </w:tc>
@@ -5524,7 +5287,7 @@
       <w:tr>
         <w:tc>
           <w:tcPr>
-            <w:tcW w:type="dxa" w:w="3024"/>
+            <w:tcW w:type="dxa" w:w="5184"/>
           </w:tcPr>
           <w:p>
             <w:pPr>
@@ -5535,13 +5298,13 @@
                 <w:color w:val="1C3A36"/>
                 <w:sz w:val="15"/>
               </w:rPr>
-              <w:t>Cost of capital, first explicit year</w:t>
-            </w:r>
-          </w:p>
-        </w:tc>
-        <w:tc>
-          <w:tcPr>
-            <w:tcW w:type="dxa" w:w="893"/>
+              <w:t>Terminal value as a share of enterprise value</w:t>
+            </w:r>
+          </w:p>
+        </w:tc>
+        <w:tc>
+          <w:tcPr>
+            <w:tcW w:type="dxa" w:w="1584"/>
           </w:tcPr>
           <w:p>
             <w:pPr>
@@ -5553,75 +5316,7 @@
                 <w:color w:val="1C3A36"/>
                 <w:sz w:val="15"/>
               </w:rPr>
-            </w:r>
-          </w:p>
-        </w:tc>
-        <w:tc>
-          <w:tcPr>
-            <w:tcW w:type="dxa" w:w="893"/>
-          </w:tcPr>
-          <w:p>
-            <w:pPr>
-              <w:spacing w:after="20"/>
-              <w:jc w:val="right"/>
-            </w:pPr>
-            <w:r>
-              <w:rPr>
-                <w:color w:val="1C3A36"/>
-                <w:sz w:val="15"/>
-              </w:rPr>
-            </w:r>
-          </w:p>
-        </w:tc>
-        <w:tc>
-          <w:tcPr>
-            <w:tcW w:type="dxa" w:w="893"/>
-          </w:tcPr>
-          <w:p>
-            <w:pPr>
-              <w:spacing w:after="20"/>
-              <w:jc w:val="right"/>
-            </w:pPr>
-            <w:r>
-              <w:rPr>
-                <w:color w:val="1C3A36"/>
-                <w:sz w:val="15"/>
-              </w:rPr>
-            </w:r>
-          </w:p>
-        </w:tc>
-        <w:tc>
-          <w:tcPr>
-            <w:tcW w:type="dxa" w:w="893"/>
-          </w:tcPr>
-          <w:p>
-            <w:pPr>
-              <w:spacing w:after="20"/>
-              <w:jc w:val="right"/>
-            </w:pPr>
-            <w:r>
-              <w:rPr>
-                <w:color w:val="1C3A36"/>
-                <w:sz w:val="15"/>
-              </w:rPr>
-            </w:r>
-          </w:p>
-        </w:tc>
-        <w:tc>
-          <w:tcPr>
-            <w:tcW w:type="dxa" w:w="893"/>
-          </w:tcPr>
-          <w:p>
-            <w:pPr>
-              <w:spacing w:after="20"/>
-              <w:jc w:val="right"/>
-            </w:pPr>
-            <w:r>
-              <w:rPr>
-                <w:color w:val="1C3A36"/>
-                <w:sz w:val="15"/>
-              </w:rPr>
-              <w:t>26.65%</w:t>
+              <w:t>85.39%</w:t>
             </w:r>
           </w:p>
         </w:tc>
@@ -5629,7 +5324,7 @@
       <w:tr>
         <w:tc>
           <w:tcPr>
-            <w:tcW w:type="dxa" w:w="3024"/>
+            <w:tcW w:type="dxa" w:w="5184"/>
           </w:tcPr>
           <w:p>
             <w:pPr>
@@ -5640,13 +5335,13 @@
                 <w:color w:val="1C3A36"/>
                 <w:sz w:val="15"/>
               </w:rPr>
-              <w:t>Cost of capital, terminal</w:t>
-            </w:r>
-          </w:p>
-        </w:tc>
-        <w:tc>
-          <w:tcPr>
-            <w:tcW w:type="dxa" w:w="893"/>
+              <w:t>Cost of capital, first explicit year</w:t>
+            </w:r>
+          </w:p>
+        </w:tc>
+        <w:tc>
+          <w:tcPr>
+            <w:tcW w:type="dxa" w:w="1584"/>
           </w:tcPr>
           <w:p>
             <w:pPr>
@@ -5658,75 +5353,7 @@
                 <w:color w:val="1C3A36"/>
                 <w:sz w:val="15"/>
               </w:rPr>
-            </w:r>
-          </w:p>
-        </w:tc>
-        <w:tc>
-          <w:tcPr>
-            <w:tcW w:type="dxa" w:w="893"/>
-          </w:tcPr>
-          <w:p>
-            <w:pPr>
-              <w:spacing w:after="20"/>
-              <w:jc w:val="right"/>
-            </w:pPr>
-            <w:r>
-              <w:rPr>
-                <w:color w:val="1C3A36"/>
-                <w:sz w:val="15"/>
-              </w:rPr>
-            </w:r>
-          </w:p>
-        </w:tc>
-        <w:tc>
-          <w:tcPr>
-            <w:tcW w:type="dxa" w:w="893"/>
-          </w:tcPr>
-          <w:p>
-            <w:pPr>
-              <w:spacing w:after="20"/>
-              <w:jc w:val="right"/>
-            </w:pPr>
-            <w:r>
-              <w:rPr>
-                <w:color w:val="1C3A36"/>
-                <w:sz w:val="15"/>
-              </w:rPr>
-            </w:r>
-          </w:p>
-        </w:tc>
-        <w:tc>
-          <w:tcPr>
-            <w:tcW w:type="dxa" w:w="893"/>
-          </w:tcPr>
-          <w:p>
-            <w:pPr>
-              <w:spacing w:after="20"/>
-              <w:jc w:val="right"/>
-            </w:pPr>
-            <w:r>
-              <w:rPr>
-                <w:color w:val="1C3A36"/>
-                <w:sz w:val="15"/>
-              </w:rPr>
-            </w:r>
-          </w:p>
-        </w:tc>
-        <w:tc>
-          <w:tcPr>
-            <w:tcW w:type="dxa" w:w="893"/>
-          </w:tcPr>
-          <w:p>
-            <w:pPr>
-              <w:spacing w:after="20"/>
-              <w:jc w:val="right"/>
-            </w:pPr>
-            <w:r>
-              <w:rPr>
-                <w:color w:val="1C3A36"/>
-                <w:sz w:val="15"/>
-              </w:rPr>
-              <w:t>17.85%</w:t>
+              <w:t>26.65%</w:t>
             </w:r>
           </w:p>
         </w:tc>
@@ -5734,7 +5361,7 @@
       <w:tr>
         <w:tc>
           <w:tcPr>
-            <w:tcW w:type="dxa" w:w="3024"/>
+            <w:tcW w:type="dxa" w:w="5184"/>
           </w:tcPr>
           <w:p>
             <w:pPr>
@@ -5745,13 +5372,13 @@
                 <w:color w:val="1C3A36"/>
                 <w:sz w:val="15"/>
               </w:rPr>
-              <w:t>Terminal growth</w:t>
-            </w:r>
-          </w:p>
-        </w:tc>
-        <w:tc>
-          <w:tcPr>
-            <w:tcW w:type="dxa" w:w="893"/>
+              <w:t>Cost of capital, terminal</w:t>
+            </w:r>
+          </w:p>
+        </w:tc>
+        <w:tc>
+          <w:tcPr>
+            <w:tcW w:type="dxa" w:w="1584"/>
           </w:tcPr>
           <w:p>
             <w:pPr>
@@ -5763,75 +5390,7 @@
                 <w:color w:val="1C3A36"/>
                 <w:sz w:val="15"/>
               </w:rPr>
-            </w:r>
-          </w:p>
-        </w:tc>
-        <w:tc>
-          <w:tcPr>
-            <w:tcW w:type="dxa" w:w="893"/>
-          </w:tcPr>
-          <w:p>
-            <w:pPr>
-              <w:spacing w:after="20"/>
-              <w:jc w:val="right"/>
-            </w:pPr>
-            <w:r>
-              <w:rPr>
-                <w:color w:val="1C3A36"/>
-                <w:sz w:val="15"/>
-              </w:rPr>
-            </w:r>
-          </w:p>
-        </w:tc>
-        <w:tc>
-          <w:tcPr>
-            <w:tcW w:type="dxa" w:w="893"/>
-          </w:tcPr>
-          <w:p>
-            <w:pPr>
-              <w:spacing w:after="20"/>
-              <w:jc w:val="right"/>
-            </w:pPr>
-            <w:r>
-              <w:rPr>
-                <w:color w:val="1C3A36"/>
-                <w:sz w:val="15"/>
-              </w:rPr>
-            </w:r>
-          </w:p>
-        </w:tc>
-        <w:tc>
-          <w:tcPr>
-            <w:tcW w:type="dxa" w:w="893"/>
-          </w:tcPr>
-          <w:p>
-            <w:pPr>
-              <w:spacing w:after="20"/>
-              <w:jc w:val="right"/>
-            </w:pPr>
-            <w:r>
-              <w:rPr>
-                <w:color w:val="1C3A36"/>
-                <w:sz w:val="15"/>
-              </w:rPr>
-            </w:r>
-          </w:p>
-        </w:tc>
-        <w:tc>
-          <w:tcPr>
-            <w:tcW w:type="dxa" w:w="893"/>
-          </w:tcPr>
-          <w:p>
-            <w:pPr>
-              <w:spacing w:after="20"/>
-              <w:jc w:val="right"/>
-            </w:pPr>
-            <w:r>
-              <w:rPr>
-                <w:color w:val="1C3A36"/>
-                <w:sz w:val="15"/>
-              </w:rPr>
-              <w:t>9.14%</w:t>
+              <w:t>17.85%</w:t>
             </w:r>
           </w:p>
         </w:tc>
@@ -5839,116 +5398,36 @@
       <w:tr>
         <w:tc>
           <w:tcPr>
-            <w:tcW w:type="dxa" w:w="3024"/>
-            <w:shd w:val="clear" w:color="auto" w:fill="F6F1E6"/>
-          </w:tcPr>
-          <w:p>
-            <w:pPr>
-              <w:spacing w:after="20"/>
-            </w:pPr>
-            <w:r>
-              <w:rPr>
-                <w:b/>
+            <w:tcW w:type="dxa" w:w="5184"/>
+          </w:tcPr>
+          <w:p>
+            <w:pPr>
+              <w:spacing w:after="20"/>
+            </w:pPr>
+            <w:r>
+              <w:rPr>
                 <w:color w:val="1C3A36"/>
                 <w:sz w:val="15"/>
               </w:rPr>
-              <w:t>ENTERPRISE VALUE</w:t>
-            </w:r>
-          </w:p>
-        </w:tc>
-        <w:tc>
-          <w:tcPr>
-            <w:tcW w:type="dxa" w:w="893"/>
-            <w:shd w:val="clear" w:color="auto" w:fill="F6F1E6"/>
-          </w:tcPr>
-          <w:p>
-            <w:pPr>
-              <w:spacing w:after="20"/>
-              <w:jc w:val="right"/>
-            </w:pPr>
-            <w:r>
-              <w:rPr>
-                <w:b/>
+              <w:t>Terminal growth</w:t>
+            </w:r>
+          </w:p>
+        </w:tc>
+        <w:tc>
+          <w:tcPr>
+            <w:tcW w:type="dxa" w:w="1584"/>
+          </w:tcPr>
+          <w:p>
+            <w:pPr>
+              <w:spacing w:after="20"/>
+              <w:jc w:val="right"/>
+            </w:pPr>
+            <w:r>
+              <w:rPr>
                 <w:color w:val="1C3A36"/>
                 <w:sz w:val="15"/>
               </w:rPr>
-            </w:r>
-          </w:p>
-        </w:tc>
-        <w:tc>
-          <w:tcPr>
-            <w:tcW w:type="dxa" w:w="893"/>
-            <w:shd w:val="clear" w:color="auto" w:fill="F6F1E6"/>
-          </w:tcPr>
-          <w:p>
-            <w:pPr>
-              <w:spacing w:after="20"/>
-              <w:jc w:val="right"/>
-            </w:pPr>
-            <w:r>
-              <w:rPr>
-                <w:b/>
-                <w:color w:val="1C3A36"/>
-                <w:sz w:val="15"/>
-              </w:rPr>
-            </w:r>
-          </w:p>
-        </w:tc>
-        <w:tc>
-          <w:tcPr>
-            <w:tcW w:type="dxa" w:w="893"/>
-            <w:shd w:val="clear" w:color="auto" w:fill="F6F1E6"/>
-          </w:tcPr>
-          <w:p>
-            <w:pPr>
-              <w:spacing w:after="20"/>
-              <w:jc w:val="right"/>
-            </w:pPr>
-            <w:r>
-              <w:rPr>
-                <w:b/>
-                <w:color w:val="1C3A36"/>
-                <w:sz w:val="15"/>
-              </w:rPr>
-            </w:r>
-          </w:p>
-        </w:tc>
-        <w:tc>
-          <w:tcPr>
-            <w:tcW w:type="dxa" w:w="893"/>
-            <w:shd w:val="clear" w:color="auto" w:fill="F6F1E6"/>
-          </w:tcPr>
-          <w:p>
-            <w:pPr>
-              <w:spacing w:after="20"/>
-              <w:jc w:val="right"/>
-            </w:pPr>
-            <w:r>
-              <w:rPr>
-                <w:b/>
-                <w:color w:val="1C3A36"/>
-                <w:sz w:val="15"/>
-              </w:rPr>
-            </w:r>
-          </w:p>
-        </w:tc>
-        <w:tc>
-          <w:tcPr>
-            <w:tcW w:type="dxa" w:w="893"/>
-            <w:shd w:val="clear" w:color="auto" w:fill="F6F1E6"/>
-          </w:tcPr>
-          <w:p>
-            <w:pPr>
-              <w:spacing w:after="20"/>
-              <w:jc w:val="right"/>
-            </w:pPr>
-            <w:r>
-              <w:rPr>
-                <w:b/>
-                <w:color w:val="1C3A36"/>
-                <w:sz w:val="15"/>
-              </w:rPr>
-              <w:t>153,722</w:t>
+              <w:t>9.14%</w:t>
             </w:r>
           </w:p>
         </w:tc>
@@ -5956,104 +5435,40 @@
       <w:tr>
         <w:tc>
           <w:tcPr>
-            <w:tcW w:type="dxa" w:w="3024"/>
-          </w:tcPr>
-          <w:p>
-            <w:pPr>
-              <w:spacing w:after="20"/>
-            </w:pPr>
-            <w:r>
-              <w:rPr>
+            <w:tcW w:type="dxa" w:w="5184"/>
+            <w:shd w:val="clear" w:color="auto" w:fill="F6F1E6"/>
+          </w:tcPr>
+          <w:p>
+            <w:pPr>
+              <w:spacing w:after="20"/>
+            </w:pPr>
+            <w:r>
+              <w:rPr>
+                <w:b/>
                 <w:color w:val="1C3A36"/>
                 <w:sz w:val="15"/>
               </w:rPr>
-              <w:t>Less: net debt</w:t>
-            </w:r>
-          </w:p>
-        </w:tc>
-        <w:tc>
-          <w:tcPr>
-            <w:tcW w:type="dxa" w:w="893"/>
-          </w:tcPr>
-          <w:p>
-            <w:pPr>
-              <w:spacing w:after="20"/>
-              <w:jc w:val="right"/>
-            </w:pPr>
-            <w:r>
-              <w:rPr>
+              <w:t>ENTERPRISE VALUE</w:t>
+            </w:r>
+          </w:p>
+        </w:tc>
+        <w:tc>
+          <w:tcPr>
+            <w:tcW w:type="dxa" w:w="1584"/>
+            <w:shd w:val="clear" w:color="auto" w:fill="F6F1E6"/>
+          </w:tcPr>
+          <w:p>
+            <w:pPr>
+              <w:spacing w:after="20"/>
+              <w:jc w:val="right"/>
+            </w:pPr>
+            <w:r>
+              <w:rPr>
+                <w:b/>
                 <w:color w:val="1C3A36"/>
                 <w:sz w:val="15"/>
               </w:rPr>
-            </w:r>
-          </w:p>
-        </w:tc>
-        <w:tc>
-          <w:tcPr>
-            <w:tcW w:type="dxa" w:w="893"/>
-          </w:tcPr>
-          <w:p>
-            <w:pPr>
-              <w:spacing w:after="20"/>
-              <w:jc w:val="right"/>
-            </w:pPr>
-            <w:r>
-              <w:rPr>
-                <w:color w:val="1C3A36"/>
-                <w:sz w:val="15"/>
-              </w:rPr>
-            </w:r>
-          </w:p>
-        </w:tc>
-        <w:tc>
-          <w:tcPr>
-            <w:tcW w:type="dxa" w:w="893"/>
-          </w:tcPr>
-          <w:p>
-            <w:pPr>
-              <w:spacing w:after="20"/>
-              <w:jc w:val="right"/>
-            </w:pPr>
-            <w:r>
-              <w:rPr>
-                <w:color w:val="1C3A36"/>
-                <w:sz w:val="15"/>
-              </w:rPr>
-            </w:r>
-          </w:p>
-        </w:tc>
-        <w:tc>
-          <w:tcPr>
-            <w:tcW w:type="dxa" w:w="893"/>
-          </w:tcPr>
-          <w:p>
-            <w:pPr>
-              <w:spacing w:after="20"/>
-              <w:jc w:val="right"/>
-            </w:pPr>
-            <w:r>
-              <w:rPr>
-                <w:color w:val="1C3A36"/>
-                <w:sz w:val="15"/>
-              </w:rPr>
-            </w:r>
-          </w:p>
-        </w:tc>
-        <w:tc>
-          <w:tcPr>
-            <w:tcW w:type="dxa" w:w="893"/>
-          </w:tcPr>
-          <w:p>
-            <w:pPr>
-              <w:spacing w:after="20"/>
-              <w:jc w:val="right"/>
-            </w:pPr>
-            <w:r>
-              <w:rPr>
-                <w:color w:val="1C3A36"/>
-                <w:sz w:val="15"/>
-              </w:rPr>
-              <w:t>-20,560</w:t>
+              <w:t>153,722</w:t>
             </w:r>
           </w:p>
         </w:tc>
@@ -6061,7 +5476,7 @@
       <w:tr>
         <w:tc>
           <w:tcPr>
-            <w:tcW w:type="dxa" w:w="3024"/>
+            <w:tcW w:type="dxa" w:w="5184"/>
           </w:tcPr>
           <w:p>
             <w:pPr>
@@ -6072,13 +5487,13 @@
                 <w:color w:val="1C3A36"/>
                 <w:sz w:val="15"/>
               </w:rPr>
-              <w:t>Add: investments in associates</w:t>
-            </w:r>
-          </w:p>
-        </w:tc>
-        <w:tc>
-          <w:tcPr>
-            <w:tcW w:type="dxa" w:w="893"/>
+              <w:t>Less: net debt</w:t>
+            </w:r>
+          </w:p>
+        </w:tc>
+        <w:tc>
+          <w:tcPr>
+            <w:tcW w:type="dxa" w:w="1584"/>
           </w:tcPr>
           <w:p>
             <w:pPr>
@@ -6090,75 +5505,7 @@
                 <w:color w:val="1C3A36"/>
                 <w:sz w:val="15"/>
               </w:rPr>
-            </w:r>
-          </w:p>
-        </w:tc>
-        <w:tc>
-          <w:tcPr>
-            <w:tcW w:type="dxa" w:w="893"/>
-          </w:tcPr>
-          <w:p>
-            <w:pPr>
-              <w:spacing w:after="20"/>
-              <w:jc w:val="right"/>
-            </w:pPr>
-            <w:r>
-              <w:rPr>
-                <w:color w:val="1C3A36"/>
-                <w:sz w:val="15"/>
-              </w:rPr>
-            </w:r>
-          </w:p>
-        </w:tc>
-        <w:tc>
-          <w:tcPr>
-            <w:tcW w:type="dxa" w:w="893"/>
-          </w:tcPr>
-          <w:p>
-            <w:pPr>
-              <w:spacing w:after="20"/>
-              <w:jc w:val="right"/>
-            </w:pPr>
-            <w:r>
-              <w:rPr>
-                <w:color w:val="1C3A36"/>
-                <w:sz w:val="15"/>
-              </w:rPr>
-            </w:r>
-          </w:p>
-        </w:tc>
-        <w:tc>
-          <w:tcPr>
-            <w:tcW w:type="dxa" w:w="893"/>
-          </w:tcPr>
-          <w:p>
-            <w:pPr>
-              <w:spacing w:after="20"/>
-              <w:jc w:val="right"/>
-            </w:pPr>
-            <w:r>
-              <w:rPr>
-                <w:color w:val="1C3A36"/>
-                <w:sz w:val="15"/>
-              </w:rPr>
-            </w:r>
-          </w:p>
-        </w:tc>
-        <w:tc>
-          <w:tcPr>
-            <w:tcW w:type="dxa" w:w="893"/>
-          </w:tcPr>
-          <w:p>
-            <w:pPr>
-              <w:spacing w:after="20"/>
-              <w:jc w:val="right"/>
-            </w:pPr>
-            <w:r>
-              <w:rPr>
-                <w:color w:val="1C3A36"/>
-                <w:sz w:val="15"/>
-              </w:rPr>
-              <w:t>6,758</w:t>
+              <w:t>-20,560</w:t>
             </w:r>
           </w:p>
         </w:tc>
@@ -6166,7 +5513,7 @@
       <w:tr>
         <w:tc>
           <w:tcPr>
-            <w:tcW w:type="dxa" w:w="3024"/>
+            <w:tcW w:type="dxa" w:w="5184"/>
           </w:tcPr>
           <w:p>
             <w:pPr>
@@ -6177,13 +5524,13 @@
                 <w:color w:val="1C3A36"/>
                 <w:sz w:val="15"/>
               </w:rPr>
-              <w:t>Less: minority interests</w:t>
-            </w:r>
-          </w:p>
-        </w:tc>
-        <w:tc>
-          <w:tcPr>
-            <w:tcW w:type="dxa" w:w="893"/>
+              <w:t>Add: investments in associates</w:t>
+            </w:r>
+          </w:p>
+        </w:tc>
+        <w:tc>
+          <w:tcPr>
+            <w:tcW w:type="dxa" w:w="1584"/>
           </w:tcPr>
           <w:p>
             <w:pPr>
@@ -6195,75 +5542,7 @@
                 <w:color w:val="1C3A36"/>
                 <w:sz w:val="15"/>
               </w:rPr>
-            </w:r>
-          </w:p>
-        </w:tc>
-        <w:tc>
-          <w:tcPr>
-            <w:tcW w:type="dxa" w:w="893"/>
-          </w:tcPr>
-          <w:p>
-            <w:pPr>
-              <w:spacing w:after="20"/>
-              <w:jc w:val="right"/>
-            </w:pPr>
-            <w:r>
-              <w:rPr>
-                <w:color w:val="1C3A36"/>
-                <w:sz w:val="15"/>
-              </w:rPr>
-            </w:r>
-          </w:p>
-        </w:tc>
-        <w:tc>
-          <w:tcPr>
-            <w:tcW w:type="dxa" w:w="893"/>
-          </w:tcPr>
-          <w:p>
-            <w:pPr>
-              <w:spacing w:after="20"/>
-              <w:jc w:val="right"/>
-            </w:pPr>
-            <w:r>
-              <w:rPr>
-                <w:color w:val="1C3A36"/>
-                <w:sz w:val="15"/>
-              </w:rPr>
-            </w:r>
-          </w:p>
-        </w:tc>
-        <w:tc>
-          <w:tcPr>
-            <w:tcW w:type="dxa" w:w="893"/>
-          </w:tcPr>
-          <w:p>
-            <w:pPr>
-              <w:spacing w:after="20"/>
-              <w:jc w:val="right"/>
-            </w:pPr>
-            <w:r>
-              <w:rPr>
-                <w:color w:val="1C3A36"/>
-                <w:sz w:val="15"/>
-              </w:rPr>
-            </w:r>
-          </w:p>
-        </w:tc>
-        <w:tc>
-          <w:tcPr>
-            <w:tcW w:type="dxa" w:w="893"/>
-          </w:tcPr>
-          <w:p>
-            <w:pPr>
-              <w:spacing w:after="20"/>
-              <w:jc w:val="right"/>
-            </w:pPr>
-            <w:r>
-              <w:rPr>
-                <w:color w:val="1C3A36"/>
-                <w:sz w:val="15"/>
-              </w:rPr>
-              <w:t>-13,537</w:t>
+              <w:t>6,758</w:t>
             </w:r>
           </w:p>
         </w:tc>
@@ -6271,116 +5550,36 @@
       <w:tr>
         <w:tc>
           <w:tcPr>
-            <w:tcW w:type="dxa" w:w="3024"/>
-            <w:shd w:val="clear" w:color="auto" w:fill="F6F1E6"/>
-          </w:tcPr>
-          <w:p>
-            <w:pPr>
-              <w:spacing w:after="20"/>
-            </w:pPr>
-            <w:r>
-              <w:rPr>
-                <w:b/>
+            <w:tcW w:type="dxa" w:w="5184"/>
+          </w:tcPr>
+          <w:p>
+            <w:pPr>
+              <w:spacing w:after="20"/>
+            </w:pPr>
+            <w:r>
+              <w:rPr>
                 <w:color w:val="1C3A36"/>
                 <w:sz w:val="15"/>
               </w:rPr>
-              <w:t>EQUITY VALUE</w:t>
-            </w:r>
-          </w:p>
-        </w:tc>
-        <w:tc>
-          <w:tcPr>
-            <w:tcW w:type="dxa" w:w="893"/>
-            <w:shd w:val="clear" w:color="auto" w:fill="F6F1E6"/>
-          </w:tcPr>
-          <w:p>
-            <w:pPr>
-              <w:spacing w:after="20"/>
-              <w:jc w:val="right"/>
-            </w:pPr>
-            <w:r>
-              <w:rPr>
-                <w:b/>
+              <w:t>Less: minority interests</w:t>
+            </w:r>
+          </w:p>
+        </w:tc>
+        <w:tc>
+          <w:tcPr>
+            <w:tcW w:type="dxa" w:w="1584"/>
+          </w:tcPr>
+          <w:p>
+            <w:pPr>
+              <w:spacing w:after="20"/>
+              <w:jc w:val="right"/>
+            </w:pPr>
+            <w:r>
+              <w:rPr>
                 <w:color w:val="1C3A36"/>
                 <w:sz w:val="15"/>
               </w:rPr>
-            </w:r>
-          </w:p>
-        </w:tc>
-        <w:tc>
-          <w:tcPr>
-            <w:tcW w:type="dxa" w:w="893"/>
-            <w:shd w:val="clear" w:color="auto" w:fill="F6F1E6"/>
-          </w:tcPr>
-          <w:p>
-            <w:pPr>
-              <w:spacing w:after="20"/>
-              <w:jc w:val="right"/>
-            </w:pPr>
-            <w:r>
-              <w:rPr>
-                <w:b/>
-                <w:color w:val="1C3A36"/>
-                <w:sz w:val="15"/>
-              </w:rPr>
-            </w:r>
-          </w:p>
-        </w:tc>
-        <w:tc>
-          <w:tcPr>
-            <w:tcW w:type="dxa" w:w="893"/>
-            <w:shd w:val="clear" w:color="auto" w:fill="F6F1E6"/>
-          </w:tcPr>
-          <w:p>
-            <w:pPr>
-              <w:spacing w:after="20"/>
-              <w:jc w:val="right"/>
-            </w:pPr>
-            <w:r>
-              <w:rPr>
-                <w:b/>
-                <w:color w:val="1C3A36"/>
-                <w:sz w:val="15"/>
-              </w:rPr>
-            </w:r>
-          </w:p>
-        </w:tc>
-        <w:tc>
-          <w:tcPr>
-            <w:tcW w:type="dxa" w:w="893"/>
-            <w:shd w:val="clear" w:color="auto" w:fill="F6F1E6"/>
-          </w:tcPr>
-          <w:p>
-            <w:pPr>
-              <w:spacing w:after="20"/>
-              <w:jc w:val="right"/>
-            </w:pPr>
-            <w:r>
-              <w:rPr>
-                <w:b/>
-                <w:color w:val="1C3A36"/>
-                <w:sz w:val="15"/>
-              </w:rPr>
-            </w:r>
-          </w:p>
-        </w:tc>
-        <w:tc>
-          <w:tcPr>
-            <w:tcW w:type="dxa" w:w="893"/>
-            <w:shd w:val="clear" w:color="auto" w:fill="F6F1E6"/>
-          </w:tcPr>
-          <w:p>
-            <w:pPr>
-              <w:spacing w:after="20"/>
-              <w:jc w:val="right"/>
-            </w:pPr>
-            <w:r>
-              <w:rPr>
-                <w:b/>
-                <w:color w:val="1C3A36"/>
-                <w:sz w:val="15"/>
-              </w:rPr>
-              <w:t>110,973</w:t>
+              <w:t>-13,537</w:t>
             </w:r>
           </w:p>
         </w:tc>
@@ -6388,104 +5587,40 @@
       <w:tr>
         <w:tc>
           <w:tcPr>
-            <w:tcW w:type="dxa" w:w="3024"/>
-          </w:tcPr>
-          <w:p>
-            <w:pPr>
-              <w:spacing w:after="20"/>
-            </w:pPr>
-            <w:r>
-              <w:rPr>
+            <w:tcW w:type="dxa" w:w="5184"/>
+            <w:shd w:val="clear" w:color="auto" w:fill="F6F1E6"/>
+          </w:tcPr>
+          <w:p>
+            <w:pPr>
+              <w:spacing w:after="20"/>
+            </w:pPr>
+            <w:r>
+              <w:rPr>
+                <w:b/>
                 <w:color w:val="1C3A36"/>
                 <w:sz w:val="15"/>
               </w:rPr>
-              <w:t>Value per share at the model date</w:t>
-            </w:r>
-          </w:p>
-        </w:tc>
-        <w:tc>
-          <w:tcPr>
-            <w:tcW w:type="dxa" w:w="893"/>
-          </w:tcPr>
-          <w:p>
-            <w:pPr>
-              <w:spacing w:after="20"/>
-              <w:jc w:val="right"/>
-            </w:pPr>
-            <w:r>
-              <w:rPr>
+              <w:t>EQUITY VALUE</w:t>
+            </w:r>
+          </w:p>
+        </w:tc>
+        <w:tc>
+          <w:tcPr>
+            <w:tcW w:type="dxa" w:w="1584"/>
+            <w:shd w:val="clear" w:color="auto" w:fill="F6F1E6"/>
+          </w:tcPr>
+          <w:p>
+            <w:pPr>
+              <w:spacing w:after="20"/>
+              <w:jc w:val="right"/>
+            </w:pPr>
+            <w:r>
+              <w:rPr>
+                <w:b/>
                 <w:color w:val="1C3A36"/>
                 <w:sz w:val="15"/>
               </w:rPr>
-            </w:r>
-          </w:p>
-        </w:tc>
-        <w:tc>
-          <w:tcPr>
-            <w:tcW w:type="dxa" w:w="893"/>
-          </w:tcPr>
-          <w:p>
-            <w:pPr>
-              <w:spacing w:after="20"/>
-              <w:jc w:val="right"/>
-            </w:pPr>
-            <w:r>
-              <w:rPr>
-                <w:color w:val="1C3A36"/>
-                <w:sz w:val="15"/>
-              </w:rPr>
-            </w:r>
-          </w:p>
-        </w:tc>
-        <w:tc>
-          <w:tcPr>
-            <w:tcW w:type="dxa" w:w="893"/>
-          </w:tcPr>
-          <w:p>
-            <w:pPr>
-              <w:spacing w:after="20"/>
-              <w:jc w:val="right"/>
-            </w:pPr>
-            <w:r>
-              <w:rPr>
-                <w:color w:val="1C3A36"/>
-                <w:sz w:val="15"/>
-              </w:rPr>
-            </w:r>
-          </w:p>
-        </w:tc>
-        <w:tc>
-          <w:tcPr>
-            <w:tcW w:type="dxa" w:w="893"/>
-          </w:tcPr>
-          <w:p>
-            <w:pPr>
-              <w:spacing w:after="20"/>
-              <w:jc w:val="right"/>
-            </w:pPr>
-            <w:r>
-              <w:rPr>
-                <w:color w:val="1C3A36"/>
-                <w:sz w:val="15"/>
-              </w:rPr>
-            </w:r>
-          </w:p>
-        </w:tc>
-        <w:tc>
-          <w:tcPr>
-            <w:tcW w:type="dxa" w:w="893"/>
-          </w:tcPr>
-          <w:p>
-            <w:pPr>
-              <w:spacing w:after="20"/>
-              <w:jc w:val="right"/>
-            </w:pPr>
-            <w:r>
-              <w:rPr>
-                <w:color w:val="1C3A36"/>
-                <w:sz w:val="15"/>
-              </w:rPr>
-              <w:t>51.84</w:t>
+              <w:t>110,973</w:t>
             </w:r>
           </w:p>
         </w:tc>
@@ -6493,7 +5628,44 @@
       <w:tr>
         <w:tc>
           <w:tcPr>
-            <w:tcW w:type="dxa" w:w="3024"/>
+            <w:tcW w:type="dxa" w:w="5184"/>
+          </w:tcPr>
+          <w:p>
+            <w:pPr>
+              <w:spacing w:after="20"/>
+            </w:pPr>
+            <w:r>
+              <w:rPr>
+                <w:color w:val="1C3A36"/>
+                <w:sz w:val="15"/>
+              </w:rPr>
+              <w:t>Value per share at the model date</w:t>
+            </w:r>
+          </w:p>
+        </w:tc>
+        <w:tc>
+          <w:tcPr>
+            <w:tcW w:type="dxa" w:w="1584"/>
+          </w:tcPr>
+          <w:p>
+            <w:pPr>
+              <w:spacing w:after="20"/>
+              <w:jc w:val="right"/>
+            </w:pPr>
+            <w:r>
+              <w:rPr>
+                <w:color w:val="1C3A36"/>
+                <w:sz w:val="15"/>
+              </w:rPr>
+              <w:t>51.84</w:t>
+            </w:r>
+          </w:p>
+        </w:tc>
+      </w:tr>
+      <w:tr>
+        <w:tc>
+          <w:tcPr>
+            <w:tcW w:type="dxa" w:w="5184"/>
             <w:shd w:val="clear" w:color="auto" w:fill="F6F1E6"/>
           </w:tcPr>
           <w:p>
@@ -6512,83 +5684,7 @@
         </w:tc>
         <w:tc>
           <w:tcPr>
-            <w:tcW w:type="dxa" w:w="893"/>
-            <w:shd w:val="clear" w:color="auto" w:fill="F6F1E6"/>
-          </w:tcPr>
-          <w:p>
-            <w:pPr>
-              <w:spacing w:after="20"/>
-              <w:jc w:val="right"/>
-            </w:pPr>
-            <w:r>
-              <w:rPr>
-                <w:b/>
-                <w:color w:val="1C3A36"/>
-                <w:sz w:val="15"/>
-              </w:rPr>
-            </w:r>
-          </w:p>
-        </w:tc>
-        <w:tc>
-          <w:tcPr>
-            <w:tcW w:type="dxa" w:w="893"/>
-            <w:shd w:val="clear" w:color="auto" w:fill="F6F1E6"/>
-          </w:tcPr>
-          <w:p>
-            <w:pPr>
-              <w:spacing w:after="20"/>
-              <w:jc w:val="right"/>
-            </w:pPr>
-            <w:r>
-              <w:rPr>
-                <w:b/>
-                <w:color w:val="1C3A36"/>
-                <w:sz w:val="15"/>
-              </w:rPr>
-            </w:r>
-          </w:p>
-        </w:tc>
-        <w:tc>
-          <w:tcPr>
-            <w:tcW w:type="dxa" w:w="893"/>
-            <w:shd w:val="clear" w:color="auto" w:fill="F6F1E6"/>
-          </w:tcPr>
-          <w:p>
-            <w:pPr>
-              <w:spacing w:after="20"/>
-              <w:jc w:val="right"/>
-            </w:pPr>
-            <w:r>
-              <w:rPr>
-                <w:b/>
-                <w:color w:val="1C3A36"/>
-                <w:sz w:val="15"/>
-              </w:rPr>
-            </w:r>
-          </w:p>
-        </w:tc>
-        <w:tc>
-          <w:tcPr>
-            <w:tcW w:type="dxa" w:w="893"/>
-            <w:shd w:val="clear" w:color="auto" w:fill="F6F1E6"/>
-          </w:tcPr>
-          <w:p>
-            <w:pPr>
-              <w:spacing w:after="20"/>
-              <w:jc w:val="right"/>
-            </w:pPr>
-            <w:r>
-              <w:rPr>
-                <w:b/>
-                <w:color w:val="1C3A36"/>
-                <w:sz w:val="15"/>
-              </w:rPr>
-            </w:r>
-          </w:p>
-        </w:tc>
-        <w:tc>
-          <w:tcPr>
-            <w:tcW w:type="dxa" w:w="893"/>
+            <w:tcW w:type="dxa" w:w="1584"/>
             <w:shd w:val="clear" w:color="auto" w:fill="F6F1E6"/>
           </w:tcPr>
           <w:p>

--- a/engine/swdy_study/SWDY_Valuation_Study_10-09-2026_public.docx
+++ b/engine/swdy_study/SWDY_Valuation_Study_10-09-2026_public.docx
@@ -96,7 +96,7 @@
           <w:color w:val="6E7B77"/>
           <w:sz w:val="16"/>
         </w:rPr>
-        <w:t>PRICE DATE 3 September 2026 — the latest known close, the price this valuation is measured against.   ISSUE DATE 10 September 2026 — the day this edition was issued. A recalibration issues a NEW document carrying its own issue date; the two dates are stated separately because they are not the same fact [R-DOC-03].</w:t>
+        <w:t>PRICE DATE 3 September 2026 — the latest known close, the price this valuation is measured against.   ISSUE DATE 10 September 2026 — the day this edition was issued. A recalibration issues a new document carrying its own issue date; the two dates are stated separately because they are not the same fact.</w:t>
       </w:r>
     </w:p>
     <w:p>

--- a/engine/swdy_study/SWDY_Valuation_Study_10-09-2026_public.docx
+++ b/engine/swdy_study/SWDY_Valuation_Study_10-09-2026_public.docx
@@ -14367,7 +14367,7 @@
                 <w:color w:val="1C3A36"/>
                 <w:sz w:val="16"/>
               </w:rPr>
-              <w:t>the hard-currency CDS spread, netted from the local yield and then re-entering, volatility-scaled, through the country premium inside the ERP. The NET country charge through the equity channel is therefore about +1.9pp, not zero — stated plainly, since an earlier wording implied the netting removed the charge outright. The un-netted construction (cost of equity 31.8%) is retired but retained in the audit trail</w:t>
+              <w:t>the hard-currency CDS spread, netted from the local yield and then re-entering, volatility-scaled, through the country premium inside the ERP. The NET country charge through the equity channel is therefore about +1.9pp, not zero — stated plainly, since an earlier wording implied the netting removed the charge outright. The un-netted construction (cost of equity 33.8%) is retired but retained in the audit trail</w:t>
             </w:r>
           </w:p>
         </w:tc>

--- a/engine/swdy_study/SWDY_Valuation_Study_10-09-2026_public.docx
+++ b/engine/swdy_study/SWDY_Valuation_Study_10-09-2026_public.docx
@@ -296,7 +296,7 @@
           <w:color w:val="1C3A36"/>
           <w:sz w:val="21"/>
         </w:rPr>
-        <w:t>On our primary construction the four lenses centre at EGP 59.28 per share against a market price of 130.00 — the price sits about +119% above the central estimate. That gap is not mainly an argument about the business; it is an argument about the discount rate. Discounted at an Egyptian cost of capital gliding 26.7% to 17.9%, the cash flows support roughly EGP 59.28. Discount the hard-currency share of those same cash flows at a hard-currency cost of capital of about 11.3% and the same model produces EGP 67.84 — still -48% against today's price, but +14% above the primary reading. The market appears to be applying something at least as generous as the second view. Both are shown, and neither is hidden inside an average.</w:t>
+        <w:t>On our primary construction the four lenses centre at EGP 87.76 per share against a market price of 130.00 — the price sits about +48% above the central estimate. That gap is not mainly an argument about the business; it is an argument about the discount rate. Discounted at an Egyptian cost of capital gliding 26.7% to 15.3%, the cash flows support roughly EGP 87.76. Discount the hard-currency share of those same cash flows at a hard-currency cost of capital of about 11.3% and the same model produces EGP 81.68 — still -37% against today's price, but -7% above the primary reading. The market appears to be applying something at least as generous as the second view. Both are shown, and neither is hidden inside an average.</w:t>
       </w:r>
     </w:p>
     <w:p>
@@ -471,7 +471,7 @@
                 <w:color w:val="1C3A36"/>
                 <w:sz w:val="17"/>
               </w:rPr>
-              <w:t>5-year FCFF, cost of capital gliding 26.7% → 17.9%, terminal growth 9%; 85% of enterprise value comes from the terminal value</w:t>
+              <w:t>5-year FCFF, cost of capital gliding 26.7% → 15.3%, terminal growth 9%; 89% of enterprise value comes from the terminal value</w:t>
             </w:r>
           </w:p>
         </w:tc>
@@ -489,7 +489,7 @@
                 <w:color w:val="1C3A36"/>
                 <w:sz w:val="17"/>
               </w:rPr>
-              <w:t>21.61 – 96.99</w:t>
+              <w:t>28.78 – 133.78</w:t>
             </w:r>
           </w:p>
         </w:tc>
@@ -507,7 +507,7 @@
                 <w:color w:val="1C3A36"/>
                 <w:sz w:val="17"/>
               </w:rPr>
-              <w:t>59.28</w:t>
+              <w:t>87.76</w:t>
             </w:r>
           </w:p>
         </w:tc>
@@ -525,7 +525,7 @@
                 <w:color w:val="1C3A36"/>
                 <w:sz w:val="17"/>
               </w:rPr>
-              <w:t>-54%</w:t>
+              <w:t>-32%</w:t>
             </w:r>
           </w:p>
         </w:tc>
@@ -580,7 +580,7 @@
                 <w:color w:val="1C3A36"/>
                 <w:sz w:val="17"/>
               </w:rPr>
-              <w:t>65.14 – 97.63</w:t>
+              <w:t>65.64 – 98.35</w:t>
             </w:r>
           </w:p>
         </w:tc>
@@ -598,7 +598,7 @@
                 <w:color w:val="1C3A36"/>
                 <w:sz w:val="17"/>
               </w:rPr>
-              <w:t>78.13</w:t>
+              <w:t>78.72</w:t>
             </w:r>
           </w:p>
         </w:tc>
@@ -616,7 +616,7 @@
                 <w:color w:val="1C3A36"/>
                 <w:sz w:val="17"/>
               </w:rPr>
-              <w:t>-40%</w:t>
+              <w:t>-39%</w:t>
             </w:r>
           </w:p>
         </w:tc>
@@ -744,7 +744,7 @@
                 <w:color w:val="1C3A36"/>
                 <w:sz w:val="17"/>
               </w:rPr>
-              <w:t>justified price-to-book 1.3× on book value of 31.24/share at a sustainable return on equity of 23.5%</w:t>
+              <w:t>justified price-to-book 1.9× on book value of 31.24/share at a sustainable return on equity of 23.5%</w:t>
             </w:r>
           </w:p>
         </w:tc>
@@ -762,7 +762,7 @@
                 <w:color w:val="1C3A36"/>
                 <w:sz w:val="17"/>
               </w:rPr>
-              <w:t>34.14 – 54.56</w:t>
+              <w:t>36.88 – 76.17</w:t>
             </w:r>
           </w:p>
         </w:tc>
@@ -780,7 +780,7 @@
                 <w:color w:val="1C3A36"/>
                 <w:sz w:val="17"/>
               </w:rPr>
-              <w:t>47.65</w:t>
+              <w:t>66.61</w:t>
             </w:r>
           </w:p>
         </w:tc>
@@ -798,7 +798,7 @@
                 <w:color w:val="1C3A36"/>
                 <w:sz w:val="17"/>
               </w:rPr>
-              <w:t>-63%</w:t>
+              <w:t>-49%</w:t>
             </w:r>
           </w:p>
         </w:tc>
@@ -859,7 +859,7 @@
                 <w:color w:val="1C3A36"/>
                 <w:sz w:val="17"/>
               </w:rPr>
-              <w:t>21.61 – 96.99</w:t>
+              <w:t>28.78 – 133.78</w:t>
             </w:r>
           </w:p>
         </w:tc>
@@ -879,7 +879,7 @@
                 <w:color w:val="1C3A36"/>
                 <w:sz w:val="17"/>
               </w:rPr>
-              <w:t>59.28</w:t>
+              <w:t>87.76</w:t>
             </w:r>
           </w:p>
         </w:tc>
@@ -899,7 +899,7 @@
                 <w:color w:val="1C3A36"/>
                 <w:sz w:val="17"/>
               </w:rPr>
-              <w:t>-54%</w:t>
+              <w:t>-32%</w:t>
             </w:r>
           </w:p>
         </w:tc>
@@ -972,7 +972,7 @@
                 <w:color w:val="1C3A36"/>
                 <w:sz w:val="17"/>
               </w:rPr>
-              <w:t>70.15</w:t>
+              <w:t>85.93</w:t>
             </w:r>
           </w:p>
         </w:tc>
@@ -990,7 +990,7 @@
                 <w:color w:val="1C3A36"/>
                 <w:sz w:val="17"/>
               </w:rPr>
-              <w:t>-46%</w:t>
+              <w:t>-34%</w:t>
             </w:r>
           </w:p>
         </w:tc>
@@ -1251,7 +1251,7 @@
                 <w:color w:val="1C3A36"/>
                 <w:sz w:val="17"/>
               </w:rPr>
-              <w:t>67.84</w:t>
+              <w:t>81.68</w:t>
             </w:r>
           </w:p>
         </w:tc>
@@ -1269,7 +1269,7 @@
                 <w:color w:val="1C3A36"/>
                 <w:sz w:val="17"/>
               </w:rPr>
-              <w:t>-48%</w:t>
+              <w:t>-37%</w:t>
             </w:r>
           </w:p>
         </w:tc>
@@ -1342,7 +1342,7 @@
                 <w:color w:val="1C3A36"/>
                 <w:sz w:val="17"/>
               </w:rPr>
-              <w:t>28.50</w:t>
+              <w:t>33.64</w:t>
             </w:r>
           </w:p>
         </w:tc>
@@ -1360,7 +1360,7 @@
                 <w:color w:val="1C3A36"/>
                 <w:sz w:val="17"/>
               </w:rPr>
-              <w:t>-78%</w:t>
+              <w:t>-74%</w:t>
             </w:r>
           </w:p>
         </w:tc>
@@ -1433,7 +1433,7 @@
                 <w:color w:val="1C3A36"/>
                 <w:sz w:val="17"/>
               </w:rPr>
-              <w:t>66.69</w:t>
+              <w:t>99.13</w:t>
             </w:r>
           </w:p>
         </w:tc>
@@ -1451,7 +1451,7 @@
                 <w:color w:val="1C3A36"/>
                 <w:sz w:val="17"/>
               </w:rPr>
-              <w:t>-49%</w:t>
+              <w:t>-24%</w:t>
             </w:r>
           </w:p>
         </w:tc>
@@ -1473,7 +1473,7 @@
           <w:color w:val="6E7B77"/>
           <w:sz w:val="17"/>
         </w:rPr>
-        <w:t>The alternative readings are shown so that each genuinely contested choice carries a number the reader can see, rather than being averaged silently into the headline. They are deliberately excluded from the central because each answers a different question — which currency's cost of capital applies, which column of a risk table to use, how to sequence one line of the bridge — and blending them would hide the disagreement instead of showing it. Ranges are bear-to-bull within each lens; THE CENTRAL IS THE CASH-FLOW LENS ITSELF and its range is that same lens under its own two scenarios on one clock, not a spread across four methods. Terminal value is 85% of the discounted-cash-flow enterprise value — a high share, disclosed here and again in the bridge, and the reason the terminal assumptions are stress-tested in section 1.9.</w:t>
+        <w:t>The alternative readings are shown so that each genuinely contested choice carries a number the reader can see, rather than being averaged silently into the headline. They are deliberately excluded from the central because each answers a different question — which currency's cost of capital applies, which column of a risk table to use, how to sequence one line of the bridge — and blending them would hide the disagreement instead of showing it. Ranges are bear-to-bull within each lens; THE CENTRAL IS THE CASH-FLOW LENS ITSELF and its range is that same lens under its own two scenarios on one clock, not a spread across four methods. Terminal value is 89% of the discounted-cash-flow enterprise value — a high share, disclosed here and again in the bridge, and the reason the terminal assumptions are stress-tested in section 1.9.</w:t>
       </w:r>
     </w:p>
     <w:p>
@@ -3530,7 +3530,7 @@
                 <w:color w:val="1C3A36"/>
                 <w:sz w:val="17"/>
               </w:rPr>
-              <w:t>23.7%</w:t>
+              <w:t>22.9%</w:t>
             </w:r>
           </w:p>
         </w:tc>
@@ -3548,7 +3548,7 @@
                 <w:color w:val="1C3A36"/>
                 <w:sz w:val="17"/>
               </w:rPr>
-              <w:t>21.3%</w:t>
+              <w:t>19.7%</w:t>
             </w:r>
           </w:p>
         </w:tc>
@@ -3566,7 +3566,7 @@
                 <w:color w:val="1C3A36"/>
                 <w:sz w:val="17"/>
               </w:rPr>
-              <w:t>19.3%</w:t>
+              <w:t>17.2%</w:t>
             </w:r>
           </w:p>
         </w:tc>
@@ -3584,7 +3584,7 @@
                 <w:color w:val="1C3A36"/>
                 <w:sz w:val="17"/>
               </w:rPr>
-              <w:t>17.9%</w:t>
+              <w:t>15.3%</w:t>
             </w:r>
           </w:p>
         </w:tc>
@@ -3639,7 +3639,7 @@
                 <w:color w:val="1C3A36"/>
                 <w:sz w:val="17"/>
               </w:rPr>
-              <w:t>0.6382</w:t>
+              <w:t>0.6425</w:t>
             </w:r>
           </w:p>
         </w:tc>
@@ -3657,7 +3657,7 @@
                 <w:color w:val="1C3A36"/>
                 <w:sz w:val="17"/>
               </w:rPr>
-              <w:t>0.5262</w:t>
+              <w:t>0.5366</w:t>
             </w:r>
           </w:p>
         </w:tc>
@@ -3675,7 +3675,7 @@
                 <w:color w:val="1C3A36"/>
                 <w:sz w:val="17"/>
               </w:rPr>
-              <w:t>0.4410</w:t>
+              <w:t>0.4578</w:t>
             </w:r>
           </w:p>
         </w:tc>
@@ -3693,7 +3693,7 @@
                 <w:color w:val="1C3A36"/>
                 <w:sz w:val="17"/>
               </w:rPr>
-              <w:t>0.3742</w:t>
+              <w:t>0.3969</w:t>
             </w:r>
           </w:p>
         </w:tc>
@@ -3754,7 +3754,7 @@
                 <w:color w:val="1C3A36"/>
                 <w:sz w:val="17"/>
               </w:rPr>
-              <w:t>4,096</w:t>
+              <w:t>4,124</w:t>
             </w:r>
           </w:p>
         </w:tc>
@@ -3774,7 +3774,7 @@
                 <w:color w:val="1C3A36"/>
                 <w:sz w:val="17"/>
               </w:rPr>
-              <w:t>5,896</w:t>
+              <w:t>6,013</w:t>
             </w:r>
           </w:p>
         </w:tc>
@@ -3794,7 +3794,7 @@
                 <w:color w:val="1C3A36"/>
                 <w:sz w:val="17"/>
               </w:rPr>
-              <w:t>6,314</w:t>
+              <w:t>6,553</w:t>
             </w:r>
           </w:p>
         </w:tc>
@@ -3814,7 +3814,7 @@
                 <w:color w:val="1C3A36"/>
                 <w:sz w:val="17"/>
               </w:rPr>
-              <w:t>6,399</w:t>
+              <w:t>6,786</w:t>
             </w:r>
           </w:p>
         </w:tc>
@@ -4824,7 +4824,7 @@
                 <w:color w:val="1C3A36"/>
                 <w:sz w:val="15"/>
               </w:rPr>
-              <w:t>23.72%</w:t>
+              <w:t>22.88%</w:t>
             </w:r>
           </w:p>
         </w:tc>
@@ -4842,7 +4842,7 @@
                 <w:color w:val="1C3A36"/>
                 <w:sz w:val="15"/>
               </w:rPr>
-              <w:t>21.28%</w:t>
+              <w:t>19.74%</w:t>
             </w:r>
           </w:p>
         </w:tc>
@@ -4860,7 +4860,7 @@
                 <w:color w:val="1C3A36"/>
                 <w:sz w:val="15"/>
               </w:rPr>
-              <w:t>19.32%</w:t>
+              <w:t>17.23%</w:t>
             </w:r>
           </w:p>
         </w:tc>
@@ -4878,7 +4878,7 @@
                 <w:color w:val="1C3A36"/>
                 <w:sz w:val="15"/>
               </w:rPr>
-              <w:t>17.85%</w:t>
+              <w:t>15.34%</w:t>
             </w:r>
           </w:p>
         </w:tc>
@@ -4933,7 +4933,7 @@
                 <w:color w:val="1C3A36"/>
                 <w:sz w:val="15"/>
               </w:rPr>
-              <w:t>0.6382</w:t>
+              <w:t>0.6425</w:t>
             </w:r>
           </w:p>
         </w:tc>
@@ -4951,7 +4951,7 @@
                 <w:color w:val="1C3A36"/>
                 <w:sz w:val="15"/>
               </w:rPr>
-              <w:t>0.5262</w:t>
+              <w:t>0.5366</w:t>
             </w:r>
           </w:p>
         </w:tc>
@@ -4969,7 +4969,7 @@
                 <w:color w:val="1C3A36"/>
                 <w:sz w:val="15"/>
               </w:rPr>
-              <w:t>0.4410</w:t>
+              <w:t>0.4578</w:t>
             </w:r>
           </w:p>
         </w:tc>
@@ -4987,7 +4987,7 @@
                 <w:color w:val="1C3A36"/>
                 <w:sz w:val="15"/>
               </w:rPr>
-              <w:t>0.3742</w:t>
+              <w:t>0.3969</w:t>
             </w:r>
           </w:p>
         </w:tc>
@@ -5042,7 +5042,7 @@
                 <w:color w:val="1C3A36"/>
                 <w:sz w:val="15"/>
               </w:rPr>
-              <w:t>4,096</w:t>
+              <w:t>4,124</w:t>
             </w:r>
           </w:p>
         </w:tc>
@@ -5060,7 +5060,7 @@
                 <w:color w:val="1C3A36"/>
                 <w:sz w:val="15"/>
               </w:rPr>
-              <w:t>5,896</w:t>
+              <w:t>6,013</w:t>
             </w:r>
           </w:p>
         </w:tc>
@@ -5078,7 +5078,7 @@
                 <w:color w:val="1C3A36"/>
                 <w:sz w:val="15"/>
               </w:rPr>
-              <w:t>6,314</w:t>
+              <w:t>6,553</w:t>
             </w:r>
           </w:p>
         </w:tc>
@@ -5096,7 +5096,7 @@
                 <w:color w:val="1C3A36"/>
                 <w:sz w:val="15"/>
               </w:rPr>
-              <w:t>6,399</w:t>
+              <w:t>6,786</w:t>
             </w:r>
           </w:p>
         </w:tc>
@@ -5205,7 +5205,7 @@
                 <w:color w:val="1C3A36"/>
                 <w:sz w:val="15"/>
               </w:rPr>
-              <w:t>22,453</w:t>
+              <w:t>23,224</w:t>
             </w:r>
           </w:p>
         </w:tc>
@@ -5242,7 +5242,7 @@
                 <w:color w:val="1C3A36"/>
                 <w:sz w:val="15"/>
               </w:rPr>
-              <w:t>350,784</w:t>
+              <w:t>492,768</w:t>
             </w:r>
           </w:p>
         </w:tc>
@@ -5279,7 +5279,7 @@
                 <w:color w:val="1C3A36"/>
                 <w:sz w:val="15"/>
               </w:rPr>
-              <w:t>131,269</w:t>
+              <w:t>195,560</w:t>
             </w:r>
           </w:p>
         </w:tc>
@@ -5316,7 +5316,7 @@
                 <w:color w:val="1C3A36"/>
                 <w:sz w:val="15"/>
               </w:rPr>
-              <w:t>85.39%</w:t>
+              <w:t>89.39%</w:t>
             </w:r>
           </w:p>
         </w:tc>
@@ -5390,7 +5390,7 @@
                 <w:color w:val="1C3A36"/>
                 <w:sz w:val="15"/>
               </w:rPr>
-              <w:t>17.85%</w:t>
+              <w:t>15.34%</w:t>
             </w:r>
           </w:p>
         </w:tc>
@@ -5468,7 +5468,7 @@
                 <w:color w:val="1C3A36"/>
                 <w:sz w:val="15"/>
               </w:rPr>
-              <w:t>153,722</w:t>
+              <w:t>218,783</w:t>
             </w:r>
           </w:p>
         </w:tc>
@@ -5579,7 +5579,7 @@
                 <w:color w:val="1C3A36"/>
                 <w:sz w:val="15"/>
               </w:rPr>
-              <w:t>-13,537</w:t>
+              <w:t>-19,832</w:t>
             </w:r>
           </w:p>
         </w:tc>
@@ -5620,7 +5620,7 @@
                 <w:color w:val="1C3A36"/>
                 <w:sz w:val="15"/>
               </w:rPr>
-              <w:t>110,973</w:t>
+              <w:t>162,574</w:t>
             </w:r>
           </w:p>
         </w:tc>
@@ -5657,7 +5657,7 @@
                 <w:color w:val="1C3A36"/>
                 <w:sz w:val="15"/>
               </w:rPr>
-              <w:t>51.84</w:t>
+              <w:t>75.94</w:t>
             </w:r>
           </w:p>
         </w:tc>
@@ -5698,7 +5698,7 @@
                 <w:color w:val="1C3A36"/>
                 <w:sz w:val="15"/>
               </w:rPr>
-              <w:t>59.28</w:t>
+              <w:t>87.76</w:t>
             </w:r>
           </w:p>
         </w:tc>
@@ -5720,7 +5720,7 @@
           <w:color w:val="6E7B77"/>
           <w:sz w:val="17"/>
         </w:rPr>
-        <w:t>Every line is read from this study's own committed numbers, not recomputed for the table: the present values sum to the enterprise value above them, and the bridge runs to the value per share the rest of this document carries. Free cash flow is NEGATIVE in the first forecast year — revenue grows by more than a third and working capital absorbs 16,965 against capital expenditure of 13,232 — which is what growth costs a working-capital-heavy industrial and is not a distress signal. The terminal value is 85.4% of enterprise value, so the two lines under it deserve the sensitivity that follows.</w:t>
+        <w:t>Every line is read from this study's own committed numbers, not recomputed for the table: the present values sum to the enterprise value above them, and the bridge runs to the value per share the rest of this document carries. Free cash flow is NEGATIVE in the first forecast year — revenue grows by more than a third and working capital absorbs 16,965 against capital expenditure of 13,232 — which is what growth costs a working-capital-heavy industrial and is not a distress signal. The terminal value is 89.4% of enterprise value, so the two lines under it deserve the sensitivity that follows.</w:t>
       </w:r>
     </w:p>
     <w:p>
@@ -5903,7 +5903,7 @@
                 <w:color w:val="1C3A36"/>
                 <w:sz w:val="15"/>
               </w:rPr>
-              <w:t>15.85%</w:t>
+              <w:t>13.34%</w:t>
             </w:r>
           </w:p>
         </w:tc>
@@ -5921,7 +5921,7 @@
                 <w:color w:val="1C3A36"/>
                 <w:sz w:val="15"/>
               </w:rPr>
-              <w:t>70.18</w:t>
+              <w:t>103.96</w:t>
             </w:r>
           </w:p>
         </w:tc>
@@ -5939,7 +5939,7 @@
                 <w:color w:val="1C3A36"/>
                 <w:sz w:val="15"/>
               </w:rPr>
-              <w:t>74.60</w:t>
+              <w:t>116.54</w:t>
             </w:r>
           </w:p>
         </w:tc>
@@ -5957,7 +5957,7 @@
                 <w:color w:val="1C3A36"/>
                 <w:sz w:val="15"/>
               </w:rPr>
-              <w:t>80.23</w:t>
+              <w:t>134.93</w:t>
             </w:r>
           </w:p>
         </w:tc>
@@ -5975,7 +5975,7 @@
                 <w:color w:val="1C3A36"/>
                 <w:sz w:val="15"/>
               </w:rPr>
-              <w:t>87.71</w:t>
+              <w:t>164.55</w:t>
             </w:r>
           </w:p>
         </w:tc>
@@ -5993,7 +5993,7 @@
                 <w:color w:val="1C3A36"/>
                 <w:sz w:val="15"/>
               </w:rPr>
-              <w:t>98.20</w:t>
+              <w:t>220.70</w:t>
             </w:r>
           </w:p>
         </w:tc>
@@ -6012,7 +6012,7 @@
                 <w:color w:val="1C3A36"/>
                 <w:sz w:val="15"/>
               </w:rPr>
-              <w:t>16.85%</w:t>
+              <w:t>14.34%</w:t>
             </w:r>
           </w:p>
         </w:tc>
@@ -6030,7 +6030,7 @@
                 <w:color w:val="1C3A36"/>
                 <w:sz w:val="15"/>
               </w:rPr>
-              <w:t>61.62</w:t>
+              <w:t>87.66</w:t>
             </w:r>
           </w:p>
         </w:tc>
@@ -6048,7 +6048,7 @@
                 <w:color w:val="1C3A36"/>
                 <w:sz w:val="15"/>
               </w:rPr>
-              <w:t>64.66</w:t>
+              <w:t>95.75</w:t>
             </w:r>
           </w:p>
         </w:tc>
@@ -6066,7 +6066,7 @@
                 <w:color w:val="1C3A36"/>
                 <w:sz w:val="15"/>
               </w:rPr>
-              <w:t>68.39</w:t>
+              <w:t>106.80</w:t>
             </w:r>
           </w:p>
         </w:tc>
@@ -6084,7 +6084,7 @@
                 <w:color w:val="1C3A36"/>
                 <w:sz w:val="15"/>
               </w:rPr>
-              <w:t>73.13</w:t>
+              <w:t>122.93</w:t>
             </w:r>
           </w:p>
         </w:tc>
@@ -6102,7 +6102,7 @@
                 <w:color w:val="1C3A36"/>
                 <w:sz w:val="15"/>
               </w:rPr>
-              <w:t>79.41</w:t>
+              <w:t>148.89</w:t>
             </w:r>
           </w:p>
         </w:tc>
@@ -6123,7 +6123,7 @@
                 <w:color w:val="1C3A36"/>
                 <w:sz w:val="15"/>
               </w:rPr>
-              <w:t>17.85%</w:t>
+              <w:t>15.34%</w:t>
             </w:r>
           </w:p>
         </w:tc>
@@ -6143,7 +6143,7 @@
                 <w:color w:val="1C3A36"/>
                 <w:sz w:val="15"/>
               </w:rPr>
-              <w:t>54.67</w:t>
+              <w:t>75.36</w:t>
             </w:r>
           </w:p>
         </w:tc>
@@ -6163,7 +6163,7 @@
                 <w:color w:val="1C3A36"/>
                 <w:sz w:val="15"/>
               </w:rPr>
-              <w:t>56.78</w:t>
+              <w:t>80.75</w:t>
             </w:r>
           </w:p>
         </w:tc>
@@ -6183,7 +6183,7 @@
                 <w:color w:val="1C3A36"/>
                 <w:sz w:val="15"/>
               </w:rPr>
-              <w:t>59.28</w:t>
+              <w:t>87.76</w:t>
             </w:r>
           </w:p>
         </w:tc>
@@ -6203,7 +6203,7 @@
                 <w:color w:val="1C3A36"/>
                 <w:sz w:val="15"/>
               </w:rPr>
-              <w:t>62.35</w:t>
+              <w:t>97.33</w:t>
             </w:r>
           </w:p>
         </w:tc>
@@ -6223,7 +6223,7 @@
                 <w:color w:val="1C3A36"/>
                 <w:sz w:val="15"/>
               </w:rPr>
-              <w:t>66.23</w:t>
+              <w:t>111.26</w:t>
             </w:r>
           </w:p>
         </w:tc>
@@ -6242,7 +6242,7 @@
                 <w:color w:val="1C3A36"/>
                 <w:sz w:val="15"/>
               </w:rPr>
-              <w:t>18.85%</w:t>
+              <w:t>16.34%</w:t>
             </w:r>
           </w:p>
         </w:tc>
@@ -6260,7 +6260,7 @@
                 <w:color w:val="1C3A36"/>
                 <w:sz w:val="15"/>
               </w:rPr>
-              <w:t>48.93</w:t>
+              <w:t>65.76</w:t>
             </w:r>
           </w:p>
         </w:tc>
@@ -6278,7 +6278,7 @@
                 <w:color w:val="1C3A36"/>
                 <w:sz w:val="15"/>
               </w:rPr>
-              <w:t>50.38</w:t>
+              <w:t>69.43</w:t>
             </w:r>
           </w:p>
         </w:tc>
@@ -6296,7 +6296,7 @@
                 <w:color w:val="1C3A36"/>
                 <w:sz w:val="15"/>
               </w:rPr>
-              <w:t>52.06</w:t>
+              <w:t>74.03</w:t>
             </w:r>
           </w:p>
         </w:tc>
@@ -6314,7 +6314,7 @@
                 <w:color w:val="1C3A36"/>
                 <w:sz w:val="15"/>
               </w:rPr>
-              <w:t>54.05</w:t>
+              <w:t>79.99</w:t>
             </w:r>
           </w:p>
         </w:tc>
@@ -6332,7 +6332,7 @@
                 <w:color w:val="1C3A36"/>
                 <w:sz w:val="15"/>
               </w:rPr>
-              <w:t>56.47</w:t>
+              <w:t>88.11</w:t>
             </w:r>
           </w:p>
         </w:tc>
@@ -6351,7 +6351,7 @@
                 <w:color w:val="1C3A36"/>
                 <w:sz w:val="15"/>
               </w:rPr>
-              <w:t>19.85%</w:t>
+              <w:t>17.34%</w:t>
             </w:r>
           </w:p>
         </w:tc>
@@ -6369,7 +6369,7 @@
                 <w:color w:val="1C3A36"/>
                 <w:sz w:val="15"/>
               </w:rPr>
-              <w:t>44.10</w:t>
+              <w:t>58.05</w:t>
             </w:r>
           </w:p>
         </w:tc>
@@ -6387,7 +6387,7 @@
                 <w:color w:val="1C3A36"/>
                 <w:sz w:val="15"/>
               </w:rPr>
-              <w:t>45.08</w:t>
+              <w:t>60.59</w:t>
             </w:r>
           </w:p>
         </w:tc>
@@ -6405,7 +6405,7 @@
                 <w:color w:val="1C3A36"/>
                 <w:sz w:val="15"/>
               </w:rPr>
-              <w:t>46.20</w:t>
+              <w:t>63.66</w:t>
             </w:r>
           </w:p>
         </w:tc>
@@ -6423,7 +6423,7 @@
                 <w:color w:val="1C3A36"/>
                 <w:sz w:val="15"/>
               </w:rPr>
-              <w:t>47.47</w:t>
+              <w:t>67.48</w:t>
             </w:r>
           </w:p>
         </w:tc>
@@ -6441,7 +6441,7 @@
                 <w:color w:val="1C3A36"/>
                 <w:sz w:val="15"/>
               </w:rPr>
-              <w:t>48.95</w:t>
+              <w:t>72.43</w:t>
             </w:r>
           </w:p>
         </w:tc>
@@ -6463,7 +6463,7 @@
           <w:color w:val="6E7B77"/>
           <w:sz w:val="17"/>
         </w:rPr>
-        <w:t>Terminal cost of capital down the side, terminal growth across the top, both stepping around the adopted case. THE CENTRE CELL IS THE STUDY'S OWN ANSWER — EGP 59.28 — so the reader can locate the struck number on the grid and read the cost of being wrong in either direction from it. A one-point move in the terminal cost of capital is worth more than a one-point move in terminal growth, which is the usual shape when the terminal carries most of the value.</w:t>
+        <w:t>Terminal cost of capital down the side, terminal growth across the top, both stepping around the adopted case. THE CENTRE CELL IS THE STUDY'S OWN ANSWER — EGP 87.76 — so the reader can locate the struck number on the grid and read the cost of being wrong in either direction from it. A one-point move in the terminal cost of capital is worth more than a one-point move in terminal growth, which is the usual shape when the terminal carries most of the value.</w:t>
       </w:r>
     </w:p>
     <w:p>
@@ -6598,7 +6598,7 @@
                 <w:color w:val="1C3A36"/>
                 <w:sz w:val="16"/>
               </w:rPr>
-              <w:t>22,453</w:t>
+              <w:t>23,224</w:t>
             </w:r>
           </w:p>
         </w:tc>
@@ -6708,7 +6708,7 @@
                 <w:color w:val="1C3A36"/>
                 <w:sz w:val="16"/>
               </w:rPr>
-              <w:t>131,269</w:t>
+              <w:t>195,560</w:t>
             </w:r>
           </w:p>
         </w:tc>
@@ -6726,7 +6726,7 @@
                 <w:color w:val="1C3A36"/>
                 <w:sz w:val="16"/>
               </w:rPr>
-              <w:t>the terminal cash flow capitalised at 17.9% − 9% = 350,784, discounted at the year-5 factor 0.3742</w:t>
+              <w:t>the terminal cash flow capitalised at 15.3% − 9% = 492,768, discounted at the year-5 factor 0.3969</w:t>
             </w:r>
           </w:p>
         </w:tc>
@@ -6767,7 +6767,7 @@
                 <w:color w:val="1C3A36"/>
                 <w:sz w:val="16"/>
               </w:rPr>
-              <w:t>153,722</w:t>
+              <w:t>218,783</w:t>
             </w:r>
           </w:p>
         </w:tc>
@@ -6824,7 +6824,7 @@
                 <w:color w:val="1C3A36"/>
                 <w:sz w:val="16"/>
               </w:rPr>
-              <w:t>85%</w:t>
+              <w:t>89%</w:t>
             </w:r>
           </w:p>
         </w:tc>
@@ -6989,7 +6989,7 @@
                 <w:color w:val="1C3A36"/>
                 <w:sz w:val="16"/>
               </w:rPr>
-              <w:t>(13,537)</w:t>
+              <w:t>(19,832)</w:t>
             </w:r>
           </w:p>
         </w:tc>
@@ -7044,7 +7044,7 @@
                 <w:color w:val="1C3A36"/>
                 <w:sz w:val="16"/>
               </w:rPr>
-              <w:t>(15,409)</w:t>
+              <w:t>(22,575)</w:t>
             </w:r>
           </w:p>
         </w:tc>
@@ -7099,7 +7099,7 @@
                 <w:color w:val="1C3A36"/>
                 <w:sz w:val="16"/>
               </w:rPr>
-              <w:t>110,973</w:t>
+              <w:t>162,574</w:t>
             </w:r>
           </w:p>
         </w:tc>
@@ -7117,7 +7117,7 @@
                 <w:color w:val="1C3A36"/>
                 <w:sz w:val="16"/>
               </w:rPr>
-              <w:t>EGP 51.84 per share — dated at the audited balance-sheet date the bridge subtracts net debt at</w:t>
+              <w:t>EGP 75.94 per share — dated at the audited balance-sheet date the bridge subtracts net debt at</w:t>
             </w:r>
           </w:p>
         </w:tc>
@@ -7268,7 +7268,7 @@
                 <w:color w:val="1C3A36"/>
                 <w:sz w:val="16"/>
               </w:rPr>
-              <w:t>59.28</w:t>
+              <w:t>87.76</w:t>
             </w:r>
           </w:p>
         </w:tc>
@@ -7288,7 +7288,7 @@
                 <w:color w:val="1C3A36"/>
                 <w:sz w:val="16"/>
               </w:rPr>
-              <w:t>against a spot of 130.00 (-54%)</w:t>
+              <w:t>against a spot of 130.00 (-32%)</w:t>
             </w:r>
           </w:p>
         </w:tc>
@@ -7352,7 +7352,7 @@
           <w:color w:val="1C3A36"/>
           <w:sz w:val="21"/>
         </w:rPr>
-        <w:t>A justified price-to-book multiple is (return on equity − growth) ÷ (cost of equity − growth). It is priced at the PERPETUAL (terminal) cost of equity of 19.8% — a steady-state multiple takes a steady-state rate, not a five-year transitional one. (An earlier wording called this figure an 'average' of the two windows, which it never was; the actual average, 24.0%, is the construction behind this lens's published bear bound of 34.14.) That gives 1.3× book, or EGP 47.65 per share at the anchor. This is the weakest of the four lenses for this company and carries the lowest weight, for a specific reason: three years of currency translation have moved reported book value in ways that have little to do with the earning power of the assets, and a group whose value sits in an order book and a brand is poorly described by its balance sheet. It is retained because it is the lens that disagrees most, and a lens that only ever agrees is not doing any work.</w:t>
+        <w:t>A justified price-to-book multiple is (return on equity − growth) ÷ (cost of equity − growth). It is priced at the PERPETUAL (terminal) cost of equity of 16.9% — a steady-state multiple takes a steady-state rate, not a five-year transitional one. (An earlier wording called this figure an 'average' of the two windows, which it never was; the actual average, 22.5%, is the construction behind this lens's published bear bound of 36.88.) That gives 1.9× book, or EGP 66.61 per share at the anchor. This is the weakest of the four lenses for this company and carries the lowest weight, for a specific reason: three years of currency translation have moved reported book value in ways that have little to do with the earning power of the assets, and a group whose value sits in an order book and a brand is poorly described by its balance sheet. It is retained because it is the lens that disagrees most, and a lens that only ever agrees is not doing any work.</w:t>
       </w:r>
     </w:p>
     <w:p>
@@ -7823,7 +7823,7 @@
                 <w:color w:val="1C3A36"/>
                 <w:sz w:val="17"/>
               </w:rPr>
-              <w:t>(-3,844)</w:t>
+              <w:t>(-3,872)</w:t>
             </w:r>
           </w:p>
         </w:tc>
@@ -7878,7 +7878,7 @@
                 <w:color w:val="1C3A36"/>
                 <w:sz w:val="17"/>
               </w:rPr>
-              <w:t>78.13</w:t>
+              <w:t>78.72</w:t>
             </w:r>
           </w:p>
         </w:tc>
@@ -7896,7 +7896,7 @@
                 <w:color w:val="1C3A36"/>
                 <w:sz w:val="17"/>
               </w:rPr>
-              <w:t>bear 65.14 at 5.5× / bull 97.63 at 8.0×; rolled to the anchor date on the same two lines as the cash-flow bridge</w:t>
+              <w:t>bear 65.64 at 5.5× / bull 98.35 at 8.0×; rolled to the anchor date on the same two lines as the cash-flow bridge</w:t>
             </w:r>
           </w:p>
         </w:tc>
@@ -7918,7 +7918,7 @@
           <w:color w:val="1C3A36"/>
           <w:sz w:val="21"/>
         </w:rPr>
-        <w:t>Two things about this lens should be read before its number is. First, applying a multiple to a forecast year gives an enterprise value AS AT that year; it has to be discounted back before it can be compared with today's price. Not doing so would have produced EGP 143.91 per share instead of 78.13 — a EGP 65.77 overstatement, which an earlier draft of this study contained. Second, the justified multiple is a judgement, not a peer-derived figure.</w:t>
+        <w:t>Two things about this lens should be read before its number is. First, applying a multiple to a forecast year gives an enterprise value AS AT that year; it has to be discounted back before it can be compared with today's price. Not doing so would have produced EGP 143.92 per share instead of 78.72 — a EGP 65.20 overstatement, which an earlier draft of this study contained. Second, the justified multiple is a judgement, not a peer-derived figure.</w:t>
       </w:r>
     </w:p>
     <w:p>
@@ -8669,7 +8669,7 @@
                 <w:color w:val="1C3A36"/>
                 <w:sz w:val="17"/>
               </w:rPr>
-              <w:t>21.61</w:t>
+              <w:t>28.78</w:t>
             </w:r>
           </w:p>
         </w:tc>
@@ -8687,7 +8687,7 @@
                 <w:color w:val="1C3A36"/>
                 <w:sz w:val="17"/>
               </w:rPr>
-              <w:t>59.28</w:t>
+              <w:t>87.76</w:t>
             </w:r>
           </w:p>
         </w:tc>
@@ -8705,7 +8705,7 @@
                 <w:color w:val="1C3A36"/>
                 <w:sz w:val="17"/>
               </w:rPr>
-              <w:t>96.99</w:t>
+              <w:t>133.78</w:t>
             </w:r>
           </w:p>
         </w:tc>
@@ -8741,7 +8741,7 @@
                 <w:color w:val="1C3A36"/>
                 <w:sz w:val="17"/>
               </w:rPr>
-              <w:t>-54%</w:t>
+              <w:t>-32%</w:t>
             </w:r>
           </w:p>
         </w:tc>
@@ -8778,7 +8778,7 @@
                 <w:color w:val="1C3A36"/>
                 <w:sz w:val="17"/>
               </w:rPr>
-              <w:t>65.14</w:t>
+              <w:t>65.64</w:t>
             </w:r>
           </w:p>
         </w:tc>
@@ -8796,7 +8796,7 @@
                 <w:color w:val="1C3A36"/>
                 <w:sz w:val="17"/>
               </w:rPr>
-              <w:t>78.13</w:t>
+              <w:t>78.72</w:t>
             </w:r>
           </w:p>
         </w:tc>
@@ -8814,7 +8814,7 @@
                 <w:color w:val="1C3A36"/>
                 <w:sz w:val="17"/>
               </w:rPr>
-              <w:t>97.63</w:t>
+              <w:t>98.35</w:t>
             </w:r>
           </w:p>
         </w:tc>
@@ -8850,7 +8850,7 @@
                 <w:color w:val="1C3A36"/>
                 <w:sz w:val="17"/>
               </w:rPr>
-              <w:t>-40%</w:t>
+              <w:t>-39%</w:t>
             </w:r>
           </w:p>
         </w:tc>
@@ -8996,7 +8996,7 @@
                 <w:color w:val="1C3A36"/>
                 <w:sz w:val="17"/>
               </w:rPr>
-              <w:t>34.14</w:t>
+              <w:t>36.88</w:t>
             </w:r>
           </w:p>
         </w:tc>
@@ -9014,7 +9014,7 @@
                 <w:color w:val="1C3A36"/>
                 <w:sz w:val="17"/>
               </w:rPr>
-              <w:t>47.65</w:t>
+              <w:t>66.61</w:t>
             </w:r>
           </w:p>
         </w:tc>
@@ -9032,7 +9032,7 @@
                 <w:color w:val="1C3A36"/>
                 <w:sz w:val="17"/>
               </w:rPr>
-              <w:t>54.56</w:t>
+              <w:t>76.17</w:t>
             </w:r>
           </w:p>
         </w:tc>
@@ -9068,7 +9068,7 @@
                 <w:color w:val="1C3A36"/>
                 <w:sz w:val="17"/>
               </w:rPr>
-              <w:t>-63%</w:t>
+              <w:t>-49%</w:t>
             </w:r>
           </w:p>
         </w:tc>
@@ -9109,7 +9109,7 @@
                 <w:color w:val="1C3A36"/>
                 <w:sz w:val="17"/>
               </w:rPr>
-              <w:t>21.61</w:t>
+              <w:t>28.78</w:t>
             </w:r>
           </w:p>
         </w:tc>
@@ -9129,7 +9129,7 @@
                 <w:color w:val="1C3A36"/>
                 <w:sz w:val="17"/>
               </w:rPr>
-              <w:t>59.28</w:t>
+              <w:t>87.76</w:t>
             </w:r>
           </w:p>
         </w:tc>
@@ -9149,7 +9149,7 @@
                 <w:color w:val="1C3A36"/>
                 <w:sz w:val="17"/>
               </w:rPr>
-              <w:t>96.99</w:t>
+              <w:t>133.78</w:t>
             </w:r>
           </w:p>
         </w:tc>
@@ -9189,7 +9189,7 @@
                 <w:color w:val="1C3A36"/>
                 <w:sz w:val="17"/>
               </w:rPr>
-              <w:t>-54%</w:t>
+              <w:t>-32%</w:t>
             </w:r>
           </w:p>
         </w:tc>
@@ -9243,7 +9243,7 @@
                 <w:color w:val="1C3A36"/>
                 <w:sz w:val="17"/>
               </w:rPr>
-              <w:t>70.15</w:t>
+              <w:t>85.93</w:t>
             </w:r>
           </w:p>
         </w:tc>
@@ -9296,7 +9296,7 @@
                 <w:color w:val="1C3A36"/>
                 <w:sz w:val="17"/>
               </w:rPr>
-              <w:t>-46%</w:t>
+              <w:t>-34%</w:t>
             </w:r>
           </w:p>
         </w:tc>
@@ -9318,7 +9318,7 @@
           <w:color w:val="1C3A36"/>
           <w:sz w:val="21"/>
         </w:rPr>
-        <w:t>The four lenses do not agree, and the disagreement is informative rather than embarrassing. The two lenses that look at earnings — relative multiples and normalised earnings power — land near or slightly above the market price. The two that discount cash or capital at an Egyptian cost of capital land well below it. This is the same disagreement in two forms: a multiple imported from a market with a low cost of capital implicitly assumes a low cost of capital, and a discounted model applied with an Egyptian one does not. THE CENTRAL DOES NOT SIT BETWEEN THEM: it is the cash-flow lens itself at EGP 59.28, and the market-anchored reads are published beside it at their own values so a reader can judge the disagreement rather than receive a number in which it has already been settled by a weight. An earlier edition did settle it that way and reported EGP 70.15, -46% against the price where this study holds -54%.</w:t>
+        <w:t>The four lenses do not agree, and the disagreement is informative rather than embarrassing. The two lenses that look at earnings — relative multiples and normalised earnings power — land near or slightly above the market price. The two that discount cash or capital at an Egyptian cost of capital land well below it. This is the same disagreement in two forms: a multiple imported from a market with a low cost of capital implicitly assumes a low cost of capital, and a discounted model applied with an Egyptian one does not. THE CENTRAL DOES NOT SIT BETWEEN THEM: it is the cash-flow lens itself at EGP 87.76, and the market-anchored reads are published beside it at their own values so a reader can judge the disagreement rather than receive a number in which it has already been settled by a weight. An earlier edition did settle it that way and reported EGP 85.93, -34% against the price where this study holds -32%.</w:t>
       </w:r>
     </w:p>
     <w:p>
@@ -14089,7 +14089,7 @@
           <w:color w:val="1C3A36"/>
           <w:sz w:val="21"/>
         </w:rPr>
-        <w:t>The model holds this ratio near 19.7% of revenue, the FY2025 disclosed level. That single assumption is worth a great deal: every percentage point of revenue added to or removed from working-capital intensity is worth roughly EGP 2.86-3.06 per share (the local slope at the base and the average across the tested 17-23% span). If the group converts working capital further — collecting faster, or pushing more of the funding onto suppliers and customers — the cash-flow model reprices sharply upward. If FY2025's improvement reverses, it reprices down just as fast.</w:t>
+        <w:t>The model holds this ratio near 19.7% of revenue, the FY2025 disclosed level. That single assumption is worth a great deal: every percentage point of revenue added to or removed from working-capital intensity is worth roughly EGP 3.41-3.66 per share (the local slope at the base and the average across the tested 17-23% span). If the group converts working capital further — collecting faster, or pushing more of the funding onto suppliers and customers — the cash-flow model reprices sharply upward. If FY2025's improvement reverses, it reprices down just as fast.</w:t>
       </w:r>
     </w:p>
     <w:p>
@@ -14276,7 +14276,7 @@
                 <w:color w:val="1C3A36"/>
                 <w:sz w:val="16"/>
               </w:rPr>
-              <w:t>12.5%</w:t>
+              <w:t>10.5%</w:t>
             </w:r>
           </w:p>
         </w:tc>
@@ -14422,7 +14422,7 @@
                 <w:color w:val="1C3A36"/>
                 <w:sz w:val="16"/>
               </w:rPr>
-              <w:t>12.5%</w:t>
+              <w:t>10.5%</w:t>
             </w:r>
           </w:p>
         </w:tc>
@@ -14640,7 +14640,7 @@
                 <w:color w:val="1C3A36"/>
                 <w:sz w:val="16"/>
               </w:rPr>
-              <w:t>19.8%</w:t>
+              <w:t>16.9%</w:t>
             </w:r>
           </w:p>
         </w:tc>
@@ -14939,7 +14939,7 @@
                 <w:color w:val="1C3A36"/>
                 <w:sz w:val="16"/>
               </w:rPr>
-              <w:t>17.9%</w:t>
+              <w:t>15.3%</w:t>
             </w:r>
           </w:p>
         </w:tc>
@@ -15390,7 +15390,7 @@
                 <w:color w:val="1C3A36"/>
                 <w:sz w:val="16"/>
               </w:rPr>
-              <w:t>EGP 28.50 (against 59.28)</w:t>
+              <w:t>EGP 33.64 (against 87.76)</w:t>
             </w:r>
           </w:p>
         </w:tc>
@@ -15408,7 +15408,7 @@
                 <w:color w:val="1C3A36"/>
                 <w:sz w:val="16"/>
               </w:rPr>
-              <w:t>Both are columns of the same published source. The market-observed basis is preferred to the agency-rating basis, which lags. This is the single largest open question in the cost of capital and the alternative is worth roughly 30.79 per share</w:t>
+              <w:t>Both are columns of the same published source. The market-observed basis is preferred to the agency-rating basis, which lags. This is the single largest open question in the cost of capital and the alternative is worth roughly 54.12 per share</w:t>
             </w:r>
           </w:p>
         </w:tc>
@@ -15463,7 +15463,7 @@
                 <w:color w:val="1C3A36"/>
                 <w:sz w:val="16"/>
               </w:rPr>
-              <w:t>EGP 66.69 (7.41)</w:t>
+              <w:t>EGP 99.13 (11.36)</w:t>
             </w:r>
           </w:p>
         </w:tc>
@@ -15609,7 +15609,7 @@
                 <w:color w:val="1C3A36"/>
                 <w:sz w:val="16"/>
               </w:rPr>
-              <w:t>EGP 58.97 (-0.31)</w:t>
+              <w:t>EGP 87.32 (-0.45)</w:t>
             </w:r>
           </w:p>
         </w:tc>
@@ -15795,7 +15795,7 @@
           <w:color w:val="6E7B77"/>
           <w:sz w:val="17"/>
         </w:rPr>
-        <w:t>The rating-basis column is the one most often raised against this study. It is not a correction to an error — both bases are published by the same source and both appear in this study's input register — but it is a material choice, and at EGP 28.50 the alternative sits well below the primary. A reader who prefers agency ratings to market spreads should use that number. (A July-2026 refresh of the same file reportedly lifts the rating-basis premium by roughly one point, making that alternative slightly more adverse still; the CDS-basis primary reproduces almost unchanged from the July parameters.)</w:t>
+        <w:t>The rating-basis column is the one most often raised against this study. It is not a correction to an error — both bases are published by the same source and both appear in this study's input register — but it is a material choice, and at EGP 33.64 the alternative sits well below the primary. A reader who prefers agency ratings to market spreads should use that number. (A July-2026 refresh of the same file reportedly lifts the rating-basis premium by roughly one point, making that alternative slightly more adverse still; the CDS-basis primary reproduces almost unchanged from the July parameters.)</w:t>
       </w:r>
     </w:p>
     <w:p>
@@ -16040,7 +16040,7 @@
                 <w:color w:val="1C3A36"/>
                 <w:sz w:val="16"/>
               </w:rPr>
-              <w:t>terminal 15.9%</w:t>
+              <w:t>terminal 13.3%</w:t>
             </w:r>
           </w:p>
         </w:tc>
@@ -16058,7 +16058,7 @@
                 <w:color w:val="1C3A36"/>
                 <w:sz w:val="16"/>
               </w:rPr>
-              <w:t>85.13</w:t>
+              <w:t>142.93</w:t>
             </w:r>
           </w:p>
         </w:tc>
@@ -16076,7 +16076,7 @@
                 <w:color w:val="1C3A36"/>
                 <w:sz w:val="16"/>
               </w:rPr>
-              <w:t>82.64</w:t>
+              <w:t>138.85</w:t>
             </w:r>
           </w:p>
         </w:tc>
@@ -16094,7 +16094,7 @@
                 <w:color w:val="1C3A36"/>
                 <w:sz w:val="16"/>
               </w:rPr>
-              <w:t>80.23</w:t>
+              <w:t>134.93</w:t>
             </w:r>
           </w:p>
         </w:tc>
@@ -16112,7 +16112,7 @@
                 <w:color w:val="1C3A36"/>
                 <w:sz w:val="16"/>
               </w:rPr>
-              <w:t>77.91</w:t>
+              <w:t>131.13</w:t>
             </w:r>
           </w:p>
         </w:tc>
@@ -16130,7 +16130,7 @@
                 <w:color w:val="1C3A36"/>
                 <w:sz w:val="16"/>
               </w:rPr>
-              <w:t>75.67</w:t>
+              <w:t>127.48</w:t>
             </w:r>
           </w:p>
         </w:tc>
@@ -16149,7 +16149,7 @@
                 <w:color w:val="1C3A36"/>
                 <w:sz w:val="16"/>
               </w:rPr>
-              <w:t>terminal 16.9%</w:t>
+              <w:t>terminal 14.3%</w:t>
             </w:r>
           </w:p>
         </w:tc>
@@ -16167,7 +16167,7 @@
                 <w:color w:val="1C3A36"/>
                 <w:sz w:val="16"/>
               </w:rPr>
-              <w:t>72.62</w:t>
+              <w:t>113.20</w:t>
             </w:r>
           </w:p>
         </w:tc>
@@ -16185,7 +16185,7 @@
                 <w:color w:val="1C3A36"/>
                 <w:sz w:val="16"/>
               </w:rPr>
-              <w:t>70.47</w:t>
+              <w:t>109.94</w:t>
             </w:r>
           </w:p>
         </w:tc>
@@ -16203,7 +16203,7 @@
                 <w:color w:val="1C3A36"/>
                 <w:sz w:val="16"/>
               </w:rPr>
-              <w:t>68.39</w:t>
+              <w:t>106.80</w:t>
             </w:r>
           </w:p>
         </w:tc>
@@ -16221,7 +16221,7 @@
                 <w:color w:val="1C3A36"/>
                 <w:sz w:val="16"/>
               </w:rPr>
-              <w:t>66.39</w:t>
+              <w:t>103.77</w:t>
             </w:r>
           </w:p>
         </w:tc>
@@ -16239,7 +16239,7 @@
                 <w:color w:val="1C3A36"/>
                 <w:sz w:val="16"/>
               </w:rPr>
-              <w:t>64.46</w:t>
+              <w:t>100.84</w:t>
             </w:r>
           </w:p>
         </w:tc>
@@ -16258,7 +16258,7 @@
                 <w:color w:val="1C3A36"/>
                 <w:sz w:val="16"/>
               </w:rPr>
-              <w:t>terminal 17.9%</w:t>
+              <w:t>terminal 15.3%</w:t>
             </w:r>
           </w:p>
         </w:tc>
@@ -16276,7 +16276,7 @@
                 <w:color w:val="1C3A36"/>
                 <w:sz w:val="16"/>
               </w:rPr>
-              <w:t>62.99</w:t>
+              <w:t>93.09</w:t>
             </w:r>
           </w:p>
         </w:tc>
@@ -16294,7 +16294,7 @@
                 <w:color w:val="1C3A36"/>
                 <w:sz w:val="16"/>
               </w:rPr>
-              <w:t>61.10</w:t>
+              <w:t>90.38</w:t>
             </w:r>
           </w:p>
         </w:tc>
@@ -16312,7 +16312,7 @@
                 <w:color w:val="1C3A36"/>
                 <w:sz w:val="16"/>
               </w:rPr>
-              <w:t>59.28</w:t>
+              <w:t>87.76</w:t>
             </w:r>
           </w:p>
         </w:tc>
@@ -16330,7 +16330,7 @@
                 <w:color w:val="1C3A36"/>
                 <w:sz w:val="16"/>
               </w:rPr>
-              <w:t>57.52</w:t>
+              <w:t>85.24</w:t>
             </w:r>
           </w:p>
         </w:tc>
@@ -16348,7 +16348,7 @@
                 <w:color w:val="1C3A36"/>
                 <w:sz w:val="16"/>
               </w:rPr>
-              <w:t>55.83</w:t>
+              <w:t>82.80</w:t>
             </w:r>
           </w:p>
         </w:tc>
@@ -16367,7 +16367,7 @@
                 <w:color w:val="1C3A36"/>
                 <w:sz w:val="16"/>
               </w:rPr>
-              <w:t>terminal 18.9%</w:t>
+              <w:t>terminal 16.3%</w:t>
             </w:r>
           </w:p>
         </w:tc>
@@ -16385,7 +16385,7 @@
                 <w:color w:val="1C3A36"/>
                 <w:sz w:val="16"/>
               </w:rPr>
-              <w:t>55.36</w:t>
+              <w:t>78.57</w:t>
             </w:r>
           </w:p>
         </w:tc>
@@ -16403,7 +16403,7 @@
                 <w:color w:val="1C3A36"/>
                 <w:sz w:val="16"/>
               </w:rPr>
-              <w:t>53.68</w:t>
+              <w:t>76.26</w:t>
             </w:r>
           </w:p>
         </w:tc>
@@ -16421,7 +16421,7 @@
                 <w:color w:val="1C3A36"/>
                 <w:sz w:val="16"/>
               </w:rPr>
-              <w:t>52.06</w:t>
+              <w:t>74.03</w:t>
             </w:r>
           </w:p>
         </w:tc>
@@ -16439,7 +16439,7 @@
                 <w:color w:val="1C3A36"/>
                 <w:sz w:val="16"/>
               </w:rPr>
-              <w:t>50.50</w:t>
+              <w:t>71.88</w:t>
             </w:r>
           </w:p>
         </w:tc>
@@ -16457,7 +16457,7 @@
                 <w:color w:val="1C3A36"/>
                 <w:sz w:val="16"/>
               </w:rPr>
-              <w:t>48.98</w:t>
+              <w:t>69.80</w:t>
             </w:r>
           </w:p>
         </w:tc>
@@ -16476,7 +16476,7 @@
                 <w:color w:val="1C3A36"/>
                 <w:sz w:val="16"/>
               </w:rPr>
-              <w:t>terminal 19.9%</w:t>
+              <w:t>terminal 17.3%</w:t>
             </w:r>
           </w:p>
         </w:tc>
@@ -16494,7 +16494,7 @@
                 <w:color w:val="1C3A36"/>
                 <w:sz w:val="16"/>
               </w:rPr>
-              <w:t>49.16</w:t>
+              <w:t>67.62</w:t>
             </w:r>
           </w:p>
         </w:tc>
@@ -16512,7 +16512,7 @@
                 <w:color w:val="1C3A36"/>
                 <w:sz w:val="16"/>
               </w:rPr>
-              <w:t>47.65</w:t>
+              <w:t>65.60</w:t>
             </w:r>
           </w:p>
         </w:tc>
@@ -16530,7 +16530,7 @@
                 <w:color w:val="1C3A36"/>
                 <w:sz w:val="16"/>
               </w:rPr>
-              <w:t>46.20</w:t>
+              <w:t>63.66</w:t>
             </w:r>
           </w:p>
         </w:tc>
@@ -16548,7 +16548,7 @@
                 <w:color w:val="1C3A36"/>
                 <w:sz w:val="16"/>
               </w:rPr>
-              <w:t>44.79</w:t>
+              <w:t>61.78</w:t>
             </w:r>
           </w:p>
         </w:tc>
@@ -16566,7 +16566,7 @@
                 <w:color w:val="1C3A36"/>
                 <w:sz w:val="16"/>
               </w:rPr>
-              <w:t>43.43</w:t>
+              <w:t>59.97</w:t>
             </w:r>
           </w:p>
         </w:tc>
@@ -16747,7 +16747,7 @@
                 <w:color w:val="1C3A36"/>
                 <w:sz w:val="17"/>
               </w:rPr>
-              <w:t>56.83 – 87.98</w:t>
+              <w:t>87.26 – 92.12</w:t>
             </w:r>
           </w:p>
         </w:tc>
@@ -16765,7 +16765,7 @@
                 <w:color w:val="1C3A36"/>
                 <w:sz w:val="17"/>
               </w:rPr>
-              <w:t>31.16</w:t>
+              <w:t>4.86</w:t>
             </w:r>
           </w:p>
         </w:tc>
@@ -16820,7 +16820,7 @@
                 <w:color w:val="1C3A36"/>
                 <w:sz w:val="17"/>
               </w:rPr>
-              <w:t>59.28 – 59.28</w:t>
+              <w:t>87.76 – 87.76</w:t>
             </w:r>
           </w:p>
         </w:tc>
@@ -16893,7 +16893,7 @@
                 <w:color w:val="1C3A36"/>
                 <w:sz w:val="17"/>
               </w:rPr>
-              <w:t>31.94 – 86.62</w:t>
+              <w:t>50.91 – 124.61</w:t>
             </w:r>
           </w:p>
         </w:tc>
@@ -16911,7 +16911,7 @@
                 <w:color w:val="1C3A36"/>
                 <w:sz w:val="17"/>
               </w:rPr>
-              <w:t>54.68</w:t>
+              <w:t>73.70</w:t>
             </w:r>
           </w:p>
         </w:tc>
@@ -16966,7 +16966,7 @@
                 <w:color w:val="1C3A36"/>
                 <w:sz w:val="17"/>
               </w:rPr>
-              <w:t>59.28 – 59.28</w:t>
+              <w:t>87.76 – 87.76</w:t>
             </w:r>
           </w:p>
         </w:tc>
@@ -17039,7 +17039,7 @@
                 <w:color w:val="1C3A36"/>
                 <w:sz w:val="17"/>
               </w:rPr>
-              <w:t>49.09 – 67.45</w:t>
+              <w:t>75.59 – 97.53</w:t>
             </w:r>
           </w:p>
         </w:tc>
@@ -17057,7 +17057,7 @@
                 <w:color w:val="1C3A36"/>
                 <w:sz w:val="17"/>
               </w:rPr>
-              <w:t>18.36</w:t>
+              <w:t>21.94</w:t>
             </w:r>
           </w:p>
         </w:tc>
@@ -17112,7 +17112,7 @@
                 <w:color w:val="1C3A36"/>
                 <w:sz w:val="17"/>
               </w:rPr>
-              <w:t>45.13 – 78.50</w:t>
+              <w:t>66.47 – 116.18</w:t>
             </w:r>
           </w:p>
         </w:tc>
@@ -17130,7 +17130,7 @@
                 <w:color w:val="1C3A36"/>
                 <w:sz w:val="17"/>
               </w:rPr>
-              <w:t>33.37</w:t>
+              <w:t>49.71</w:t>
             </w:r>
           </w:p>
         </w:tc>
@@ -17185,7 +17185,7 @@
                 <w:color w:val="1C3A36"/>
                 <w:sz w:val="17"/>
               </w:rPr>
-              <w:t>54.67 – 66.23</w:t>
+              <w:t>75.36 – 111.26</w:t>
             </w:r>
           </w:p>
         </w:tc>
@@ -17203,7 +17203,7 @@
                 <w:color w:val="1C3A36"/>
                 <w:sz w:val="17"/>
               </w:rPr>
-              <w:t>11.55</w:t>
+              <w:t>35.90</w:t>
             </w:r>
           </w:p>
         </w:tc>
@@ -17239,7 +17239,7 @@
           <w:color w:val="1C3A36"/>
           <w:sz w:val="21"/>
         </w:rPr>
-        <w:t>Every grid above is produced by the SAME valuation function as the headline, and it is asserted to reproduce it: at the adopted rates, growth and beta the function returns EGP 59.28 against the published central of 59.28. Until this edition the grids ran through a second function that re-implemented the terminal on a construction the study had already retired and omitted the employees' statutory share of profit that the bridge charges, so the surface was centred at EGP 49.71 rather than on the answer it was supposed to be testing. Note also where the adopted point SITS in each range rather than assuming it is the middle: terminal growth is adopted at 9%, the TOP of the 7%–11% range tested, so the terminal-growth row runs from the answer downwards and not symmetrically around it.</w:t>
+        <w:t>Every grid above is produced by the SAME valuation function as the headline, and it is asserted to reproduce it: at the adopted rates, growth and beta the function returns EGP 87.76 against the published central of 87.76. Until this edition the grids ran through a second function that re-implemented the terminal on a construction the study had already retired and omitted the employees' statutory share of profit that the bridge charges, so the surface was centred at EGP 49.71 rather than on the answer it was supposed to be testing. Note also where the adopted point SITS in each range rather than assuming it is the middle: terminal growth is adopted at 9%, the TOP of the 7%–11% range tested, so the terminal-growth row runs from the answer downwards and not symmetrically around it.</w:t>
       </w:r>
     </w:p>
     <w:p>
@@ -18046,7 +18046,7 @@
           <w:color w:val="6E7B77"/>
           <w:sz w:val="17"/>
         </w:rPr>
-        <w:t>Figure 5 — the forward price cone to three months. The dashed brass line is the fundamental central estimate of 59.28; the dotted line is the spot of 130.00.</w:t>
+        <w:t>Figure 5 — the forward price cone to three months. The dashed brass line is the fundamental central estimate of 87.76; the dotted line is the spot of 130.00.</w:t>
       </w:r>
     </w:p>
     <w:p>
@@ -19069,7 +19069,7 @@
                 <w:color w:val="1C3A36"/>
                 <w:sz w:val="17"/>
               </w:rPr>
-              <w:t>EGP 59.28 central, -54% against the market</w:t>
+              <w:t>EGP 87.76 central, -32% against the market</w:t>
             </w:r>
           </w:p>
         </w:tc>
@@ -19124,7 +19124,7 @@
                 <w:color w:val="1C3A36"/>
                 <w:sz w:val="17"/>
               </w:rPr>
-              <w:t>EGP 59.28, -54%</w:t>
+              <w:t>EGP 87.76, -32%</w:t>
             </w:r>
           </w:p>
         </w:tc>
@@ -19142,7 +19142,7 @@
                 <w:color w:val="1C3A36"/>
                 <w:sz w:val="17"/>
               </w:rPr>
-              <w:t>a cost of capital gliding 26.7% to 17.9%</w:t>
+              <w:t>a cost of capital gliding 26.7% to 15.3%</w:t>
             </w:r>
           </w:p>
         </w:tc>
@@ -19179,7 +19179,7 @@
                 <w:color w:val="1C3A36"/>
                 <w:sz w:val="17"/>
               </w:rPr>
-              <w:t>EGP 67.84, -48%</w:t>
+              <w:t>EGP 81.68, -37%</w:t>
             </w:r>
           </w:p>
         </w:tc>
@@ -19234,7 +19234,7 @@
                 <w:color w:val="1C3A36"/>
                 <w:sz w:val="17"/>
               </w:rPr>
-              <w:t>EGP 78.13, -40%</w:t>
+              <w:t>EGP 78.72, -39%</w:t>
             </w:r>
           </w:p>
         </w:tc>
@@ -19398,7 +19398,7 @@
           <w:color w:val="1C3A36"/>
           <w:sz w:val="21"/>
         </w:rPr>
-        <w:t>Our own weighting sits closer to the conservative end because the shares are bought and sold in Egyptian pounds on an Egyptian exchange, the dividends are paid in Egyptian pounds, and the ability of a foreign shareholder to realise value depends on Egyptian capital-account conditions. That is a real risk and it belongs in the discount rate. But a reader who believes that convertibility is not the binding constraint, and that the hard-currency earnings should be valued as hard-currency earnings, will reach a materially higher number using the same cash-flow forecasts — EGP 67.84 on the alternative shown. Neither reader is being unreasonable, and this study declines to hide that behind a single figure.</w:t>
+        <w:t>Our own weighting sits closer to the conservative end because the shares are bought and sold in Egyptian pounds on an Egyptian exchange, the dividends are paid in Egyptian pounds, and the ability of a foreign shareholder to realise value depends on Egyptian capital-account conditions. That is a real risk and it belongs in the discount rate. But a reader who believes that convertibility is not the binding constraint, and that the hard-currency earnings should be valued as hard-currency earnings, will reach a materially higher number using the same cash-flow forecasts — EGP 81.68 on the alternative shown. Neither reader is being unreasonable, and this study declines to hide that behind a single figure.</w:t>
       </w:r>
     </w:p>
     <w:p>
@@ -20272,7 +20272,7 @@
                 <w:color w:val="1C3A36"/>
                 <w:sz w:val="17"/>
               </w:rPr>
-              <w:t>59.28</w:t>
+              <w:t>87.76</w:t>
             </w:r>
           </w:p>
         </w:tc>
@@ -21060,7 +21060,7 @@
           <w:color w:val="1C3A36"/>
           <w:sz w:val="21"/>
         </w:rPr>
-        <w:t>The cash-flow model is constructed at 31 December 2025 (the audited balance-sheet date); every lens value is rolled 246/365 of a year to the 3-Sep-2026 anchor at the 28.1% cost of equity less the EGP 1.85 dividend paid in the window — worth about +9.29 gross on the primary lens. An earlier revision omitted this roll and compared a 31-Dec-2025 value directly to the August price; an external review flagged it, correctly.</w:t>
+        <w:t>The cash-flow model is constructed at 31 December 2025 (the audited balance-sheet date); every lens value is rolled 246/365 of a year to the 3-Sep-2026 anchor at the 28.1% cost of equity less the EGP 1.85 dividend paid in the window — worth about +13.67 gross on the primary lens. An earlier revision omitted this roll and compared a 31-Dec-2025 value directly to the August price; an external review flagged it, correctly.</w:t>
       </w:r>
     </w:p>
     <w:p>
@@ -21081,7 +21081,7 @@
           <w:color w:val="1C3A36"/>
           <w:sz w:val="21"/>
         </w:rPr>
-        <w:t>85% of the enterprise value comes from the terminal value. This is disclosed in the summary table, in the bridge and here. It is a consequence of a high discount rate applied to a business still growing fast — the explicit years are heavily discounted, so the perpetuity carries the weight. The terminal assumptions are stressed across cost of capital, growth and return on invested capital in section 1.9.</w:t>
+        <w:t>89% of the enterprise value comes from the terminal value. This is disclosed in the summary table, in the bridge and here. It is a consequence of a high discount rate applied to a business still growing fast — the explicit years are heavily discounted, so the perpetuity carries the weight. The terminal assumptions are stressed across cost of capital, growth and return on invested capital in section 1.9.</w:t>
       </w:r>
     </w:p>
     <w:p>
@@ -21123,7 +21123,7 @@
           <w:color w:val="1C3A36"/>
           <w:sz w:val="21"/>
         </w:rPr>
-        <w:t>Our primary construction charges the full Egyptian equity risk premium to a company earning just over half its money on a hard-currency-linked basis. The alternative construction gives EGP 67.84. We have chosen the conservative reading and shown the other in full rather than splitting the difference silently.</w:t>
+        <w:t>Our primary construction charges the full Egyptian equity risk premium to a company earning just over half its money on a hard-currency-linked basis. The alternative construction gives EGP 81.68. We have chosen the conservative reading and shown the other in full rather than splitting the difference silently.</w:t>
       </w:r>
     </w:p>
     <w:p>
@@ -21165,7 +21165,7 @@
           <w:color w:val="1C3A36"/>
           <w:sz w:val="21"/>
         </w:rPr>
-        <w:t>Minorities take 9.7% of group profit but only 7.1% of book equity. Charging them the profit share removes EGP 13,537mn (6.32 per share) from the equity value — EGP 3.93 per share MORE than deducting the audited book value of 5,119mn would (an earlier wording conflated the total charge with the excess; this states both). It is also the internally consistent choice: this study values the group's equity at 1.3× book, so valuing the minorities' stake at 1.0× book while valuing everyone else's above it would apply two different standards to the same subsidiaries.</w:t>
+        <w:t>Minorities take 9.7% of group profit but only 7.1% of book equity. Charging them the profit share removes EGP 19,832mn (9.26 per share) from the equity value — EGP 6.87 per share MORE than deducting the audited book value of 5,119mn would (an earlier wording conflated the total charge with the excess; this states both). It is also the internally consistent choice: this study values the group's equity at 1.9× book, so valuing the minorities' stake at 1.0× book while valuing everyone else's above it would apply two different standards to the same subsidiaries.</w:t>
       </w:r>
     </w:p>
     <w:p>
@@ -27026,7 +27026,7 @@
                 <w:color w:val="1C3A36"/>
                 <w:sz w:val="16"/>
               </w:rPr>
-              <w:t>the explicit-against-terminal grid spans 41.70 per share</w:t>
+              <w:t>the explicit-against-terminal grid spans 82.95 per share</w:t>
             </w:r>
           </w:p>
         </w:tc>
@@ -27081,7 +27081,7 @@
                 <w:color w:val="1C3A36"/>
                 <w:sz w:val="16"/>
               </w:rPr>
-              <w:t>18.36 per share across the tested range</w:t>
+              <w:t>21.94 per share across the tested range</w:t>
             </w:r>
           </w:p>
         </w:tc>
@@ -27136,7 +27136,7 @@
                 <w:color w:val="1C3A36"/>
                 <w:sz w:val="16"/>
               </w:rPr>
-              <w:t>54.68 per share across ±2 percentage points</w:t>
+              <w:t>73.70 per share across ±2 percentage points</w:t>
             </w:r>
           </w:p>
         </w:tc>
@@ -27191,7 +27191,7 @@
                 <w:color w:val="1C3A36"/>
                 <w:sz w:val="16"/>
               </w:rPr>
-              <w:t>33.37 per share across the tested range</w:t>
+              <w:t>49.71 per share across the tested range</w:t>
             </w:r>
           </w:p>
         </w:tc>
@@ -28208,7 +28208,7 @@
                 <w:color w:val="1C3A36"/>
                 <w:sz w:val="17"/>
               </w:rPr>
-              <w:t>× 1.09 ÷ (19.8% − 9%)</w:t>
+              <w:t>× 1.09 ÷ (16.9% − 9%)</w:t>
             </w:r>
           </w:p>
         </w:tc>
@@ -28245,7 +28245,7 @@
                 <w:color w:val="1C3A36"/>
                 <w:sz w:val="17"/>
               </w:rPr>
-              <w:t>67.30</w:t>
+              <w:t>93.77</w:t>
             </w:r>
           </w:p>
         </w:tc>
@@ -28286,7 +28286,7 @@
                 <w:color w:val="1C3A36"/>
                 <w:sz w:val="17"/>
               </w:rPr>
-              <w:t>31.35 – 50.02</w:t>
+              <w:t>33.88 – 64.15</w:t>
             </w:r>
           </w:p>
         </w:tc>
@@ -28308,7 +28308,7 @@
           <w:color w:val="1C3A36"/>
           <w:sz w:val="21"/>
         </w:rPr>
-        <w:t>This is the harshest of the three readings, at EGP 67.30, and the reason is specific and defensible: it takes the FY2025 evidence — EGP 28,363mn of EBITDA converting to EGP 12,766mn of operating cash — as a statement about the business model rather than about one unusual year.</w:t>
+        <w:t>This is the harshest of the three readings, at EGP 93.77, and the reason is specific and defensible: it takes the FY2025 evidence — EGP 28,363mn of EBITDA converting to EGP 12,766mn of operating cash — as a statement about the business model rather than about one unusual year.</w:t>
       </w:r>
     </w:p>
     <w:p>
@@ -28516,7 +28516,7 @@
                 <w:color w:val="1C3A36"/>
                 <w:sz w:val="17"/>
               </w:rPr>
-              <w:t>14,097</w:t>
+              <w:t>20,024</w:t>
             </w:r>
           </w:p>
         </w:tc>
@@ -28553,7 +28553,7 @@
                 <w:color w:val="1C3A36"/>
                 <w:sz w:val="17"/>
               </w:rPr>
-              <w:t>29,158</w:t>
+              <w:t>83,357</w:t>
             </w:r>
           </w:p>
         </w:tc>
@@ -28590,7 +28590,7 @@
                 <w:color w:val="1C3A36"/>
                 <w:sz w:val="17"/>
               </w:rPr>
-              <w:t>136,818</w:t>
+              <w:t>196,943</w:t>
             </w:r>
           </w:p>
         </w:tc>
@@ -28627,7 +28627,7 @@
                 <w:color w:val="1C3A36"/>
                 <w:sz w:val="17"/>
               </w:rPr>
-              <w:t>59.36</w:t>
+              <w:t>89.33</w:t>
             </w:r>
           </w:p>
         </w:tc>
@@ -28668,7 +28668,7 @@
                 <w:color w:val="1C3A36"/>
                 <w:sz w:val="17"/>
               </w:rPr>
-              <w:t>50.01 – 67.84</w:t>
+              <w:t>66.64 – 81.68</w:t>
             </w:r>
           </w:p>
         </w:tc>
@@ -28984,7 +28984,7 @@
                 <w:color w:val="1C3A36"/>
                 <w:sz w:val="16"/>
               </w:rPr>
-              <w:t>23.7%</w:t>
+              <w:t>22.9%</w:t>
             </w:r>
           </w:p>
         </w:tc>
@@ -29002,7 +29002,7 @@
                 <w:color w:val="1C3A36"/>
                 <w:sz w:val="16"/>
               </w:rPr>
-              <w:t>21.3%</w:t>
+              <w:t>19.7%</w:t>
             </w:r>
           </w:p>
         </w:tc>
@@ -29020,7 +29020,7 @@
                 <w:color w:val="1C3A36"/>
                 <w:sz w:val="16"/>
               </w:rPr>
-              <w:t>19.3%</w:t>
+              <w:t>17.2%</w:t>
             </w:r>
           </w:p>
         </w:tc>
@@ -29038,7 +29038,7 @@
                 <w:color w:val="1C3A36"/>
                 <w:sz w:val="16"/>
               </w:rPr>
-              <w:t>17.9%</w:t>
+              <w:t>15.3%</w:t>
             </w:r>
           </w:p>
         </w:tc>
@@ -29093,7 +29093,7 @@
                 <w:color w:val="1C3A36"/>
                 <w:sz w:val="16"/>
               </w:rPr>
-              <w:t>-2.0pp</w:t>
+              <w:t>-1.1pp</w:t>
             </w:r>
           </w:p>
         </w:tc>
@@ -29111,7 +29111,7 @@
                 <w:color w:val="1C3A36"/>
                 <w:sz w:val="16"/>
               </w:rPr>
-              <w:t>+0.3pp</w:t>
+              <w:t>+1.8pp</w:t>
             </w:r>
           </w:p>
         </w:tc>
@@ -29129,7 +29129,7 @@
                 <w:color w:val="1C3A36"/>
                 <w:sz w:val="16"/>
               </w:rPr>
-              <w:t>+1.8pp</w:t>
+              <w:t>+3.9pp</w:t>
             </w:r>
           </w:p>
         </w:tc>
@@ -29147,7 +29147,7 @@
                 <w:color w:val="1C3A36"/>
                 <w:sz w:val="16"/>
               </w:rPr>
-              <w:t>+2.7pp</w:t>
+              <w:t>+5.2pp</w:t>
             </w:r>
           </w:p>
         </w:tc>
@@ -29208,7 +29208,7 @@
                 <w:color w:val="1C3A36"/>
                 <w:sz w:val="16"/>
               </w:rPr>
-              <w:t>3,133</w:t>
+              <w:t>4,136</w:t>
             </w:r>
           </w:p>
         </w:tc>
@@ -29228,7 +29228,7 @@
                 <w:color w:val="1C3A36"/>
                 <w:sz w:val="16"/>
               </w:rPr>
-              <w:t>5,873</w:t>
+              <w:t>8,097</w:t>
             </w:r>
           </w:p>
         </w:tc>
@@ -29248,7 +29248,7 @@
                 <w:color w:val="1C3A36"/>
                 <w:sz w:val="16"/>
               </w:rPr>
-              <w:t>8,878</w:t>
+              <w:t>12,444</w:t>
             </w:r>
           </w:p>
         </w:tc>
@@ -29268,7 +29268,7 @@
                 <w:color w:val="1C3A36"/>
                 <w:sz w:val="16"/>
               </w:rPr>
-              <w:t>11,538</w:t>
+              <w:t>16,507</w:t>
             </w:r>
           </w:p>
         </w:tc>
@@ -29290,7 +29290,7 @@
           <w:color w:val="6E7B77"/>
           <w:sz w:val="17"/>
         </w:rPr>
-        <w:t>Two conventions sit in this table and are named so they cannot be confused: the ROIC row divides by CLOSING capital (matching Appendix A.3), while economic profit charges the cost of capital on OPENING capital — the capital actually employed through the year. So spread × closing capital will not reproduce the economic-profit row; the identity holds on opening capital. Note also that this leg's enterprise value (136,818) and the DCF's (153,722) differ by 16,904: economic-profit and FCFF valuations are algebraically identical on identical assumptions, and the gap here is exactly the different terminal treatment (a fading economic-profit perpetuity versus the reinvestment-rate terminal value). Expert 3 is therefore a RESTATEMENT of the DCF under a different terminal discipline, not an independent confirmation, and is read as such.</w:t>
+        <w:t>Two conventions sit in this table and are named so they cannot be confused: the ROIC row divides by CLOSING capital (matching Appendix A.3), while economic profit charges the cost of capital on OPENING capital — the capital actually employed through the year. So spread × closing capital will not reproduce the economic-profit row; the identity holds on opening capital. Note also that this leg's enterprise value (196,943) and the DCF's (218,783) differ by 21,840: economic-profit and FCFF valuations are algebraically identical on identical assumptions, and the gap here is exactly the different terminal treatment (a fading economic-profit perpetuity versus the reinvestment-rate terminal value). Expert 3 is therefore a RESTATEMENT of the DCF under a different terminal discipline, not an independent confirmation, and is read as such.</w:t>
       </w:r>
     </w:p>
     <w:p>
@@ -29726,7 +29726,7 @@
           <w:color w:val="6E7B77"/>
           <w:sz w:val="17"/>
         </w:rPr>
-        <w:t>Figure 8 — the three experts' ranges. The gold band is the panel centre of 67.30; the vertical line is the market price of 130.00.</w:t>
+        <w:t>Figure 8 — the three experts' ranges. The gold band is the panel centre of 93.77; the vertical line is the market price of 130.00.</w:t>
       </w:r>
     </w:p>
     <w:p>
@@ -29740,7 +29740,7 @@
           <w:color w:val="1C3A36"/>
           <w:sz w:val="21"/>
         </w:rPr>
-        <w:t>The panel spans EGP 59.36 to 173.71 — a factor of 2.9 between the most and least generous reading. That is a wide disagreement and it is not noise. Expert 1 values earnings and lands near the market price. Expert 2 values cash and lands well below it. Expert 3 values the spread between returns and the cost of capital and finds that the answer depends entirely on which cost of capital applies. The panel median of 67.30 sits -48% against the market price and +14% against the study's own central of 59.28 — a real gap, stated at its size rather than smoothed, and driven by the panel's harsher cash and returns legs outvoting its generous earnings leg.</w:t>
+        <w:t>The panel spans EGP 89.33 to 173.71 — a factor of 1.9 between the most and least generous reading. That is a wide disagreement and it is not noise. Expert 1 values earnings and lands near the market price. Expert 2 values cash and lands well below it. Expert 3 values the spread between returns and the cost of capital and finds that the answer depends entirely on which cost of capital applies. The panel median of 93.77 sits -28% against the market price and +7% against the study's own central of 87.76 — a real gap, stated at its size rather than smoothed, and driven by the panel's harsher cash and returns legs outvoting its generous earnings leg.</w:t>
       </w:r>
     </w:p>
     <w:p>
@@ -30024,7 +30024,7 @@
                 <w:color w:val="1C3A36"/>
                 <w:sz w:val="16"/>
               </w:rPr>
-              <w:t>19.8% explicit</w:t>
+              <w:t>16.9% explicit</w:t>
             </w:r>
           </w:p>
         </w:tc>
@@ -30315,7 +30315,7 @@
                 <w:color w:val="1C3A36"/>
                 <w:sz w:val="16"/>
               </w:rPr>
-              <w:t>85% of the value in the study's main model</w:t>
+              <w:t>89% of the value in the study's main model</w:t>
             </w:r>
           </w:p>
         </w:tc>

--- a/engine/swdy_study/SWDY_Valuation_Study_10-09-2026_public.docx
+++ b/engine/swdy_study/SWDY_Valuation_Study_10-09-2026_public.docx
@@ -296,7 +296,7 @@
           <w:color w:val="1C3A36"/>
           <w:sz w:val="21"/>
         </w:rPr>
-        <w:t>On our primary construction the four lenses centre at EGP 87.76 per share against a market price of 130.00 — the price sits about +48% above the central estimate. That gap is not mainly an argument about the business; it is an argument about the discount rate. Discounted at an Egyptian cost of capital gliding 26.7% to 15.3%, the cash flows support roughly EGP 87.76. Discount the hard-currency share of those same cash flows at a hard-currency cost of capital of about 11.3% and the same model produces EGP 81.68 — still -37% against today's price, but -7% above the primary reading. The market appears to be applying something at least as generous as the second view. Both are shown, and neither is hidden inside an average.</w:t>
+        <w:t>On our primary construction the four lenses centre at EGP 87.76 per share against a market price of 130.00 — the price sits about +48% above the central estimate. That gap is not mainly an argument about the business; it is an argument about the discount rate. Discounted at an Egyptian cost of capital gliding 26.7% to 15.3%, the cash flows support roughly EGP 87.76. Discount the hard-currency share of those same cash flows at a hard-currency cost of capital of about 11.3% and the same model produces EGP 81.68 — -37% against today's price, and -7% below the primary reading. So the currency lens does not explain the gap: it is the harsher of the two readings, and the market is paying more than either. Both are shown, and neither is hidden inside an average.</w:t>
       </w:r>
     </w:p>
     <w:p>

--- a/engine/swdy_study/SWDY_Valuation_Study_10-09-2026_public.docx
+++ b/engine/swdy_study/SWDY_Valuation_Study_10-09-2026_public.docx
@@ -296,7 +296,7 @@
           <w:color w:val="1C3A36"/>
           <w:sz w:val="21"/>
         </w:rPr>
-        <w:t>On our primary construction the four lenses centre at EGP 87.76 per share against a market price of 130.00 — the price sits about +48% above the central estimate. That gap is not mainly an argument about the business; it is an argument about the discount rate. Discounted at an Egyptian cost of capital gliding 26.7% to 15.3%, the cash flows support roughly EGP 87.76. Discount the hard-currency share of those same cash flows at a hard-currency cost of capital of about 11.3% and the same model produces EGP 81.68 — -37% against today's price, and -7% below the primary reading. So the currency lens does not explain the gap: it is the harsher of the two readings, and the market is paying more than either. Both are shown, and neither is hidden inside an average.</w:t>
+        <w:t>On our primary construction the four lenses centre at EGP 87.82 per share against a market price of 130.00 — the price sits about +48% above the central estimate. That gap is not mainly an argument about the business; it is an argument about the discount rate. Discounted at an Egyptian cost of capital gliding 26.7% to 15.3%, the cash flows support roughly EGP 87.82. Discount the hard-currency share of those same cash flows at a hard-currency cost of capital of about 11.3% and the same model produces EGP 81.73 — -37% against today's price, and -7% below the primary reading. So the currency lens does not explain the gap: it is the harsher of the two readings, and the market is paying more than either. Both are shown, and neither is hidden inside an average.</w:t>
       </w:r>
     </w:p>
     <w:p>
@@ -489,7 +489,7 @@
                 <w:color w:val="1C3A36"/>
                 <w:sz w:val="17"/>
               </w:rPr>
-              <w:t>28.78 – 133.78</w:t>
+              <w:t>28.81 – 133.87</w:t>
             </w:r>
           </w:p>
         </w:tc>
@@ -507,7 +507,7 @@
                 <w:color w:val="1C3A36"/>
                 <w:sz w:val="17"/>
               </w:rPr>
-              <w:t>87.76</w:t>
+              <w:t>87.82</w:t>
             </w:r>
           </w:p>
         </w:tc>
@@ -562,7 +562,7 @@
                 <w:color w:val="1C3A36"/>
                 <w:sz w:val="17"/>
               </w:rPr>
-              <w:t>6.5× mid-cycle EV/EBITDA (trailing 10.5×; trailing P/E 16.1×)</w:t>
+              <w:t>6.5× mid-cycle EV/EBITDA (trailing 10.5×; trailing P/E 16.0×)</w:t>
             </w:r>
           </w:p>
         </w:tc>
@@ -580,7 +580,7 @@
                 <w:color w:val="1C3A36"/>
                 <w:sz w:val="17"/>
               </w:rPr>
-              <w:t>65.64 – 98.35</w:t>
+              <w:t>65.69 – 98.41</w:t>
             </w:r>
           </w:p>
         </w:tc>
@@ -598,7 +598,7 @@
                 <w:color w:val="1C3A36"/>
                 <w:sz w:val="17"/>
               </w:rPr>
-              <w:t>78.72</w:t>
+              <w:t>78.78</w:t>
             </w:r>
           </w:p>
         </w:tc>
@@ -671,7 +671,7 @@
                 <w:color w:val="1C3A36"/>
                 <w:sz w:val="17"/>
               </w:rPr>
-              <w:t>80.07 – 132.81</w:t>
+              <w:t>80.13 – 132.90</w:t>
             </w:r>
           </w:p>
         </w:tc>
@@ -689,7 +689,7 @@
                 <w:color w:val="1C3A36"/>
                 <w:sz w:val="17"/>
               </w:rPr>
-              <w:t>103.51</w:t>
+              <w:t>103.58</w:t>
             </w:r>
           </w:p>
         </w:tc>
@@ -744,7 +744,7 @@
                 <w:color w:val="1C3A36"/>
                 <w:sz w:val="17"/>
               </w:rPr>
-              <w:t>justified price-to-book 1.9× on book value of 31.24/share at a sustainable return on equity of 23.5%</w:t>
+              <w:t>justified price-to-book 1.9× on book value of 31.26/share at a sustainable return on equity of 23.5%</w:t>
             </w:r>
           </w:p>
         </w:tc>
@@ -762,7 +762,7 @@
                 <w:color w:val="1C3A36"/>
                 <w:sz w:val="17"/>
               </w:rPr>
-              <w:t>36.88 – 76.17</w:t>
+              <w:t>36.90 – 76.22</w:t>
             </w:r>
           </w:p>
         </w:tc>
@@ -780,7 +780,7 @@
                 <w:color w:val="1C3A36"/>
                 <w:sz w:val="17"/>
               </w:rPr>
-              <w:t>66.61</w:t>
+              <w:t>66.66</w:t>
             </w:r>
           </w:p>
         </w:tc>
@@ -859,7 +859,7 @@
                 <w:color w:val="1C3A36"/>
                 <w:sz w:val="17"/>
               </w:rPr>
-              <w:t>28.78 – 133.78</w:t>
+              <w:t>28.81 – 133.87</w:t>
             </w:r>
           </w:p>
         </w:tc>
@@ -879,7 +879,7 @@
                 <w:color w:val="1C3A36"/>
                 <w:sz w:val="17"/>
               </w:rPr>
-              <w:t>87.76</w:t>
+              <w:t>87.82</w:t>
             </w:r>
           </w:p>
         </w:tc>
@@ -972,7 +972,7 @@
                 <w:color w:val="1C3A36"/>
                 <w:sz w:val="17"/>
               </w:rPr>
-              <w:t>85.93</w:t>
+              <w:t>85.99</w:t>
             </w:r>
           </w:p>
         </w:tc>
@@ -1251,7 +1251,7 @@
                 <w:color w:val="1C3A36"/>
                 <w:sz w:val="17"/>
               </w:rPr>
-              <w:t>81.68</w:t>
+              <w:t>81.73</w:t>
             </w:r>
           </w:p>
         </w:tc>
@@ -1342,7 +1342,7 @@
                 <w:color w:val="1C3A36"/>
                 <w:sz w:val="17"/>
               </w:rPr>
-              <w:t>33.64</w:t>
+              <w:t>33.66</w:t>
             </w:r>
           </w:p>
         </w:tc>
@@ -1433,7 +1433,7 @@
                 <w:color w:val="1C3A36"/>
                 <w:sz w:val="17"/>
               </w:rPr>
-              <w:t>99.13</w:t>
+              <w:t>99.19</w:t>
             </w:r>
           </w:p>
         </w:tc>
@@ -1767,7 +1767,7 @@
                 <w:color w:val="1C3A36"/>
                 <w:sz w:val="17"/>
               </w:rPr>
-              <w:t>2,141mn</w:t>
+              <w:t>2,139mn</w:t>
             </w:r>
           </w:p>
         </w:tc>
@@ -1803,7 +1803,7 @@
                 <w:color w:val="1C3A36"/>
                 <w:sz w:val="17"/>
               </w:rPr>
-              <w:t>EGP 278,301mn at the anchor price</w:t>
+              <w:t>EGP 278,116mn at the anchor price</w:t>
             </w:r>
           </w:p>
         </w:tc>
@@ -1947,7 +1947,7 @@
                 <w:color w:val="1C3A36"/>
                 <w:sz w:val="17"/>
               </w:rPr>
-              <w:t>EGP 1.00 per share on the FY2024 result (12.3% of attributable profit), then EGP 1.85 on FY2025 — ratified by the general assembly on 6 May 2026, rights with the share through 1 June, paid from 4 June 2026 — 22.9% of FY2025 attributable EPS, an +85% step-up. An earlier revision of this study wrongly stated no FY2025 dividend existed, reasoning from the silence of the annual and interim filings; the interim covers a period ending before the assembly met, so its silence was never evidence. The forecast payout ratio is 25%, struck at the actual FY2025 rate</w:t>
+              <w:t>EGP 1.00 per share on the FY2024 result (12.3% of attributable profit), then EGP 1.85 on FY2025 — ratified by the general assembly on 6 May 2026, rights with the share through 1 June, paid from 4 June 2026 — 22.8% of FY2025 attributable EPS, an +85% step-up. An earlier revision of this study wrongly stated no FY2025 dividend existed, reasoning from the silence of the annual and interim filings; the interim covers a period ending before the assembly met, so its silence was never evidence. The forecast payout ratio is 25%, struck at the actual FY2025 rate</w:t>
             </w:r>
           </w:p>
         </w:tc>
@@ -3639,7 +3639,7 @@
                 <w:color w:val="1C3A36"/>
                 <w:sz w:val="17"/>
               </w:rPr>
-              <w:t>0.6425</w:t>
+              <w:t>0.6426</w:t>
             </w:r>
           </w:p>
         </w:tc>
@@ -4933,7 +4933,7 @@
                 <w:color w:val="1C3A36"/>
                 <w:sz w:val="15"/>
               </w:rPr>
-              <w:t>0.6425</w:t>
+              <w:t>0.6426</w:t>
             </w:r>
           </w:p>
         </w:tc>
@@ -5279,7 +5279,7 @@
                 <w:color w:val="1C3A36"/>
                 <w:sz w:val="15"/>
               </w:rPr>
-              <w:t>195,560</w:t>
+              <w:t>195,563</w:t>
             </w:r>
           </w:p>
         </w:tc>
@@ -5468,7 +5468,7 @@
                 <w:color w:val="1C3A36"/>
                 <w:sz w:val="15"/>
               </w:rPr>
-              <w:t>218,783</w:t>
+              <w:t>218,787</w:t>
             </w:r>
           </w:p>
         </w:tc>
@@ -5620,7 +5620,7 @@
                 <w:color w:val="1C3A36"/>
                 <w:sz w:val="15"/>
               </w:rPr>
-              <w:t>162,574</w:t>
+              <w:t>162,577</w:t>
             </w:r>
           </w:p>
         </w:tc>
@@ -5657,7 +5657,7 @@
                 <w:color w:val="1C3A36"/>
                 <w:sz w:val="15"/>
               </w:rPr>
-              <w:t>75.94</w:t>
+              <w:t>75.99</w:t>
             </w:r>
           </w:p>
         </w:tc>
@@ -5698,7 +5698,7 @@
                 <w:color w:val="1C3A36"/>
                 <w:sz w:val="15"/>
               </w:rPr>
-              <w:t>87.76</w:t>
+              <w:t>87.82</w:t>
             </w:r>
           </w:p>
         </w:tc>
@@ -5921,7 +5921,7 @@
                 <w:color w:val="1C3A36"/>
                 <w:sz w:val="15"/>
               </w:rPr>
-              <w:t>103.96</w:t>
+              <w:t>104.03</w:t>
             </w:r>
           </w:p>
         </w:tc>
@@ -5939,7 +5939,7 @@
                 <w:color w:val="1C3A36"/>
                 <w:sz w:val="15"/>
               </w:rPr>
-              <w:t>116.54</w:t>
+              <w:t>116.62</w:t>
             </w:r>
           </w:p>
         </w:tc>
@@ -5957,7 +5957,7 @@
                 <w:color w:val="1C3A36"/>
                 <w:sz w:val="15"/>
               </w:rPr>
-              <w:t>134.93</w:t>
+              <w:t>135.02</w:t>
             </w:r>
           </w:p>
         </w:tc>
@@ -5975,7 +5975,7 @@
                 <w:color w:val="1C3A36"/>
                 <w:sz w:val="15"/>
               </w:rPr>
-              <w:t>164.55</w:t>
+              <w:t>164.66</w:t>
             </w:r>
           </w:p>
         </w:tc>
@@ -5993,7 +5993,7 @@
                 <w:color w:val="1C3A36"/>
                 <w:sz w:val="15"/>
               </w:rPr>
-              <w:t>220.70</w:t>
+              <w:t>220.85</w:t>
             </w:r>
           </w:p>
         </w:tc>
@@ -6030,7 +6030,7 @@
                 <w:color w:val="1C3A36"/>
                 <w:sz w:val="15"/>
               </w:rPr>
-              <w:t>87.66</w:t>
+              <w:t>87.72</w:t>
             </w:r>
           </w:p>
         </w:tc>
@@ -6048,7 +6048,7 @@
                 <w:color w:val="1C3A36"/>
                 <w:sz w:val="15"/>
               </w:rPr>
-              <w:t>95.75</w:t>
+              <w:t>95.82</w:t>
             </w:r>
           </w:p>
         </w:tc>
@@ -6066,7 +6066,7 @@
                 <w:color w:val="1C3A36"/>
                 <w:sz w:val="15"/>
               </w:rPr>
-              <w:t>106.80</w:t>
+              <w:t>106.87</w:t>
             </w:r>
           </w:p>
         </w:tc>
@@ -6084,7 +6084,7 @@
                 <w:color w:val="1C3A36"/>
                 <w:sz w:val="15"/>
               </w:rPr>
-              <w:t>122.93</w:t>
+              <w:t>123.01</w:t>
             </w:r>
           </w:p>
         </w:tc>
@@ -6102,7 +6102,7 @@
                 <w:color w:val="1C3A36"/>
                 <w:sz w:val="15"/>
               </w:rPr>
-              <w:t>148.89</w:t>
+              <w:t>148.99</w:t>
             </w:r>
           </w:p>
         </w:tc>
@@ -6143,7 +6143,7 @@
                 <w:color w:val="1C3A36"/>
                 <w:sz w:val="15"/>
               </w:rPr>
-              <w:t>75.36</w:t>
+              <w:t>75.42</w:t>
             </w:r>
           </w:p>
         </w:tc>
@@ -6163,7 +6163,7 @@
                 <w:color w:val="1C3A36"/>
                 <w:sz w:val="15"/>
               </w:rPr>
-              <w:t>80.75</w:t>
+              <w:t>80.81</w:t>
             </w:r>
           </w:p>
         </w:tc>
@@ -6183,7 +6183,7 @@
                 <w:color w:val="1C3A36"/>
                 <w:sz w:val="15"/>
               </w:rPr>
-              <w:t>87.76</w:t>
+              <w:t>87.82</w:t>
             </w:r>
           </w:p>
         </w:tc>
@@ -6203,7 +6203,7 @@
                 <w:color w:val="1C3A36"/>
                 <w:sz w:val="15"/>
               </w:rPr>
-              <w:t>97.33</w:t>
+              <w:t>97.39</w:t>
             </w:r>
           </w:p>
         </w:tc>
@@ -6223,7 +6223,7 @@
                 <w:color w:val="1C3A36"/>
                 <w:sz w:val="15"/>
               </w:rPr>
-              <w:t>111.26</w:t>
+              <w:t>111.34</w:t>
             </w:r>
           </w:p>
         </w:tc>
@@ -6260,7 +6260,7 @@
                 <w:color w:val="1C3A36"/>
                 <w:sz w:val="15"/>
               </w:rPr>
-              <w:t>65.76</w:t>
+              <w:t>65.80</w:t>
             </w:r>
           </w:p>
         </w:tc>
@@ -6278,7 +6278,7 @@
                 <w:color w:val="1C3A36"/>
                 <w:sz w:val="15"/>
               </w:rPr>
-              <w:t>69.43</w:t>
+              <w:t>69.48</w:t>
             </w:r>
           </w:p>
         </w:tc>
@@ -6296,7 +6296,7 @@
                 <w:color w:val="1C3A36"/>
                 <w:sz w:val="15"/>
               </w:rPr>
-              <w:t>74.03</w:t>
+              <w:t>74.08</w:t>
             </w:r>
           </w:p>
         </w:tc>
@@ -6314,7 +6314,7 @@
                 <w:color w:val="1C3A36"/>
                 <w:sz w:val="15"/>
               </w:rPr>
-              <w:t>79.99</w:t>
+              <w:t>80.05</w:t>
             </w:r>
           </w:p>
         </w:tc>
@@ -6332,7 +6332,7 @@
                 <w:color w:val="1C3A36"/>
                 <w:sz w:val="15"/>
               </w:rPr>
-              <w:t>88.11</w:t>
+              <w:t>88.17</w:t>
             </w:r>
           </w:p>
         </w:tc>
@@ -6369,7 +6369,7 @@
                 <w:color w:val="1C3A36"/>
                 <w:sz w:val="15"/>
               </w:rPr>
-              <w:t>58.05</w:t>
+              <w:t>58.09</w:t>
             </w:r>
           </w:p>
         </w:tc>
@@ -6387,7 +6387,7 @@
                 <w:color w:val="1C3A36"/>
                 <w:sz w:val="15"/>
               </w:rPr>
-              <w:t>60.59</w:t>
+              <w:t>60.63</w:t>
             </w:r>
           </w:p>
         </w:tc>
@@ -6405,7 +6405,7 @@
                 <w:color w:val="1C3A36"/>
                 <w:sz w:val="15"/>
               </w:rPr>
-              <w:t>63.66</w:t>
+              <w:t>63.70</w:t>
             </w:r>
           </w:p>
         </w:tc>
@@ -6423,7 +6423,7 @@
                 <w:color w:val="1C3A36"/>
                 <w:sz w:val="15"/>
               </w:rPr>
-              <w:t>67.48</w:t>
+              <w:t>67.53</w:t>
             </w:r>
           </w:p>
         </w:tc>
@@ -6441,7 +6441,7 @@
                 <w:color w:val="1C3A36"/>
                 <w:sz w:val="15"/>
               </w:rPr>
-              <w:t>72.43</w:t>
+              <w:t>72.48</w:t>
             </w:r>
           </w:p>
         </w:tc>
@@ -6463,7 +6463,7 @@
           <w:color w:val="6E7B77"/>
           <w:sz w:val="17"/>
         </w:rPr>
-        <w:t>Terminal cost of capital down the side, terminal growth across the top, both stepping around the adopted case. THE CENTRE CELL IS THE STUDY'S OWN ANSWER — EGP 87.76 — so the reader can locate the struck number on the grid and read the cost of being wrong in either direction from it. A one-point move in the terminal cost of capital is worth more than a one-point move in terminal growth, which is the usual shape when the terminal carries most of the value.</w:t>
+        <w:t>Terminal cost of capital down the side, terminal growth across the top, both stepping around the adopted case. THE CENTRE CELL IS THE STUDY'S OWN ANSWER — EGP 87.82 — so the reader can locate the struck number on the grid and read the cost of being wrong in either direction from it. A one-point move in the terminal cost of capital is worth more than a one-point move in terminal growth, which is the usual shape when the terminal carries most of the value.</w:t>
       </w:r>
     </w:p>
     <w:p>
@@ -6708,7 +6708,7 @@
                 <w:color w:val="1C3A36"/>
                 <w:sz w:val="16"/>
               </w:rPr>
-              <w:t>195,560</w:t>
+              <w:t>195,563</w:t>
             </w:r>
           </w:p>
         </w:tc>
@@ -6767,7 +6767,7 @@
                 <w:color w:val="1C3A36"/>
                 <w:sz w:val="16"/>
               </w:rPr>
-              <w:t>218,783</w:t>
+              <w:t>218,787</w:t>
             </w:r>
           </w:p>
         </w:tc>
@@ -7099,7 +7099,7 @@
                 <w:color w:val="1C3A36"/>
                 <w:sz w:val="16"/>
               </w:rPr>
-              <w:t>162,574</w:t>
+              <w:t>162,577</w:t>
             </w:r>
           </w:p>
         </w:tc>
@@ -7117,7 +7117,7 @@
                 <w:color w:val="1C3A36"/>
                 <w:sz w:val="16"/>
               </w:rPr>
-              <w:t>EGP 75.94 per share — dated at the audited balance-sheet date the bridge subtracts net debt at</w:t>
+              <w:t>EGP 75.99 per share — dated at the audited balance-sheet date the bridge subtracts net debt at</w:t>
             </w:r>
           </w:p>
         </w:tc>
@@ -7268,7 +7268,7 @@
                 <w:color w:val="1C3A36"/>
                 <w:sz w:val="16"/>
               </w:rPr>
-              <w:t>87.76</w:t>
+              <w:t>87.82</w:t>
             </w:r>
           </w:p>
         </w:tc>
@@ -7338,7 +7338,7 @@
           <w:color w:val="1C3A36"/>
           <w:sz w:val="21"/>
         </w:rPr>
-        <w:t>Book value attributable to shareholders is EGP 66,871mn at the audited FY2025 close, or 31.24 per share. The trailing return on average equity is 28.4%. That number is flattered: FY2023 and FY2024 both carried devaluation gains on copper inventory bought before the pound moved, so the sustainable rate is struck lower, at 23.5%.</w:t>
+        <w:t>Book value attributable to shareholders is EGP 66,871mn at the audited FY2025 close, or 31.26 per share. The trailing return on average equity is 28.4%. That number is flattered: FY2023 and FY2024 both carried devaluation gains on copper inventory bought before the pound moved, so the sustainable rate is struck lower, at 23.5%.</w:t>
       </w:r>
     </w:p>
     <w:p>
@@ -7352,7 +7352,7 @@
           <w:color w:val="1C3A36"/>
           <w:sz w:val="21"/>
         </w:rPr>
-        <w:t>A justified price-to-book multiple is (return on equity − growth) ÷ (cost of equity − growth). It is priced at the PERPETUAL (terminal) cost of equity of 16.9% — a steady-state multiple takes a steady-state rate, not a five-year transitional one. (An earlier wording called this figure an 'average' of the two windows, which it never was; the actual average, 22.5%, is the construction behind this lens's published bear bound of 36.88.) That gives 1.9× book, or EGP 66.61 per share at the anchor. This is the weakest of the four lenses for this company and carries the lowest weight, for a specific reason: three years of currency translation have moved reported book value in ways that have little to do with the earning power of the assets, and a group whose value sits in an order book and a brand is poorly described by its balance sheet. It is retained because it is the lens that disagrees most, and a lens that only ever agrees is not doing any work.</w:t>
+        <w:t>A justified price-to-book multiple is (return on equity − growth) ÷ (cost of equity − growth). It is priced at the PERPETUAL (terminal) cost of equity of 16.9% — a steady-state multiple takes a steady-state rate, not a five-year transitional one. (An earlier wording called this figure an 'average' of the two windows, which it never was; the actual average, 22.5%, is the construction behind this lens's published bear bound of 36.90.) That gives 1.9× book, or EGP 66.66 per share at the anchor. This is the weakest of the four lenses for this company and carries the lowest weight, for a specific reason: three years of currency translation have moved reported book value in ways that have little to do with the earning power of the assets, and a group whose value sits in an order book and a brand is poorly described by its balance sheet. It is retained because it is the lens that disagrees most, and a lens that only ever agrees is not doing any work.</w:t>
       </w:r>
     </w:p>
     <w:p>
@@ -7505,7 +7505,7 @@
                 <w:color w:val="1C3A36"/>
                 <w:sz w:val="17"/>
               </w:rPr>
-              <w:t>enterprise value 298,861 over FY2025 house EBITDA 28,363 (EBIT + D&amp;A). Two base notes: this trailing EV is market cap plus net debt WITHOUT the associates/minority adjustments the justified multiple below carries — a simpler market-observable convention, labelled as such; and on the company's own published non-GAAP EBITDA (a different, larger definition) the multiple would be lower</w:t>
+              <w:t>enterprise value 298,676 over FY2025 house EBITDA 28,363 (EBIT + D&amp;A). Two base notes: this trailing EV is market cap plus net debt WITHOUT the associates/minority adjustments the justified multiple below carries — a simpler market-observable convention, labelled as such; and on the company's own published non-GAAP EBITDA (a different, larger definition) the multiple would be lower</w:t>
             </w:r>
           </w:p>
         </w:tc>
@@ -7542,7 +7542,7 @@
                 <w:color w:val="1C3A36"/>
                 <w:sz w:val="17"/>
               </w:rPr>
-              <w:t>16.1×</w:t>
+              <w:t>16.0×</w:t>
             </w:r>
           </w:p>
         </w:tc>
@@ -7670,7 +7670,7 @@
                 <w:color w:val="1C3A36"/>
                 <w:sz w:val="17"/>
               </w:rPr>
-              <w:t>book value 31.24 per share</w:t>
+              <w:t>book value 31.26 per share</w:t>
             </w:r>
           </w:p>
         </w:tc>
@@ -7878,7 +7878,7 @@
                 <w:color w:val="1C3A36"/>
                 <w:sz w:val="17"/>
               </w:rPr>
-              <w:t>78.72</w:t>
+              <w:t>78.78</w:t>
             </w:r>
           </w:p>
         </w:tc>
@@ -7896,7 +7896,7 @@
                 <w:color w:val="1C3A36"/>
                 <w:sz w:val="17"/>
               </w:rPr>
-              <w:t>bear 65.64 at 5.5× / bull 98.35 at 8.0×; rolled to the anchor date on the same two lines as the cash-flow bridge</w:t>
+              <w:t>bear 65.69 at 5.5× / bull 98.41 at 8.0×; rolled to the anchor date on the same two lines as the cash-flow bridge</w:t>
             </w:r>
           </w:p>
         </w:tc>
@@ -7918,7 +7918,7 @@
           <w:color w:val="1C3A36"/>
           <w:sz w:val="21"/>
         </w:rPr>
-        <w:t>Two things about this lens should be read before its number is. First, applying a multiple to a forecast year gives an enterprise value AS AT that year; it has to be discounted back before it can be compared with today's price. Not doing so would have produced EGP 143.92 per share instead of 78.72 — a EGP 65.20 overstatement, which an earlier draft of this study contained. Second, the justified multiple is a judgement, not a peer-derived figure.</w:t>
+        <w:t>Two things about this lens should be read before its number is. First, applying a multiple to a forecast year gives an enterprise value AS AT that year; it has to be discounted back before it can be compared with today's price. Not doing so would have produced EGP 144.02 per share instead of 78.78 — a EGP 65.24 overstatement, which an earlier draft of this study contained. Second, the justified multiple is a judgement, not a peer-derived figure.</w:t>
       </w:r>
     </w:p>
     <w:p>
@@ -8361,7 +8361,7 @@
                 <w:color w:val="1C3A36"/>
                 <w:sz w:val="17"/>
               </w:rPr>
-              <w:t>9.92</w:t>
+              <w:t>9.93</w:t>
             </w:r>
           </w:p>
         </w:tc>
@@ -8398,7 +8398,7 @@
                 <w:color w:val="1C3A36"/>
                 <w:sz w:val="17"/>
               </w:rPr>
-              <w:t>103.51</w:t>
+              <w:t>103.58</w:t>
             </w:r>
           </w:p>
         </w:tc>
@@ -8420,7 +8420,7 @@
           <w:color w:val="6E7B77"/>
           <w:sz w:val="17"/>
         </w:rPr>
-        <w:t>Bear 80.07 at 7.0× and bull 132.81 at 11.5×, both rolled to the anchor date like every other lens. Every input row is the figure the computation actually uses — the associate line is the FY2026E forecast, not the FY2025 actual. One disclosed conservatism: equity-method associate income is taxed at 24.5% inside this lens although it arrives already post-tax at the investee — worth about +0.4/share on the central if removed. The justified multiple is held well below what a comparable industrial franchise would attract in a developed market, because an Egyptian cost of equity near 28% mathematically compresses what any stream of earnings is worth.</w:t>
+        <w:t>Bear 80.13 at 7.0× and bull 132.90 at 11.5×, both rolled to the anchor date like every other lens. Every input row is the figure the computation actually uses — the associate line is the FY2026E forecast, not the FY2025 actual. One disclosed conservatism: equity-method associate income is taxed at 24.5% inside this lens although it arrives already post-tax at the investee — worth about +0.4/share on the central if removed. The justified multiple is held well below what a comparable industrial franchise would attract in a developed market, because an Egyptian cost of equity near 28% mathematically compresses what any stream of earnings is worth.</w:t>
       </w:r>
     </w:p>
     <w:p>
@@ -8669,7 +8669,7 @@
                 <w:color w:val="1C3A36"/>
                 <w:sz w:val="17"/>
               </w:rPr>
-              <w:t>28.78</w:t>
+              <w:t>28.81</w:t>
             </w:r>
           </w:p>
         </w:tc>
@@ -8687,7 +8687,7 @@
                 <w:color w:val="1C3A36"/>
                 <w:sz w:val="17"/>
               </w:rPr>
-              <w:t>87.76</w:t>
+              <w:t>87.82</w:t>
             </w:r>
           </w:p>
         </w:tc>
@@ -8705,7 +8705,7 @@
                 <w:color w:val="1C3A36"/>
                 <w:sz w:val="17"/>
               </w:rPr>
-              <w:t>133.78</w:t>
+              <w:t>133.87</w:t>
             </w:r>
           </w:p>
         </w:tc>
@@ -8778,7 +8778,7 @@
                 <w:color w:val="1C3A36"/>
                 <w:sz w:val="17"/>
               </w:rPr>
-              <w:t>65.64</w:t>
+              <w:t>65.69</w:t>
             </w:r>
           </w:p>
         </w:tc>
@@ -8796,7 +8796,7 @@
                 <w:color w:val="1C3A36"/>
                 <w:sz w:val="17"/>
               </w:rPr>
-              <w:t>78.72</w:t>
+              <w:t>78.78</w:t>
             </w:r>
           </w:p>
         </w:tc>
@@ -8814,7 +8814,7 @@
                 <w:color w:val="1C3A36"/>
                 <w:sz w:val="17"/>
               </w:rPr>
-              <w:t>98.35</w:t>
+              <w:t>98.41</w:t>
             </w:r>
           </w:p>
         </w:tc>
@@ -8887,7 +8887,7 @@
                 <w:color w:val="1C3A36"/>
                 <w:sz w:val="17"/>
               </w:rPr>
-              <w:t>80.07</w:t>
+              <w:t>80.13</w:t>
             </w:r>
           </w:p>
         </w:tc>
@@ -8905,7 +8905,7 @@
                 <w:color w:val="1C3A36"/>
                 <w:sz w:val="17"/>
               </w:rPr>
-              <w:t>103.51</w:t>
+              <w:t>103.58</w:t>
             </w:r>
           </w:p>
         </w:tc>
@@ -8923,7 +8923,7 @@
                 <w:color w:val="1C3A36"/>
                 <w:sz w:val="17"/>
               </w:rPr>
-              <w:t>132.81</w:t>
+              <w:t>132.90</w:t>
             </w:r>
           </w:p>
         </w:tc>
@@ -8996,7 +8996,7 @@
                 <w:color w:val="1C3A36"/>
                 <w:sz w:val="17"/>
               </w:rPr>
-              <w:t>36.88</w:t>
+              <w:t>36.90</w:t>
             </w:r>
           </w:p>
         </w:tc>
@@ -9014,7 +9014,7 @@
                 <w:color w:val="1C3A36"/>
                 <w:sz w:val="17"/>
               </w:rPr>
-              <w:t>66.61</w:t>
+              <w:t>66.66</w:t>
             </w:r>
           </w:p>
         </w:tc>
@@ -9032,7 +9032,7 @@
                 <w:color w:val="1C3A36"/>
                 <w:sz w:val="17"/>
               </w:rPr>
-              <w:t>76.17</w:t>
+              <w:t>76.22</w:t>
             </w:r>
           </w:p>
         </w:tc>
@@ -9109,7 +9109,7 @@
                 <w:color w:val="1C3A36"/>
                 <w:sz w:val="17"/>
               </w:rPr>
-              <w:t>28.78</w:t>
+              <w:t>28.81</w:t>
             </w:r>
           </w:p>
         </w:tc>
@@ -9129,7 +9129,7 @@
                 <w:color w:val="1C3A36"/>
                 <w:sz w:val="17"/>
               </w:rPr>
-              <w:t>87.76</w:t>
+              <w:t>87.82</w:t>
             </w:r>
           </w:p>
         </w:tc>
@@ -9149,7 +9149,7 @@
                 <w:color w:val="1C3A36"/>
                 <w:sz w:val="17"/>
               </w:rPr>
-              <w:t>133.78</w:t>
+              <w:t>133.87</w:t>
             </w:r>
           </w:p>
         </w:tc>
@@ -9243,7 +9243,7 @@
                 <w:color w:val="1C3A36"/>
                 <w:sz w:val="17"/>
               </w:rPr>
-              <w:t>85.93</w:t>
+              <w:t>85.99</w:t>
             </w:r>
           </w:p>
         </w:tc>
@@ -9318,7 +9318,7 @@
           <w:color w:val="1C3A36"/>
           <w:sz w:val="21"/>
         </w:rPr>
-        <w:t>The four lenses do not agree, and the disagreement is informative rather than embarrassing. The two lenses that look at earnings — relative multiples and normalised earnings power — land near or slightly above the market price. The two that discount cash or capital at an Egyptian cost of capital land well below it. This is the same disagreement in two forms: a multiple imported from a market with a low cost of capital implicitly assumes a low cost of capital, and a discounted model applied with an Egyptian one does not. THE CENTRAL DOES NOT SIT BETWEEN THEM: it is the cash-flow lens itself at EGP 87.76, and the market-anchored reads are published beside it at their own values so a reader can judge the disagreement rather than receive a number in which it has already been settled by a weight. An earlier edition did settle it that way and reported EGP 85.93, -34% against the price where this study holds -32%.</w:t>
+        <w:t>The four lenses do not agree, and the disagreement is informative rather than embarrassing. The two lenses that look at earnings — relative multiples and normalised earnings power — land near or slightly above the market price. The two that discount cash or capital at an Egyptian cost of capital land well below it. This is the same disagreement in two forms: a multiple imported from a market with a low cost of capital implicitly assumes a low cost of capital, and a discounted model applied with an Egyptian one does not. THE CENTRAL DOES NOT SIT BETWEEN THEM: it is the cash-flow lens itself at EGP 87.82, and the market-anchored reads are published beside it at their own values so a reader can judge the disagreement rather than receive a number in which it has already been settled by a weight. An earlier edition did settle it that way and reported EGP 85.99, -34% against the price where this study holds -32%.</w:t>
       </w:r>
     </w:p>
     <w:p>
@@ -14089,7 +14089,7 @@
           <w:color w:val="1C3A36"/>
           <w:sz w:val="21"/>
         </w:rPr>
-        <w:t>The model holds this ratio near 19.7% of revenue, the FY2025 disclosed level. That single assumption is worth a great deal: every percentage point of revenue added to or removed from working-capital intensity is worth roughly EGP 3.41-3.66 per share (the local slope at the base and the average across the tested 17-23% span). If the group converts working capital further — collecting faster, or pushing more of the funding onto suppliers and customers — the cash-flow model reprices sharply upward. If FY2025's improvement reverses, it reprices down just as fast.</w:t>
+        <w:t>The model holds this ratio near 19.7% of revenue, the FY2025 disclosed level. That single assumption is worth a great deal: every percentage point of revenue added to or removed from working-capital intensity is worth roughly EGP 3.42-3.66 per share (the local slope at the base and the average across the tested 17-23% span). If the group converts working capital further — collecting faster, or pushing more of the funding onto suppliers and customers — the cash-flow model reprices sharply upward. If FY2025's improvement reverses, it reprices down just as fast.</w:t>
       </w:r>
     </w:p>
     <w:p>
@@ -15390,7 +15390,7 @@
                 <w:color w:val="1C3A36"/>
                 <w:sz w:val="16"/>
               </w:rPr>
-              <w:t>EGP 33.64 (against 87.76)</w:t>
+              <w:t>EGP 33.66 (against 87.82)</w:t>
             </w:r>
           </w:p>
         </w:tc>
@@ -15408,7 +15408,7 @@
                 <w:color w:val="1C3A36"/>
                 <w:sz w:val="16"/>
               </w:rPr>
-              <w:t>Both are columns of the same published source. The market-observed basis is preferred to the agency-rating basis, which lags. This is the single largest open question in the cost of capital and the alternative is worth roughly 54.12 per share</w:t>
+              <w:t>Both are columns of the same published source. The market-observed basis is preferred to the agency-rating basis, which lags. This is the single largest open question in the cost of capital and the alternative is worth roughly 54.16 per share</w:t>
             </w:r>
           </w:p>
         </w:tc>
@@ -15463,7 +15463,7 @@
                 <w:color w:val="1C3A36"/>
                 <w:sz w:val="16"/>
               </w:rPr>
-              <w:t>EGP 99.13 (11.36)</w:t>
+              <w:t>EGP 99.19 (11.37)</w:t>
             </w:r>
           </w:p>
         </w:tc>
@@ -15518,7 +15518,7 @@
                 <w:color w:val="1C3A36"/>
                 <w:sz w:val="16"/>
               </w:rPr>
-              <w:t>On gross debt (18.3% weight, cost of capital 24.3%)</w:t>
+              <w:t>On gross debt (18.4% weight, cost of capital 24.3%)</w:t>
             </w:r>
           </w:p>
         </w:tc>
@@ -15609,7 +15609,7 @@
                 <w:color w:val="1C3A36"/>
                 <w:sz w:val="16"/>
               </w:rPr>
-              <w:t>EGP 87.32 (-0.45)</w:t>
+              <w:t>EGP 87.38 (-0.45)</w:t>
             </w:r>
           </w:p>
         </w:tc>
@@ -15795,7 +15795,7 @@
           <w:color w:val="6E7B77"/>
           <w:sz w:val="17"/>
         </w:rPr>
-        <w:t>The rating-basis column is the one most often raised against this study. It is not a correction to an error — both bases are published by the same source and both appear in this study's input register — but it is a material choice, and at EGP 33.64 the alternative sits well below the primary. A reader who prefers agency ratings to market spreads should use that number. (A July-2026 refresh of the same file reportedly lifts the rating-basis premium by roughly one point, making that alternative slightly more adverse still; the CDS-basis primary reproduces almost unchanged from the July parameters.)</w:t>
+        <w:t>The rating-basis column is the one most often raised against this study. It is not a correction to an error — both bases are published by the same source and both appear in this study's input register — but it is a material choice, and at EGP 33.66 the alternative sits well below the primary. A reader who prefers agency ratings to market spreads should use that number. (A July-2026 refresh of the same file reportedly lifts the rating-basis premium by roughly one point, making that alternative slightly more adverse still; the CDS-basis primary reproduces almost unchanged from the July parameters.)</w:t>
       </w:r>
     </w:p>
     <w:p>
@@ -16058,7 +16058,7 @@
                 <w:color w:val="1C3A36"/>
                 <w:sz w:val="16"/>
               </w:rPr>
-              <w:t>142.93</w:t>
+              <w:t>143.02</w:t>
             </w:r>
           </w:p>
         </w:tc>
@@ -16076,7 +16076,7 @@
                 <w:color w:val="1C3A36"/>
                 <w:sz w:val="16"/>
               </w:rPr>
-              <w:t>138.85</w:t>
+              <w:t>138.95</w:t>
             </w:r>
           </w:p>
         </w:tc>
@@ -16094,7 +16094,7 @@
                 <w:color w:val="1C3A36"/>
                 <w:sz w:val="16"/>
               </w:rPr>
-              <w:t>134.93</w:t>
+              <w:t>135.02</w:t>
             </w:r>
           </w:p>
         </w:tc>
@@ -16112,7 +16112,7 @@
                 <w:color w:val="1C3A36"/>
                 <w:sz w:val="16"/>
               </w:rPr>
-              <w:t>131.13</w:t>
+              <w:t>131.23</w:t>
             </w:r>
           </w:p>
         </w:tc>
@@ -16130,7 +16130,7 @@
                 <w:color w:val="1C3A36"/>
                 <w:sz w:val="16"/>
               </w:rPr>
-              <w:t>127.48</w:t>
+              <w:t>127.56</w:t>
             </w:r>
           </w:p>
         </w:tc>
@@ -16167,7 +16167,7 @@
                 <w:color w:val="1C3A36"/>
                 <w:sz w:val="16"/>
               </w:rPr>
-              <w:t>113.20</w:t>
+              <w:t>113.28</w:t>
             </w:r>
           </w:p>
         </w:tc>
@@ -16185,7 +16185,7 @@
                 <w:color w:val="1C3A36"/>
                 <w:sz w:val="16"/>
               </w:rPr>
-              <w:t>109.94</w:t>
+              <w:t>110.02</w:t>
             </w:r>
           </w:p>
         </w:tc>
@@ -16203,7 +16203,7 @@
                 <w:color w:val="1C3A36"/>
                 <w:sz w:val="16"/>
               </w:rPr>
-              <w:t>106.80</w:t>
+              <w:t>106.87</w:t>
             </w:r>
           </w:p>
         </w:tc>
@@ -16221,7 +16221,7 @@
                 <w:color w:val="1C3A36"/>
                 <w:sz w:val="16"/>
               </w:rPr>
-              <w:t>103.77</w:t>
+              <w:t>103.84</w:t>
             </w:r>
           </w:p>
         </w:tc>
@@ -16239,7 +16239,7 @@
                 <w:color w:val="1C3A36"/>
                 <w:sz w:val="16"/>
               </w:rPr>
-              <w:t>100.84</w:t>
+              <w:t>100.91</w:t>
             </w:r>
           </w:p>
         </w:tc>
@@ -16276,7 +16276,7 @@
                 <w:color w:val="1C3A36"/>
                 <w:sz w:val="16"/>
               </w:rPr>
-              <w:t>93.09</w:t>
+              <w:t>93.15</w:t>
             </w:r>
           </w:p>
         </w:tc>
@@ -16294,7 +16294,7 @@
                 <w:color w:val="1C3A36"/>
                 <w:sz w:val="16"/>
               </w:rPr>
-              <w:t>90.38</w:t>
+              <w:t>90.44</w:t>
             </w:r>
           </w:p>
         </w:tc>
@@ -16312,7 +16312,7 @@
                 <w:color w:val="1C3A36"/>
                 <w:sz w:val="16"/>
               </w:rPr>
-              <w:t>87.76</w:t>
+              <w:t>87.82</w:t>
             </w:r>
           </w:p>
         </w:tc>
@@ -16330,7 +16330,7 @@
                 <w:color w:val="1C3A36"/>
                 <w:sz w:val="16"/>
               </w:rPr>
-              <w:t>85.24</w:t>
+              <w:t>85.30</w:t>
             </w:r>
           </w:p>
         </w:tc>
@@ -16348,7 +16348,7 @@
                 <w:color w:val="1C3A36"/>
                 <w:sz w:val="16"/>
               </w:rPr>
-              <w:t>82.80</w:t>
+              <w:t>82.86</w:t>
             </w:r>
           </w:p>
         </w:tc>
@@ -16385,7 +16385,7 @@
                 <w:color w:val="1C3A36"/>
                 <w:sz w:val="16"/>
               </w:rPr>
-              <w:t>78.57</w:t>
+              <w:t>78.63</w:t>
             </w:r>
           </w:p>
         </w:tc>
@@ -16403,7 +16403,7 @@
                 <w:color w:val="1C3A36"/>
                 <w:sz w:val="16"/>
               </w:rPr>
-              <w:t>76.26</w:t>
+              <w:t>76.31</w:t>
             </w:r>
           </w:p>
         </w:tc>
@@ -16421,7 +16421,7 @@
                 <w:color w:val="1C3A36"/>
                 <w:sz w:val="16"/>
               </w:rPr>
-              <w:t>74.03</w:t>
+              <w:t>74.08</w:t>
             </w:r>
           </w:p>
         </w:tc>
@@ -16439,7 +16439,7 @@
                 <w:color w:val="1C3A36"/>
                 <w:sz w:val="16"/>
               </w:rPr>
-              <w:t>71.88</w:t>
+              <w:t>71.93</w:t>
             </w:r>
           </w:p>
         </w:tc>
@@ -16457,7 +16457,7 @@
                 <w:color w:val="1C3A36"/>
                 <w:sz w:val="16"/>
               </w:rPr>
-              <w:t>69.80</w:t>
+              <w:t>69.84</w:t>
             </w:r>
           </w:p>
         </w:tc>
@@ -16494,7 +16494,7 @@
                 <w:color w:val="1C3A36"/>
                 <w:sz w:val="16"/>
               </w:rPr>
-              <w:t>67.62</w:t>
+              <w:t>67.66</w:t>
             </w:r>
           </w:p>
         </w:tc>
@@ -16512,7 +16512,7 @@
                 <w:color w:val="1C3A36"/>
                 <w:sz w:val="16"/>
               </w:rPr>
-              <w:t>65.60</w:t>
+              <w:t>65.65</w:t>
             </w:r>
           </w:p>
         </w:tc>
@@ -16530,7 +16530,7 @@
                 <w:color w:val="1C3A36"/>
                 <w:sz w:val="16"/>
               </w:rPr>
-              <w:t>63.66</w:t>
+              <w:t>63.70</w:t>
             </w:r>
           </w:p>
         </w:tc>
@@ -16548,7 +16548,7 @@
                 <w:color w:val="1C3A36"/>
                 <w:sz w:val="16"/>
               </w:rPr>
-              <w:t>61.78</w:t>
+              <w:t>61.83</w:t>
             </w:r>
           </w:p>
         </w:tc>
@@ -16566,7 +16566,7 @@
                 <w:color w:val="1C3A36"/>
                 <w:sz w:val="16"/>
               </w:rPr>
-              <w:t>59.97</w:t>
+              <w:t>60.01</w:t>
             </w:r>
           </w:p>
         </w:tc>
@@ -16747,7 +16747,7 @@
                 <w:color w:val="1C3A36"/>
                 <w:sz w:val="17"/>
               </w:rPr>
-              <w:t>87.26 – 92.12</w:t>
+              <w:t>87.32 – 92.18</w:t>
             </w:r>
           </w:p>
         </w:tc>
@@ -16820,7 +16820,7 @@
                 <w:color w:val="1C3A36"/>
                 <w:sz w:val="17"/>
               </w:rPr>
-              <w:t>87.76 – 87.76</w:t>
+              <w:t>87.82 – 87.82</w:t>
             </w:r>
           </w:p>
         </w:tc>
@@ -16893,7 +16893,7 @@
                 <w:color w:val="1C3A36"/>
                 <w:sz w:val="17"/>
               </w:rPr>
-              <w:t>50.91 – 124.61</w:t>
+              <w:t>50.95 – 124.70</w:t>
             </w:r>
           </w:p>
         </w:tc>
@@ -16911,7 +16911,7 @@
                 <w:color w:val="1C3A36"/>
                 <w:sz w:val="17"/>
               </w:rPr>
-              <w:t>73.70</w:t>
+              <w:t>73.75</w:t>
             </w:r>
           </w:p>
         </w:tc>
@@ -16966,7 +16966,7 @@
                 <w:color w:val="1C3A36"/>
                 <w:sz w:val="17"/>
               </w:rPr>
-              <w:t>87.76 – 87.76</w:t>
+              <w:t>87.82 – 87.82</w:t>
             </w:r>
           </w:p>
         </w:tc>
@@ -17039,7 +17039,7 @@
                 <w:color w:val="1C3A36"/>
                 <w:sz w:val="17"/>
               </w:rPr>
-              <w:t>75.59 – 97.53</w:t>
+              <w:t>75.64 – 97.60</w:t>
             </w:r>
           </w:p>
         </w:tc>
@@ -17057,7 +17057,7 @@
                 <w:color w:val="1C3A36"/>
                 <w:sz w:val="17"/>
               </w:rPr>
-              <w:t>21.94</w:t>
+              <w:t>21.96</w:t>
             </w:r>
           </w:p>
         </w:tc>
@@ -17112,7 +17112,7 @@
                 <w:color w:val="1C3A36"/>
                 <w:sz w:val="17"/>
               </w:rPr>
-              <w:t>66.47 – 116.18</w:t>
+              <w:t>66.52 – 116.26</w:t>
             </w:r>
           </w:p>
         </w:tc>
@@ -17130,7 +17130,7 @@
                 <w:color w:val="1C3A36"/>
                 <w:sz w:val="17"/>
               </w:rPr>
-              <w:t>49.71</w:t>
+              <w:t>49.74</w:t>
             </w:r>
           </w:p>
         </w:tc>
@@ -17185,7 +17185,7 @@
                 <w:color w:val="1C3A36"/>
                 <w:sz w:val="17"/>
               </w:rPr>
-              <w:t>75.36 – 111.26</w:t>
+              <w:t>75.42 – 111.34</w:t>
             </w:r>
           </w:p>
         </w:tc>
@@ -17203,7 +17203,7 @@
                 <w:color w:val="1C3A36"/>
                 <w:sz w:val="17"/>
               </w:rPr>
-              <w:t>35.90</w:t>
+              <w:t>35.92</w:t>
             </w:r>
           </w:p>
         </w:tc>
@@ -17239,7 +17239,7 @@
           <w:color w:val="1C3A36"/>
           <w:sz w:val="21"/>
         </w:rPr>
-        <w:t>Every grid above is produced by the SAME valuation function as the headline, and it is asserted to reproduce it: at the adopted rates, growth and beta the function returns EGP 87.76 against the published central of 87.76. Until this edition the grids ran through a second function that re-implemented the terminal on a construction the study had already retired and omitted the employees' statutory share of profit that the bridge charges, so the surface was centred at EGP 49.71 rather than on the answer it was supposed to be testing. Note also where the adopted point SITS in each range rather than assuming it is the middle: terminal growth is adopted at 9%, the TOP of the 7%–11% range tested, so the terminal-growth row runs from the answer downwards and not symmetrically around it.</w:t>
+        <w:t>Every grid above is produced by the SAME valuation function as the headline, and it is asserted to reproduce it: at the adopted rates, growth and beta the function returns EGP 87.82 against the published central of 87.82. Until this edition the grids ran through a second function that re-implemented the terminal on a construction the study had already retired and omitted the employees' statutory share of profit that the bridge charges, so the surface was centred at EGP 49.71 rather than on the answer it was supposed to be testing. Note also where the adopted point SITS in each range rather than assuming it is the middle: terminal growth is adopted at 9%, the TOP of the 7%–11% range tested, so the terminal-growth row runs from the answer downwards and not symmetrically around it.</w:t>
       </w:r>
     </w:p>
     <w:p>
@@ -18046,7 +18046,7 @@
           <w:color w:val="6E7B77"/>
           <w:sz w:val="17"/>
         </w:rPr>
-        <w:t>Figure 5 — the forward price cone to three months. The dashed brass line is the fundamental central estimate of 87.76; the dotted line is the spot of 130.00.</w:t>
+        <w:t>Figure 5 — the forward price cone to three months. The dashed brass line is the fundamental central estimate of 87.82; the dotted line is the spot of 130.00.</w:t>
       </w:r>
     </w:p>
     <w:p>
@@ -19069,7 +19069,7 @@
                 <w:color w:val="1C3A36"/>
                 <w:sz w:val="17"/>
               </w:rPr>
-              <w:t>EGP 87.76 central, -32% against the market</w:t>
+              <w:t>EGP 87.82 central, -32% against the market</w:t>
             </w:r>
           </w:p>
         </w:tc>
@@ -19124,7 +19124,7 @@
                 <w:color w:val="1C3A36"/>
                 <w:sz w:val="17"/>
               </w:rPr>
-              <w:t>EGP 87.76, -32%</w:t>
+              <w:t>EGP 87.82, -32%</w:t>
             </w:r>
           </w:p>
         </w:tc>
@@ -19179,7 +19179,7 @@
                 <w:color w:val="1C3A36"/>
                 <w:sz w:val="17"/>
               </w:rPr>
-              <w:t>EGP 81.68, -37%</w:t>
+              <w:t>EGP 81.73, -37%</w:t>
             </w:r>
           </w:p>
         </w:tc>
@@ -19234,7 +19234,7 @@
                 <w:color w:val="1C3A36"/>
                 <w:sz w:val="17"/>
               </w:rPr>
-              <w:t>EGP 78.72, -39%</w:t>
+              <w:t>EGP 78.78, -39%</w:t>
             </w:r>
           </w:p>
         </w:tc>
@@ -19398,7 +19398,7 @@
           <w:color w:val="1C3A36"/>
           <w:sz w:val="21"/>
         </w:rPr>
-        <w:t>Our own weighting sits closer to the conservative end because the shares are bought and sold in Egyptian pounds on an Egyptian exchange, the dividends are paid in Egyptian pounds, and the ability of a foreign shareholder to realise value depends on Egyptian capital-account conditions. That is a real risk and it belongs in the discount rate. But a reader who believes that convertibility is not the binding constraint, and that the hard-currency earnings should be valued as hard-currency earnings, will reach a materially higher number using the same cash-flow forecasts — EGP 81.68 on the alternative shown. Neither reader is being unreasonable, and this study declines to hide that behind a single figure.</w:t>
+        <w:t>Our own weighting sits closer to the conservative end because the shares are bought and sold in Egyptian pounds on an Egyptian exchange, the dividends are paid in Egyptian pounds, and the ability of a foreign shareholder to realise value depends on Egyptian capital-account conditions. That is a real risk and it belongs in the discount rate. But a reader who believes that convertibility is not the binding constraint, and that the hard-currency earnings should be valued as hard-currency earnings, will reach a materially higher number using the same cash-flow forecasts — EGP 81.73 on the alternative shown. Neither reader is being unreasonable, and this study declines to hide that behind a single figure.</w:t>
       </w:r>
     </w:p>
     <w:p>
@@ -20272,7 +20272,7 @@
                 <w:color w:val="1C3A36"/>
                 <w:sz w:val="17"/>
               </w:rPr>
-              <w:t>87.76</w:t>
+              <w:t>87.82</w:t>
             </w:r>
           </w:p>
         </w:tc>
@@ -21060,7 +21060,7 @@
           <w:color w:val="1C3A36"/>
           <w:sz w:val="21"/>
         </w:rPr>
-        <w:t>The cash-flow model is constructed at 31 December 2025 (the audited balance-sheet date); every lens value is rolled 246/365 of a year to the 3-Sep-2026 anchor at the 28.1% cost of equity less the EGP 1.85 dividend paid in the window — worth about +13.67 gross on the primary lens. An earlier revision omitted this roll and compared a 31-Dec-2025 value directly to the August price; an external review flagged it, correctly.</w:t>
+        <w:t>The cash-flow model is constructed at 31 December 2025 (the audited balance-sheet date); every lens value is rolled 246/365 of a year to the 3-Sep-2026 anchor at the 28.1% cost of equity less the EGP 1.85 dividend paid in the window — worth about +13.68 gross on the primary lens. An earlier revision omitted this roll and compared a 31-Dec-2025 value directly to the August price; an external review flagged it, correctly.</w:t>
       </w:r>
     </w:p>
     <w:p>
@@ -21123,7 +21123,7 @@
           <w:color w:val="1C3A36"/>
           <w:sz w:val="21"/>
         </w:rPr>
-        <w:t>Our primary construction charges the full Egyptian equity risk premium to a company earning just over half its money on a hard-currency-linked basis. The alternative construction gives EGP 81.68. We have chosen the conservative reading and shown the other in full rather than splitting the difference silently.</w:t>
+        <w:t>Our primary construction charges the full Egyptian equity risk premium to a company earning just over half its money on a hard-currency-linked basis. The alternative construction gives EGP 81.73. We have chosen the conservative reading and shown the other in full rather than splitting the difference silently.</w:t>
       </w:r>
     </w:p>
     <w:p>
@@ -21165,7 +21165,7 @@
           <w:color w:val="1C3A36"/>
           <w:sz w:val="21"/>
         </w:rPr>
-        <w:t>Minorities take 9.7% of group profit but only 7.1% of book equity. Charging them the profit share removes EGP 19,832mn (9.26 per share) from the equity value — EGP 6.87 per share MORE than deducting the audited book value of 5,119mn would (an earlier wording conflated the total charge with the excess; this states both). It is also the internally consistent choice: this study values the group's equity at 1.9× book, so valuing the minorities' stake at 1.0× book while valuing everyone else's above it would apply two different standards to the same subsidiaries.</w:t>
+        <w:t>Minorities take 9.7% of group profit but only 7.1% of book equity. Charging them the profit share removes EGP 19,832mn (9.27 per share) from the equity value — EGP 6.88 per share MORE than deducting the audited book value of 5,119mn would (an earlier wording conflated the total charge with the excess; this states both). It is also the internally consistent choice: this study values the group's equity at 1.9× book, so valuing the minorities' stake at 1.0× book while valuing everyone else's above it would apply two different standards to the same subsidiaries.</w:t>
       </w:r>
     </w:p>
     <w:p>
@@ -23737,7 +23737,7 @@
                 <w:color w:val="1C3A36"/>
                 <w:sz w:val="15"/>
               </w:rPr>
-              <w:t>10.92</w:t>
+              <w:t>10.93</w:t>
             </w:r>
           </w:p>
         </w:tc>
@@ -23755,7 +23755,7 @@
                 <w:color w:val="1C3A36"/>
                 <w:sz w:val="15"/>
               </w:rPr>
-              <w:t>13.22</w:t>
+              <w:t>13.23</w:t>
             </w:r>
           </w:p>
         </w:tc>
@@ -23773,7 +23773,7 @@
                 <w:color w:val="1C3A36"/>
                 <w:sz w:val="15"/>
               </w:rPr>
-              <w:t>15.47</w:t>
+              <w:t>15.48</w:t>
             </w:r>
           </w:p>
         </w:tc>
@@ -23791,7 +23791,7 @@
                 <w:color w:val="1C3A36"/>
                 <w:sz w:val="15"/>
               </w:rPr>
-              <w:t>17.80</w:t>
+              <w:t>17.81</w:t>
             </w:r>
           </w:p>
         </w:tc>
@@ -23809,7 +23809,7 @@
                 <w:color w:val="1C3A36"/>
                 <w:sz w:val="15"/>
               </w:rPr>
-              <w:t>20.16</w:t>
+              <w:t>20.18</w:t>
             </w:r>
           </w:p>
         </w:tc>
@@ -27026,7 +27026,7 @@
                 <w:color w:val="1C3A36"/>
                 <w:sz w:val="16"/>
               </w:rPr>
-              <w:t>the explicit-against-terminal grid spans 82.95 per share</w:t>
+              <w:t>the explicit-against-terminal grid spans 83.01 per share</w:t>
             </w:r>
           </w:p>
         </w:tc>
@@ -27081,7 +27081,7 @@
                 <w:color w:val="1C3A36"/>
                 <w:sz w:val="16"/>
               </w:rPr>
-              <w:t>21.94 per share across the tested range</w:t>
+              <w:t>21.96 per share across the tested range</w:t>
             </w:r>
           </w:p>
         </w:tc>
@@ -27136,7 +27136,7 @@
                 <w:color w:val="1C3A36"/>
                 <w:sz w:val="16"/>
               </w:rPr>
-              <w:t>73.70 per share across ±2 percentage points</w:t>
+              <w:t>73.75 per share across ±2 percentage points</w:t>
             </w:r>
           </w:p>
         </w:tc>
@@ -27191,7 +27191,7 @@
                 <w:color w:val="1C3A36"/>
                 <w:sz w:val="16"/>
               </w:rPr>
-              <w:t>49.71 per share across the tested range</w:t>
+              <w:t>49.74 per share across the tested range</w:t>
             </w:r>
           </w:p>
         </w:tc>
@@ -27475,7 +27475,7 @@
           <w:color w:val="1C3A36"/>
           <w:sz w:val="21"/>
         </w:rPr>
-        <w:t>Three valuation approaches are run against the same disclosed facts by three notional experts, each committed to a different method and each required to state what would prove them wrong. They are not asked to agree, and they do not. Two dating and independence notes, stated up front: every panel figure is rolled to the 5-Aug-2026 anchor exactly as the four lenses are; and Expert 1 deliberately runs the SAME kind of earnings-power question as section 1.4 with different persona choices — FY2028-scale earnings at 9.5× against the lens's current-scale earnings at 9.0× — which is why the two land 173.71 and 103.51 respectively. The divergence is the persona doing what it says (no time-value discipline), it is disclosed, and only the section-1.4 construction enters the central.</w:t>
+        <w:t>Three valuation approaches are run against the same disclosed facts by three notional experts, each committed to a different method and each required to state what would prove them wrong. They are not asked to agree, and they do not. Two dating and independence notes, stated up front: every panel figure is rolled to the 5-Aug-2026 anchor exactly as the four lenses are; and Expert 1 deliberately runs the SAME kind of earnings-power question as section 1.4 with different persona choices — FY2028-scale earnings at 9.5× against the lens's current-scale earnings at 9.0× — which is why the two land 173.83 and 103.58 respectively. The divergence is the persona doing what it says (no time-value discipline), it is disclosed, and only the section-1.4 construction enters the central.</w:t>
       </w:r>
     </w:p>
     <w:p>
@@ -27766,7 +27766,7 @@
                 <w:color w:val="1C3A36"/>
                 <w:sz w:val="17"/>
               </w:rPr>
-              <w:t>15.65</w:t>
+              <w:t>15.66</w:t>
             </w:r>
           </w:p>
         </w:tc>
@@ -27840,7 +27840,7 @@
                 <w:color w:val="1C3A36"/>
                 <w:sz w:val="17"/>
               </w:rPr>
-              <w:t>173.71</w:t>
+              <w:t>173.83</w:t>
             </w:r>
           </w:p>
         </w:tc>
@@ -27881,7 +27881,7 @@
                 <w:color w:val="1C3A36"/>
                 <w:sz w:val="17"/>
               </w:rPr>
-              <w:t>127.48 – 219.94</w:t>
+              <w:t>127.57 – 220.09</w:t>
             </w:r>
           </w:p>
         </w:tc>
@@ -27903,7 +27903,7 @@
           <w:color w:val="1C3A36"/>
           <w:sz w:val="21"/>
         </w:rPr>
-        <w:t>Named sensitivity: each one-turn change in the multiple is worth EGP 15.65 per share, and each percentage point of mid-cycle EBITDA margin is worth roughly EGP 1.47 per share.</w:t>
+        <w:t>Named sensitivity: each one-turn change in the multiple is worth EGP 15.66 per share, and each percentage point of mid-cycle EBITDA margin is worth roughly EGP 1.47 per share.</w:t>
       </w:r>
     </w:p>
     <w:p>
@@ -28245,7 +28245,7 @@
                 <w:color w:val="1C3A36"/>
                 <w:sz w:val="17"/>
               </w:rPr>
-              <w:t>93.77</w:t>
+              <w:t>93.84</w:t>
             </w:r>
           </w:p>
         </w:tc>
@@ -28286,7 +28286,7 @@
                 <w:color w:val="1C3A36"/>
                 <w:sz w:val="17"/>
               </w:rPr>
-              <w:t>33.88 – 64.15</w:t>
+              <w:t>33.90 – 64.20</w:t>
             </w:r>
           </w:p>
         </w:tc>
@@ -28308,7 +28308,7 @@
           <w:color w:val="1C3A36"/>
           <w:sz w:val="21"/>
         </w:rPr>
-        <w:t>This is the harshest of the three readings, at EGP 93.77, and the reason is specific and defensible: it takes the FY2025 evidence — EGP 28,363mn of EBITDA converting to EGP 12,766mn of operating cash — as a statement about the business model rather than about one unusual year.</w:t>
+        <w:t>This is the harshest of the three readings, at EGP 93.84, and the reason is specific and defensible: it takes the FY2025 evidence — EGP 28,363mn of EBITDA converting to EGP 12,766mn of operating cash — as a statement about the business model rather than about one unusual year.</w:t>
       </w:r>
     </w:p>
     <w:p>
@@ -28516,7 +28516,7 @@
                 <w:color w:val="1C3A36"/>
                 <w:sz w:val="17"/>
               </w:rPr>
-              <w:t>20,024</w:t>
+              <w:t>20,026</w:t>
             </w:r>
           </w:p>
         </w:tc>
@@ -28553,7 +28553,7 @@
                 <w:color w:val="1C3A36"/>
                 <w:sz w:val="17"/>
               </w:rPr>
-              <w:t>83,357</w:t>
+              <w:t>83,358</w:t>
             </w:r>
           </w:p>
         </w:tc>
@@ -28590,7 +28590,7 @@
                 <w:color w:val="1C3A36"/>
                 <w:sz w:val="17"/>
               </w:rPr>
-              <w:t>196,943</w:t>
+              <w:t>196,946</w:t>
             </w:r>
           </w:p>
         </w:tc>
@@ -28627,7 +28627,7 @@
                 <w:color w:val="1C3A36"/>
                 <w:sz w:val="17"/>
               </w:rPr>
-              <w:t>89.33</w:t>
+              <w:t>89.40</w:t>
             </w:r>
           </w:p>
         </w:tc>
@@ -28668,7 +28668,7 @@
                 <w:color w:val="1C3A36"/>
                 <w:sz w:val="17"/>
               </w:rPr>
-              <w:t>66.64 – 81.68</w:t>
+              <w:t>66.69 – 81.73</w:t>
             </w:r>
           </w:p>
         </w:tc>
@@ -29188,7 +29188,7 @@
                 <w:color w:val="1C3A36"/>
                 <w:sz w:val="16"/>
               </w:rPr>
-              <w:t>980</w:t>
+              <w:t>981</w:t>
             </w:r>
           </w:p>
         </w:tc>
@@ -29208,7 +29208,7 @@
                 <w:color w:val="1C3A36"/>
                 <w:sz w:val="16"/>
               </w:rPr>
-              <w:t>4,136</w:t>
+              <w:t>4,137</w:t>
             </w:r>
           </w:p>
         </w:tc>
@@ -29290,7 +29290,7 @@
           <w:color w:val="6E7B77"/>
           <w:sz w:val="17"/>
         </w:rPr>
-        <w:t>Two conventions sit in this table and are named so they cannot be confused: the ROIC row divides by CLOSING capital (matching Appendix A.3), while economic profit charges the cost of capital on OPENING capital — the capital actually employed through the year. So spread × closing capital will not reproduce the economic-profit row; the identity holds on opening capital. Note also that this leg's enterprise value (196,943) and the DCF's (218,783) differ by 21,840: economic-profit and FCFF valuations are algebraically identical on identical assumptions, and the gap here is exactly the different terminal treatment (a fading economic-profit perpetuity versus the reinvestment-rate terminal value). Expert 3 is therefore a RESTATEMENT of the DCF under a different terminal discipline, not an independent confirmation, and is read as such.</w:t>
+        <w:t>Two conventions sit in this table and are named so they cannot be confused: the ROIC row divides by CLOSING capital (matching Appendix A.3), while economic profit charges the cost of capital on OPENING capital — the capital actually employed through the year. So spread × closing capital will not reproduce the economic-profit row; the identity holds on opening capital. Note also that this leg's enterprise value (196,946) and the DCF's (218,787) differ by 21,841: economic-profit and FCFF valuations are algebraically identical on identical assumptions, and the gap here is exactly the different terminal treatment (a fading economic-profit perpetuity versus the reinvestment-rate terminal value). Expert 3 is therefore a RESTATEMENT of the DCF under a different terminal discipline, not an independent confirmation, and is read as such.</w:t>
       </w:r>
     </w:p>
     <w:p>
@@ -29726,7 +29726,7 @@
           <w:color w:val="6E7B77"/>
           <w:sz w:val="17"/>
         </w:rPr>
-        <w:t>Figure 8 — the three experts' ranges. The gold band is the panel centre of 93.77; the vertical line is the market price of 130.00.</w:t>
+        <w:t>Figure 8 — the three experts' ranges. The gold band is the panel centre of 93.84; the vertical line is the market price of 130.00.</w:t>
       </w:r>
     </w:p>
     <w:p>
@@ -29740,7 +29740,7 @@
           <w:color w:val="1C3A36"/>
           <w:sz w:val="21"/>
         </w:rPr>
-        <w:t>The panel spans EGP 89.33 to 173.71 — a factor of 1.9 between the most and least generous reading. That is a wide disagreement and it is not noise. Expert 1 values earnings and lands near the market price. Expert 2 values cash and lands well below it. Expert 3 values the spread between returns and the cost of capital and finds that the answer depends entirely on which cost of capital applies. The panel median of 93.77 sits -28% against the market price and +7% against the study's own central of 87.76 — a real gap, stated at its size rather than smoothed, and driven by the panel's harsher cash and returns legs outvoting its generous earnings leg.</w:t>
+        <w:t>The panel spans EGP 89.40 to 173.83 — a factor of 1.9 between the most and least generous reading. That is a wide disagreement and it is not noise. Expert 1 values earnings and lands near the market price. Expert 2 values cash and lands well below it. Expert 3 values the spread between returns and the cost of capital and finds that the answer depends entirely on which cost of capital applies. The panel median of 93.84 sits -28% against the market price and +7% against the study's own central of 87.82 — a real gap, stated at its size rather than smoothed, and driven by the panel's harsher cash and returns legs outvoting its generous earnings leg.</w:t>
       </w:r>
     </w:p>
     <w:p>
